--- a/Rmd/manuscript.docx
+++ b/Rmd/manuscript.docx
@@ -400,7 +400,7 @@
     </w:p>
     <w:bookmarkEnd w:id="26"/>
     <w:bookmarkEnd w:id="27"/>
-    <w:bookmarkStart w:id="265" w:name="main-text"/>
+    <w:bookmarkStart w:id="276" w:name="main-text"/>
     <w:p>
       <w:pPr>
         <w:pStyle w:val="Heading1"/>
@@ -423,7 +423,7 @@
         <w:pStyle w:val="FirstParagraph"/>
       </w:pPr>
       <w:r>
-        <w:t xml:space="preserve">In post-industrial human populations, women experience lower infectious disease burden and lower risk of non-reproductive cancers relative to men but make up approximately 80% of autoimmune disease diagnoses</w:t>
+        <w:t xml:space="preserve">In post-industrial human populations, women experience lower infectious disease burden and lower risk of non-reproductive cancers relative to men, but make up approximately 80% of autoimmune disease diagnoses</w:t>
       </w:r>
       <w:r>
         <w:t xml:space="preserve"> </w:t>
@@ -549,20 +549,7 @@
         <w:t xml:space="preserve"> </w:t>
       </w:r>
       <w:r>
-        <w:t xml:space="preserve">(20–23,</w:t>
-      </w:r>
-      <w:r>
-        <w:t xml:space="preserve"> </w:t>
-      </w:r>
-      <w:r>
-        <w:rPr>
-          <w:b/>
-          <w:bCs/>
-        </w:rPr>
-        <w:t xml:space="preserve">metcalf_graham18a?</w:t>
-      </w:r>
-      <w:r>
-        <w:t xml:space="preserve">)</w:t>
+        <w:t xml:space="preserve">(20–24)</w:t>
       </w:r>
       <w:r>
         <w:t xml:space="preserve">, sex-specific hormone production</w:t>
@@ -571,7 +558,7 @@
         <w:t xml:space="preserve"> </w:t>
       </w:r>
       <w:r>
-        <w:t xml:space="preserve">(24–27)</w:t>
+        <w:t xml:space="preserve">(25–28)</w:t>
       </w:r>
       <w:r>
         <w:t xml:space="preserve"> </w:t>
@@ -583,7 +570,7 @@
         <w:t xml:space="preserve"> </w:t>
       </w:r>
       <w:r>
-        <w:t xml:space="preserve">(28, 29)</w:t>
+        <w:t xml:space="preserve">(29, 30)</w:t>
       </w:r>
       <w:r>
         <w:t xml:space="preserve">, vaccination</w:t>
@@ -592,7 +579,7 @@
         <w:t xml:space="preserve"> </w:t>
       </w:r>
       <w:r>
-        <w:t xml:space="preserve">(30–32)</w:t>
+        <w:t xml:space="preserve">(31–33)</w:t>
       </w:r>
       <w:r>
         <w:t xml:space="preserve">, and auto-antigens.</w:t>
@@ -625,7 +612,7 @@
         <w:t xml:space="preserve"> </w:t>
       </w:r>
       <w:r>
-        <w:t xml:space="preserve">(33)</w:t>
+        <w:t xml:space="preserve">(34)</w:t>
       </w:r>
       <w:r>
         <w:t xml:space="preserve">. These evolved adaptations are thought to recalibrate the immune system in ways that persist beyond pregnancy. For women with low parity, which is common in industrialized societies, this compensation may become dysregulated, leading to heightened sex differences in immune function and increased susceptibility to immune-related disorders</w:t>
@@ -634,7 +621,7 @@
         <w:t xml:space="preserve"> </w:t>
       </w:r>
       <w:r>
-        <w:t xml:space="preserve">(23)</w:t>
+        <w:t xml:space="preserve">(24)</w:t>
       </w:r>
       <w:r>
         <w:t xml:space="preserve">. This hypothesis is supported by evidence that certain autoimmune diseases go into remission during pregnancy</w:t>
@@ -643,7 +630,7 @@
         <w:t xml:space="preserve"> </w:t>
       </w:r>
       <w:r>
-        <w:t xml:space="preserve">(34)</w:t>
+        <w:t xml:space="preserve">(35)</w:t>
       </w:r>
       <w:r>
         <w:t xml:space="preserve"> </w:t>
@@ -655,7 +642,7 @@
         <w:t xml:space="preserve"> </w:t>
       </w:r>
       <w:r>
-        <w:t xml:space="preserve">(35)</w:t>
+        <w:t xml:space="preserve">(36)</w:t>
       </w:r>
       <w:r>
         <w:t xml:space="preserve">, mimicking a more</w:t>
@@ -676,7 +663,7 @@
         <w:t xml:space="preserve"> </w:t>
       </w:r>
       <w:r>
-        <w:t xml:space="preserve">(36)</w:t>
+        <w:t xml:space="preserve">(37)</w:t>
       </w:r>
       <w:r>
         <w:t xml:space="preserve">, suggesting that the immunological legacy of gestation is more complicated. To date, however, few studies have investigated the effects of parity on sexual dimorphism in immune function. Furthermore, most research on sex differences in immune function has been conducted in post-industrial or rapidly industrializing populations, where evolutionarily novel conditions, such as reduced microbial exposure and lower energetic demands, may exaggerate underlying sex differences in immunity. These environments limit opportunities for immune system calibration during development and may heighten sensitivity to sex hormones.</w:t>
@@ -687,13 +674,22 @@
         <w:pStyle w:val="BodyText"/>
       </w:pPr>
       <w:r>
-        <w:t xml:space="preserve">In this study, we investigate overall sex differences in immune function as well as variation in immune function among females in different reproductive states across two ecologically distinct populations: a heavily industrialized representative sample from the USA (NHANES) and the Tsimane, a natural-fertility subsistence-oriented population inhabiting the Amazonian river basin. We infer differences in immune activity by examining the distribution of immune cell counts across the lifespan in each population. To test the Pregnancy Compensation Hypothesis</w:t>
-      </w:r>
-      <w:r>
-        <w:t xml:space="preserve"> </w:t>
-      </w:r>
-      <w:r>
-        <w:t xml:space="preserve">(23)</w:t>
+        <w:t xml:space="preserve">In this study, we investigate overall sex differences in immune function as well as variation in immune function among females in different reproductive states across two ecologically distinct populations: a heavily industrialized representative sample from the USA (NHANES) and the Tsimane, a natural-fertility subsistence-oriented population inhabiting the Amazonian river basin</w:t>
+      </w:r>
+      <w:r>
+        <w:t xml:space="preserve"> </w:t>
+      </w:r>
+      <w:r>
+        <w:t xml:space="preserve">(38)</w:t>
+      </w:r>
+      <w:r>
+        <w:t xml:space="preserve">. We infer differences in immune activity by examining the distribution of immune cell counts across the lifespan in each population. To test the Pregnancy Compensation Hypothesis</w:t>
+      </w:r>
+      <w:r>
+        <w:t xml:space="preserve"> </w:t>
+      </w:r>
+      <w:r>
+        <w:t xml:space="preserve">(24)</w:t>
       </w:r>
       <w:r>
         <w:t xml:space="preserve">, we also estimate and compare population-specific effects of parity on immune markers, stratified by female reproductive state. As indicators of immune status, we focus on white blood cell differentials and neutrophil-to-lymphocyte ratios; these biomarkers reflect broad immunological processes</w:t>
@@ -702,7 +698,7 @@
         <w:t xml:space="preserve"> </w:t>
       </w:r>
       <w:r>
-        <w:t xml:space="preserve">(37, 38)</w:t>
+        <w:t xml:space="preserve">(39, 40)</w:t>
       </w:r>
       <w:r>
         <w:t xml:space="preserve"> </w:t>
@@ -714,7 +710,7 @@
         <w:t xml:space="preserve"> </w:t>
       </w:r>
       <w:r>
-        <w:t xml:space="preserve">(14, 39, 40)</w:t>
+        <w:t xml:space="preserve">(14, 41, 42)</w:t>
       </w:r>
       <w:r>
         <w:t xml:space="preserve"> </w:t>
@@ -743,7 +739,7 @@
         <w:t xml:space="preserve"> </w:t>
       </w:r>
       <w:r>
-        <w:t xml:space="preserve">(41, 42)</w:t>
+        <w:t xml:space="preserve">(43, 44)</w:t>
       </w:r>
       <w:r>
         <w:t xml:space="preserve"> </w:t>
@@ -755,7 +751,7 @@
         <w:t xml:space="preserve"> </w:t>
       </w:r>
       <w:r>
-        <w:t xml:space="preserve">(43)</w:t>
+        <w:t xml:space="preserve">(45)</w:t>
       </w:r>
       <w:r>
         <w:t xml:space="preserve"> </w:t>
@@ -767,7 +763,7 @@
         <w:t xml:space="preserve"> </w:t>
       </w:r>
       <w:r>
-        <w:t xml:space="preserve">(44, 45)</w:t>
+        <w:t xml:space="preserve">(46, 47)</w:t>
       </w:r>
       <w:r>
         <w:t xml:space="preserve">. These hormonal shifts support fetal development</w:t>
@@ -776,7 +772,7 @@
         <w:t xml:space="preserve"> </w:t>
       </w:r>
       <w:r>
-        <w:t xml:space="preserve">(46)</w:t>
+        <w:t xml:space="preserve">(48)</w:t>
       </w:r>
       <w:r>
         <w:t xml:space="preserve"> </w:t>
@@ -788,7 +784,7 @@
         <w:t xml:space="preserve"> </w:t>
       </w:r>
       <w:r>
-        <w:t xml:space="preserve">(47, 48)</w:t>
+        <w:t xml:space="preserve">(49, 50)</w:t>
       </w:r>
       <w:r>
         <w:t xml:space="preserve">. Following delivery, ovarian function shifts again: estrogen and progesterone production are suppressed by the antagonistic effects of prolactin, a hormone which remains elevated during regular lactation</w:t>
@@ -797,7 +793,7 @@
         <w:t xml:space="preserve"> </w:t>
       </w:r>
       <w:r>
-        <w:t xml:space="preserve">(49)</w:t>
+        <w:t xml:space="preserve">(51)</w:t>
       </w:r>
       <w:r>
         <w:t xml:space="preserve">. There is some evidence that pregnancy produces lasting alterations in production of certain hormones, including reduced prolactin secretion</w:t>
@@ -806,7 +802,7 @@
         <w:t xml:space="preserve"> </w:t>
       </w:r>
       <w:r>
-        <w:t xml:space="preserve">(50)</w:t>
+        <w:t xml:space="preserve">(52)</w:t>
       </w:r>
       <w:r>
         <w:t xml:space="preserve"> </w:t>
@@ -818,7 +814,7 @@
         <w:t xml:space="preserve"> </w:t>
       </w:r>
       <w:r>
-        <w:t xml:space="preserve">(51)</w:t>
+        <w:t xml:space="preserve">(53)</w:t>
       </w:r>
       <w:r>
         <w:t xml:space="preserve">, but how these long-term alterations impact immune function is not well understood. Finally, menopause marks the end of the female reproductive lifespan, with the ovaries switching to low production of estrogens and progesterone and continued production of androgens</w:t>
@@ -827,7 +823,7 @@
         <w:t xml:space="preserve"> </w:t>
       </w:r>
       <w:r>
-        <w:t xml:space="preserve">(52)</w:t>
+        <w:t xml:space="preserve">(54)</w:t>
       </w:r>
       <w:r>
         <w:t xml:space="preserve">. Although males do not experience an exact physiological equivalent to menopause, advancing age in men is also marked by significant declines in sex hormone production</w:t>
@@ -836,7 +832,7 @@
         <w:t xml:space="preserve"> </w:t>
       </w:r>
       <w:r>
-        <w:t xml:space="preserve">(42)</w:t>
+        <w:t xml:space="preserve">(44)</w:t>
       </w:r>
       <w:r>
         <w:t xml:space="preserve"> </w:t>
@@ -848,7 +844,7 @@
         <w:t xml:space="preserve"> </w:t>
       </w:r>
       <w:r>
-        <w:t xml:space="preserve">(53, 54)</w:t>
+        <w:t xml:space="preserve">(55, 56)</w:t>
       </w:r>
       <w:r>
         <w:t xml:space="preserve">.</w:t>
@@ -881,7 +877,7 @@
         <w:t xml:space="preserve"> </w:t>
       </w:r>
       <w:r>
-        <w:t xml:space="preserve">(55)</w:t>
+        <w:t xml:space="preserve">(57)</w:t>
       </w:r>
       <w:r>
         <w:t xml:space="preserve">, sex bias in immune measures may be further accentuated by pregnancy. In line with these predictions, autoimmune diseases that most disproportionately affect women (e.g., primary Sjögren’s syndrome, systemic lupus erythematosus, Hashimoto thyroiditis) are most commonly diagnosed among women between 20 and 50 years of age</w:t>
@@ -890,7 +886,7 @@
         <w:t xml:space="preserve"> </w:t>
       </w:r>
       <w:r>
-        <w:t xml:space="preserve">(56–60)</w:t>
+        <w:t xml:space="preserve">(58–62)</w:t>
       </w:r>
       <w:r>
         <w:t xml:space="preserve"> </w:t>
@@ -902,7 +898,7 @@
         <w:t xml:space="preserve"> </w:t>
       </w:r>
       <w:r>
-        <w:t xml:space="preserve">(61)</w:t>
+        <w:t xml:space="preserve">(63)</w:t>
       </w:r>
       <w:r>
         <w:t xml:space="preserve">. On the other hand, immunological shifts induced by fetal and placental cues during pregnancy may</w:t>
@@ -927,7 +923,7 @@
         <w:t xml:space="preserve"> </w:t>
       </w:r>
       <w:r>
-        <w:t xml:space="preserve">(23)</w:t>
+        <w:t xml:space="preserve">(24)</w:t>
       </w:r>
       <w:r>
         <w:t xml:space="preserve">. Regular exclusion of pregnant women and failure to consider the effects of parity preclude a clear picture of how age, current female reproductive status, and female reproductive history combine to impact sex differences in immune status.</w:t>
@@ -948,26 +944,13 @@
         <w:pStyle w:val="FirstParagraph"/>
       </w:pPr>
       <w:r>
-        <w:t xml:space="preserve">Socio-ecological conditions that increase energy balance (e.g., caloric excess, sedentary behavior) may magnify hormone-mediated sex differences in immune function via disproportionately large effects on female ovarian function. Because female reproduction across mammalian species requires significantly greater energetic investment than male reproduction, female ovarian function is particularly responsive to energy balance. While reduced energetic availability suppresses baseline ovarian function, resulting in lower progesterone production across the ovarian cycle</w:t>
-      </w:r>
-      <w:r>
-        <w:t xml:space="preserve"> </w:t>
-      </w:r>
-      <w:r>
-        <w:t xml:space="preserve">(62, 63,</w:t>
-      </w:r>
-      <w:r>
-        <w:t xml:space="preserve"> </w:t>
-      </w:r>
-      <w:r>
-        <w:rPr>
-          <w:b/>
-          <w:bCs/>
-        </w:rPr>
-        <w:t xml:space="preserve">vitzthum_etal04a?</w:t>
-      </w:r>
-      <w:r>
-        <w:t xml:space="preserve">)</w:t>
+        <w:t xml:space="preserve">Socio-ecological conditions that increase energy balance (e.g., caloric excess, sedentary behavior) may magnify hormone-mediated sex differences in immune function via disproportionately large effects on female ovarian function. Because female reproduction across mammalian species requires significantly greater energetic investment than male reproduction, female ovarian function is responsive to energy balance. While long-term reductions in energetic availability suppresses baseline ovarian function, resulting in lower progesterone production across the ovarian cycle</w:t>
+      </w:r>
+      <w:r>
+        <w:t xml:space="preserve"> </w:t>
+      </w:r>
+      <w:r>
+        <w:t xml:space="preserve">(64–66)</w:t>
       </w:r>
       <w:r>
         <w:t xml:space="preserve">, positive energy balance and reduced metabolic load are linked to earlier age at menarche</w:t>
@@ -976,7 +959,7 @@
         <w:t xml:space="preserve"> </w:t>
       </w:r>
       <w:r>
-        <w:t xml:space="preserve">(64)</w:t>
+        <w:t xml:space="preserve">(67)</w:t>
       </w:r>
       <w:r>
         <w:t xml:space="preserve">, elevated adult levels of estradiol</w:t>
@@ -985,38 +968,28 @@
         <w:t xml:space="preserve"> </w:t>
       </w:r>
       <w:r>
+        <w:t xml:space="preserve">(68)</w:t>
+      </w:r>
+      <w:r>
+        <w:t xml:space="preserve"> </w:t>
+      </w:r>
+      <w:r>
+        <w:t xml:space="preserve">and progesterone</w:t>
+      </w:r>
+      <w:r>
+        <w:t xml:space="preserve"> </w:t>
+      </w:r>
+      <w:r>
         <w:t xml:space="preserve">(65)</w:t>
       </w:r>
       <w:r>
-        <w:t xml:space="preserve"> </w:t>
-      </w:r>
-      <w:r>
-        <w:t xml:space="preserve">and progesterone</w:t>
-      </w:r>
-      <w:r>
-        <w:t xml:space="preserve"> </w:t>
-      </w:r>
-      <w:r>
-        <w:t xml:space="preserve">(63)</w:t>
-      </w:r>
-      <w:r>
         <w:t xml:space="preserve">, higher progesterone levels during the peri-ovulatory and peri-implantation period</w:t>
       </w:r>
       <w:r>
         <w:t xml:space="preserve"> </w:t>
       </w:r>
       <w:r>
-        <w:t xml:space="preserve">(</w:t>
-      </w:r>
-      <w:r>
-        <w:rPr>
-          <w:b/>
-          <w:bCs/>
-        </w:rPr>
-        <w:t xml:space="preserve">vitzthum_etal04a?</w:t>
-      </w:r>
-      <w:r>
-        <w:t xml:space="preserve">)</w:t>
+        <w:t xml:space="preserve">(66)</w:t>
       </w:r>
       <w:r>
         <w:t xml:space="preserve">, and shorter duration of lactational amenorrhea among breastfeeding women</w:t>
@@ -1025,7 +998,7 @@
         <w:t xml:space="preserve"> </w:t>
       </w:r>
       <w:r>
-        <w:t xml:space="preserve">(66)</w:t>
+        <w:t xml:space="preserve">(69)</w:t>
       </w:r>
       <w:r>
         <w:t xml:space="preserve">. While moderate energetic availability is associated with enhanced fecundity</w:t>
@@ -1034,7 +1007,7 @@
         <w:t xml:space="preserve"> </w:t>
       </w:r>
       <w:r>
-        <w:t xml:space="preserve">(67)</w:t>
+        <w:t xml:space="preserve">(70)</w:t>
       </w:r>
       <w:r>
         <w:t xml:space="preserve"> </w:t>
@@ -1046,7 +1019,7 @@
         <w:t xml:space="preserve"> </w:t>
       </w:r>
       <w:r>
-        <w:t xml:space="preserve">(68)</w:t>
+        <w:t xml:space="preserve">(71)</w:t>
       </w:r>
       <w:r>
         <w:t xml:space="preserve">, caloric excess contributes to chronic inflammation and greater risk of hypersensitivity to a broad range of antigens</w:t>
@@ -1055,7 +1028,7 @@
         <w:t xml:space="preserve"> </w:t>
       </w:r>
       <w:r>
-        <w:t xml:space="preserve">(69)</w:t>
+        <w:t xml:space="preserve">(72)</w:t>
       </w:r>
       <w:r>
         <w:t xml:space="preserve">. Furthermore, exposure to</w:t>
@@ -1080,7 +1053,7 @@
         <w:t xml:space="preserve"> </w:t>
       </w:r>
       <w:r>
-        <w:t xml:space="preserve">(70)</w:t>
+        <w:t xml:space="preserve">(73)</w:t>
       </w:r>
       <w:r>
         <w:t xml:space="preserve">.</w:t>
@@ -1097,7 +1070,7 @@
         <w:t xml:space="preserve"> </w:t>
       </w:r>
       <w:r>
-        <w:t xml:space="preserve">(71, 72)</w:t>
+        <w:t xml:space="preserve">(74, 75)</w:t>
       </w:r>
       <w:r>
         <w:t xml:space="preserve"> </w:t>
@@ -1109,7 +1082,7 @@
         <w:t xml:space="preserve"> </w:t>
       </w:r>
       <w:r>
-        <w:t xml:space="preserve">(73)</w:t>
+        <w:t xml:space="preserve">(76)</w:t>
       </w:r>
       <w:r>
         <w:t xml:space="preserve"> </w:t>
@@ -1121,7 +1094,7 @@
         <w:t xml:space="preserve"> </w:t>
       </w:r>
       <w:r>
-        <w:t xml:space="preserve">(74)</w:t>
+        <w:t xml:space="preserve">(77)</w:t>
       </w:r>
       <w:r>
         <w:t xml:space="preserve">. One explanation for this relationship is that exposure to pathogens during development primes the immune system to differentiate between pathogenic and non-pathogen antigens and, in certain cases, induce immunological tolerance. People living in rural, non-industrialized contexts characterized by elevated pathogen load exhibit higher baseline levels of most immune markers</w:t>
@@ -1130,7 +1103,7 @@
         <w:t xml:space="preserve"> </w:t>
       </w:r>
       <w:r>
-        <w:t xml:space="preserve">(75, 76)</w:t>
+        <w:t xml:space="preserve">(78, 79)</w:t>
       </w:r>
       <w:r>
         <w:t xml:space="preserve"> </w:t>
@@ -1142,7 +1115,7 @@
         <w:t xml:space="preserve"> </w:t>
       </w:r>
       <w:r>
-        <w:t xml:space="preserve">(77–80)</w:t>
+        <w:t xml:space="preserve">(80–83)</w:t>
       </w:r>
       <w:r>
         <w:t xml:space="preserve">. Lack of calibrating opportunities via pathogen exposure may have particular relevance during pregnancy, when the maternal immune system must induce tolerance of fetal antigens. Current evidence indicates that non-industrialized populations experiencing high pathogen exposure exhibit less immunological activation (e.g., lower peak in neutrophil count and C-reactive protein) during pregnancy</w:t>
@@ -1151,7 +1124,7 @@
         <w:t xml:space="preserve"> </w:t>
       </w:r>
       <w:r>
-        <w:t xml:space="preserve">(55)</w:t>
+        <w:t xml:space="preserve">(57)</w:t>
       </w:r>
       <w:r>
         <w:t xml:space="preserve">, which may reflect both lower hormone production and reduced immunological sensitivity to fetal antigens during gestation.</w:t>
@@ -1207,7 +1180,7 @@
         <w:t xml:space="preserve"> </w:t>
       </w:r>
       <w:r>
-        <w:t xml:space="preserve">(23)</w:t>
+        <w:t xml:space="preserve">(24)</w:t>
       </w:r>
       <w:r>
         <w:t xml:space="preserve">.</w:t>
@@ -1237,7 +1210,7 @@
         <w:pStyle w:val="FirstParagraph"/>
       </w:pPr>
       <w:r>
-        <w:t xml:space="preserve">Among males in both populations, age is associated with strong non-linear and population-specific effects on all immune measures, especially within the first two decades of life (Figure 1, Table S4, Table S5). Among females, the effects of age on immune measures are mediated by current reproductive state and differ based on population and immune measure (Figure 1, Table S4, Table S5).</w:t>
+        <w:t xml:space="preserve">Among 35,560 males in both populations (Tsimane n =3,359; USA n = 32,553), age is associated with strong non-linear and population-specific effects on all immune measures, especially within the first two decades of life (Figure 1, Table S4, Table S5). Among 30,192 females (Tsimane n = 3,336; USA n = 27,160), the effects of age on immune measures are mediated by current reproductive state and differ based on population and immune measure (Table 1, Figure 1, Table S4, Table S5).</w:t>
       </w:r>
     </w:p>
     <w:bookmarkEnd w:id="32"/>
@@ -1279,7 +1252,7 @@
         <w:t xml:space="preserve"> </w:t>
       </w:r>
       <w:r>
-        <w:t xml:space="preserve">total lymphocyte counts from ages 2 to 4 and again at age 11, with a maximum difference of 9.85% (95% CI: 6.86%, 12.83%) at age 2 (Table S3). Premenarchal females in the USA also possess</w:t>
+        <w:t xml:space="preserve">total lymphocyte counts from ages 2 to 4 and again at age 11, with a maximum difference of 10% (95% CI: 7%, 13%) at age 2 (Table S3). Premenarchal females in the USA also possess</w:t>
       </w:r>
       <w:r>
         <w:t xml:space="preserve"> </w:t>
@@ -1295,7 +1268,7 @@
         <w:t xml:space="preserve"> </w:t>
       </w:r>
       <w:r>
-        <w:t xml:space="preserve">monocyte counts between the ages of 3 and 9, with a maximum difference of 9.54% (95% CI: 6.69%, 12.38%) occurring at age 7 (Table S3). Among the Tsimane, premenarchal females have slightly</w:t>
+        <w:t xml:space="preserve">monocyte counts between the ages of 3 and 9, with a maximum difference of 10% (95% CI: 7%, 12%) occurring at age 7 (Table S3). Among the Tsimane, premenarchal females have slightly</w:t>
       </w:r>
       <w:r>
         <w:t xml:space="preserve"> </w:t>
@@ -1311,7 +1284,7 @@
         <w:t xml:space="preserve"> </w:t>
       </w:r>
       <w:r>
-        <w:t xml:space="preserve">total lymphocyte counts, but only from ages 2 to 3, with a maximum difference of 6.37% (95% CI: 3.87%, 8.87%) at age 2. Likewise, premenarchal females possess</w:t>
+        <w:t xml:space="preserve">total lymphocyte counts, but only from ages 2 to 3, with a maximum difference of 6% (95% CI: 4%, 9%) at age 2. Likewise, premenarchal females possess</w:t>
       </w:r>
       <w:r>
         <w:t xml:space="preserve"> </w:t>
@@ -1327,7 +1300,7 @@
         <w:t xml:space="preserve"> </w:t>
       </w:r>
       <w:r>
-        <w:t xml:space="preserve">monocyte counts than males, but only from ages 10 to 11, with a maximum difference of 36.67% (95% CI: 14.58%, 58.76%) at age 11. In the USA, premenarchal females also exhibit</w:t>
+        <w:t xml:space="preserve">monocyte counts than males, but only from ages 10 to 11, with a maximum difference of 37% (95% CI: 15%, 59%) at age 11. In the USA, premenarchal females also exhibit</w:t>
       </w:r>
       <w:r>
         <w:t xml:space="preserve"> </w:t>
@@ -1343,7 +1316,7 @@
         <w:t xml:space="preserve"> </w:t>
       </w:r>
       <w:r>
-        <w:t xml:space="preserve">eosinophil counts than males between the ages of 2 and 9, with a maximum difference of 17.01% (95% CI: 10.08%, 23.95%) in estimated cell counts occurring at age 2 (Table S3). No such pattern is found among the Tsimane.</w:t>
+        <w:t xml:space="preserve">eosinophil counts than males between the ages of 2 and 9, with a maximum difference of 17% (95% CI: 10%, 24%) in estimated cell counts occurring at age 2 (Table S3). No such pattern is found among the Tsimane.</w:t>
       </w:r>
     </w:p>
     <w:p>
@@ -1359,7 +1332,7 @@
         <w:pStyle w:val="BodyText"/>
       </w:pPr>
       <w:r>
-        <w:t xml:space="preserve">As shown in Tables 2 and S3, regularly cycling females in the USA have higher neutrophil and total white blood cell counts than males at both younger and later ages, with a maximum difference of 17.05% (95% CI: 9.53%, 24.56%) and 12.42% (95% CI: 7.8%, 17.04%), both occurring at age 14 (Table S3). Likewise, there is a female bias in NLR between regularly cycling females in the USA and their male counterparts, but only from ages 43 to 50, with a maximum difference of 8.2% (95% CI: 4.12%, 12.28%) at age 49. Most ages, however, are characterized by an absence of robust sex biases in these immune measures. Conversely, regularly cycling females in the USA have lower eosinophil counts than males at all ages, with a maximum 15.73% (95% CI: 4.35%, 27.11%) difference observed at age 14. Regularly cycling females also exhibit lower monocyte counts between ages 19 and 50, with a maximum difference of 15.18% (95% CI: 10.96%, 19.41%) at age 26 (Table S3, Figure 1A).</w:t>
+        <w:t xml:space="preserve">As shown in Tables 2 and S3, regularly cycling females in the USA have higher neutrophil and total white blood cell counts than males at both younger and later ages, with a maximum difference of 17% (95% CI: 10%, 25%) and 12% (95% CI: 8%, 17%), both occurring at age 14 (Table S3). Likewise, there is a female bias in NLR between regularly cycling females in the USA and their male counterparts, but only from ages 43 to 50, with a maximum difference of 8% (95% CI: 4%, 12%) at age 49. Most ages, however, are characterized by an absence of robust sex biases in these immune measures. Conversely, regularly cycling females in the USA have lower eosinophil counts than males at all ages, with a maximum 16% (95% CI: 4%, 27%) difference observed at age 14. Regularly cycling females also exhibit lower monocyte counts between ages 19 and 50, with a maximum difference of 15% (95% CI: 11%, 19%) at age 26 (Table S3, Figure 1A).</w:t>
       </w:r>
     </w:p>
     <w:p>
@@ -1367,7 +1340,7 @@
         <w:pStyle w:val="BodyText"/>
       </w:pPr>
       <w:r>
-        <w:t xml:space="preserve">Among younger individuals, regularly cycling Tsimane women have lower neutrophil, total lymphocyte, eosinophil, and total white blood cell counts and higher NLR than males, with maximum differences reaching 11.67% (95% CI: 5.97%, 17.38%), 15.9% (95% CI: 10.28%, 21.53%), 27.68% (95% CI: 17.53%, 37.83%), 12.65% (95% CI: 8.58%, 16.72%), and 18.08% (95% CI: 5.04%, 31.12%), respectively (Table S3). Most ages, however, are characterized by an absence of robust sex biases in these immune measures (Figure 1B, Table 2).</w:t>
+        <w:t xml:space="preserve">Among younger individuals, regularly cycling Tsimane women have lower neutrophil, total lymphocyte, eosinophil, and total white blood cell counts and higher NLR than males, with maximum differences reaching 12% (95% CI: 6%, 17%), 16% (95% CI: 10%, 22%), 28% (95% CI: 18%, 38%), 13% (95% CI: 9%, 17%), and 18% (95% CI: 5%, 31%), respectively (Table S3). Most ages, however, are characterized by an absence of robust sex biases in these immune measures (Figure 1B, Table 2).</w:t>
       </w:r>
     </w:p>
     <w:bookmarkEnd w:id="33"/>
@@ -1393,7 +1366,7 @@
         <w:pStyle w:val="BodyText"/>
       </w:pPr>
       <w:r>
-        <w:t xml:space="preserve">Pregnant females in the USA have higher neutrophil count, total white blood cell count, and NLR than males for the majority of ages represented, with highly non-linear effects of age producing maximum sex differences of 40.56% (95% CI: 30.75%, 50.38%), 21.08% (95% CI: 15.72%, 26.43%) and 56.84% (95% CI: 44.89%, 68.8%) at 29, 30, and 29 years of age, respectively (Figure 1A, Table 2, Table S3). Conversely, pregnant females in the USA have lower total lymphocyte count than males from ages 31 to 41, with a maximum difference of 13.18% (95% CI: 4.99%, 21.37%) at age 38, and lower eosinophil counts between ages 17 and 41, with a maximum difference of 33.3% (95% CI: 9.47%, 57.14%) at age 17.</w:t>
+        <w:t xml:space="preserve">Pregnant females in the USA have higher neutrophil count, total white blood cell count, and NLR than males for the majority of ages represented, with highly non-linear effects of age producing maximum sex differences of 41% (95% CI: 31%, 50%), 21% (95% CI: 16%, 26%) and 57% (95% CI: 45%, 69%) at 29, 30, and 29 years of age, respectively (Figure 1A, Table 2, Table S3). Conversely, pregnant females in the USA have lower total lymphocyte count than males from ages 31 to 41, with a maximum difference of 13% (95% CI: 5%, 21%) at age 38, and lower eosinophil counts between ages 17 and 41, with a maximum difference of 33% (95% CI: 9%, 57%) at age 17.</w:t>
       </w:r>
     </w:p>
     <w:p>
@@ -1401,7 +1374,7 @@
         <w:pStyle w:val="BodyText"/>
       </w:pPr>
       <w:r>
-        <w:t xml:space="preserve">Pregnant Tsimane females have lower total lymphocyte count than males from ages 17 to 31, with a maximum difference of 22.1% (95% CI: 13.4%, 30.81%) observed at age 21. This negative effect of pregnancy on total lymphocyte count results in a substantial female bias in NLR between pregnant Tsimane women and men, with a maximum difference of 35.6% (95% CI: 23.64%, 47.56%) occurring at age 31. Pregnant Tsimane women also exhibit lower eosinophil counts than age-matched men between ages 24 and 31 and lower total white blood cell count from ages 17 to 21, with maximum differences of 26.14% (95% CI: 10.74%, 41.54%) and 10.83% (95% CI: 2.85%, 18.8%) occurring at ages 30 and 17, respectively (Table S3).</w:t>
+        <w:t xml:space="preserve">Pregnant Tsimane females have lower total lymphocyte count than males from ages 17 to 31, with a maximum difference of 22% (95% CI: 13%, 31%) observed at age 21. This negative effect of pregnancy on total lymphocyte count results in a substantial female bias in NLR between pregnant Tsimane women and men, with a maximum difference of 36% (95% CI: 24%, 48%) occurring at age 31. Pregnant Tsimane women also exhibit lower eosinophil counts than age-matched men between ages 24 and 32 and lower total white blood cell count from ages 17 to 21, with maximum differences of 26% (95% CI: 11%, 42%) and 11% (95% CI: 3%, 19%) occurring at ages 30 and 17, respectively (Table S3).</w:t>
       </w:r>
     </w:p>
     <w:bookmarkEnd w:id="34"/>
@@ -1419,7 +1392,7 @@
         <w:pStyle w:val="FirstParagraph"/>
       </w:pPr>
       <w:r>
-        <w:t xml:space="preserve">As predicted, we find no significant sex differences in total white blood cell count, neutrophils, total lymphocytes, eosinophils, or NLR among postpartum women and age-matched men in either population. There is, however, an age-dependent male bias in monocyte counts in the USA and a robust, age-dependent female bias among the Tsimane. Postpartum females in the USA have lower monocyte counts than males from ages 20 and 47, with a maximum difference of 18.95% (95% CI: 11.23%, 26.67%) at age 24. Postpartum females in the Tsimane have</w:t>
+        <w:t xml:space="preserve">As predicted, we find no significant sex differences in total white blood cell count, neutrophils, total lymphocytes, eosinophils, or NLR among postpartum women and age-matched men in either population. There is, however, an age-dependent male bias in monocyte counts in the USA and a robust, age-dependent female bias among the Tsimane. Postpartum females in the USA have lower monocyte counts than males from ages 20 and 47, with a maximum difference of 19% (95% CI: 11%, 27%) at age 24. Postpartum females in the Tsimane have</w:t>
       </w:r>
       <w:r>
         <w:t xml:space="preserve"> </w:t>
@@ -1435,7 +1408,7 @@
         <w:t xml:space="preserve"> </w:t>
       </w:r>
       <w:r>
-        <w:t xml:space="preserve">monocyte counts than males from ages 35 to 47, with a maximum difference of 266.35% (95% CI: 72.72%, 459.97%) and age 47.</w:t>
+        <w:t xml:space="preserve">monocyte counts than males from ages 35 to 47, with a maximum difference of 266% (95% CI: 73%, 460%) and age 47.</w:t>
       </w:r>
     </w:p>
     <w:bookmarkEnd w:id="35"/>
@@ -1485,7 +1458,7 @@
         <w:t xml:space="preserve"> </w:t>
       </w:r>
       <w:r>
-        <w:t xml:space="preserve">total lymphocyte count than males across a substantial portion of the post-reproductive lifespan (Figure 1A, Table 2). Sex differences in neutrophil, eosinophil, and monocyte cell counts peak at 6.99% (95% CI: 3.88%, 10.09%), 16.48% (95% CI: 9.03%, 23.92%), and 14.79% (95% CI: 10.3%, 19.28%) at ages 58, 75, and 83, respectively (Table S3).</w:t>
+        <w:t xml:space="preserve">total lymphocyte count than males across a substantial portion of the post-reproductive lifespan (Figure 1A, Table 2). Sex differences in neutrophil, eosinophil, and monocyte cell counts peak at 7% (95% CI: 4%, 10%), 16% (95% CI: 9%, 24%), and 15% (95% CI: 10%, 19%) at ages 58, 75, and 83, respectively (Table S3).</w:t>
       </w:r>
     </w:p>
     <w:p>
@@ -1509,7 +1482,7 @@
         <w:t xml:space="preserve"> </w:t>
       </w:r>
       <w:r>
-        <w:t xml:space="preserve">NLR and eosinophil counts than males, reaching a maximum difference of 22.63% (95% CI: 12.8%, 32.47%) and 15.94% (95% CI: 7.62%, 24.27%) at ages 84 and 59, respectively (Figure 1, Table 2).</w:t>
+        <w:t xml:space="preserve">NLR and eosinophil counts than males, reaching a maximum difference of 23% (95% CI: 13%, 32%) and 16% (95% CI: 8%, 24%) at ages 84 and 59, respectively (Figure 1, Table 2).</w:t>
       </w:r>
     </w:p>
     <w:bookmarkEnd w:id="36"/>
@@ -1543,7 +1516,7 @@
         <w:t xml:space="preserve"> </w:t>
       </w:r>
       <w:r>
-        <w:t xml:space="preserve">nulliparous woman in the USA is 6,286 cells/µL (95% CI: 5,727-6,845), 626 cells/µL (95% CI: 577-674), and 3.63 (95% CI: 3.38-3.89), respectively. A pregnant woman with four prior live births therefore has a 15.26% (95% CI: 6.62%, 23.89%) lower neutrophil count, a 12.4% (95% CI: 2.93%, 21.88%) lower monocyte count, and 26.45% (95% CI: 18.48%, 34.43%) lower NLR compared to a currently pregnant nulliparous woman of the same age.</w:t>
+        <w:t xml:space="preserve">nulliparous woman in the USA is 6,286 cells/µL (95% CI: 5,727-6,845), 626 cells/µL (95% CI: 577-674), and 3.63 (95% CI: 3.38-3.89), respectively. A pregnant woman with four prior live births therefore has a 15% (95% CI: 7%, 24%) lower neutrophil count, a 12% (95% CI: 3%, 22%) lower monocyte count, and 26% (95% CI: 18%, 34%) lower NLR compared to a currently pregnant nulliparous woman of the same age.</w:t>
       </w:r>
     </w:p>
     <w:p>
@@ -1551,7 +1524,7 @@
         <w:pStyle w:val="BodyText"/>
       </w:pPr>
       <w:r>
-        <w:t xml:space="preserve">Among postmenopausal females in both populations, we find a statistically significant non-linear effect of parity on NLR, wherein there are positive effects of parity on NLR but only at higher parity values (Figure 2, Table S4, Table S5). Given the relatively small sample size of women who have &gt;10 live births, the credible intervals for NLR values at high parity values are wide and should be interpreted with caution. Among postmenopausal Tsimane females, we also observe a slight negative effect of parity on eosinophil count (F = 9.941; P-value = 0.002). Controlling for BMI and age, a postmenopausal Tsimane woman with a history of four live births has a 6.79% (95% CI: -4.12%, 17.7%) lower eosinophil count than an age-matched nulliparous postmenopausal woman.</w:t>
+        <w:t xml:space="preserve">Among postmenopausal females in both populations, we find a statistically significant non-linear effect of parity on NLR, wherein there are positive effects of parity on NLR but only at higher parity values (Figure 2, Table S4, Table S5). Given the relatively small sample size of women who have &gt;10 live births, the credible intervals for NLR values at high parity values are wide and should be interpreted with caution. Among postmenopausal Tsimane females, we also observe a slight negative effect of parity on eosinophil count (F = 9.941; P-value = 0.002). Controlling for BMI and age, a postmenopausal Tsimane woman with a history of four live births has a 7% (95% CI: -4%, 18%) lower eosinophil count than an age-matched nulliparous postmenopausal woman.</w:t>
       </w:r>
     </w:p>
     <w:bookmarkEnd w:id="37"/>
@@ -1590,7 +1563,7 @@
         <w:t xml:space="preserve"> </w:t>
       </w:r>
       <w:r>
-        <w:t xml:space="preserve">(81)</w:t>
+        <w:t xml:space="preserve">(84)</w:t>
       </w:r>
       <w:r>
         <w:t xml:space="preserve">.</w:t>
@@ -1601,13 +1574,13 @@
         <w:pStyle w:val="BodyText"/>
       </w:pPr>
       <w:r>
-        <w:t xml:space="preserve">Supporting some of the predictions of the Pregnancy Compensation Hypothesis, we do not observe these same effects of age or parity among pregnant Tsimane women, and therefore maximum sex differences (as well as within-sex variation) in neutrophil count and NLR among the Tsimane are much smaller than those observed in the USA. For example, in the USA we find that predicted NLR among pregnant women can be up to 18.08% (95% CI: 5.04%, 31.12%) higher than the NLR values observed among men, depending on age and parity, while this pattern is relatively attenuated among the Tsimane (up to an estimated ~36% female bias). However, the mechanisms driving these sex-differences in the US are more complicated and these results suggest a refinement of the Pregnancy Compensation Hypothesis, including considerations of age at first birth. At a mechanistic level, high NLR among women in the USA who become pregnant for the first time in their late-twenties to early-thirties may be due to elevated baseline estrogen levels and altered progesterone-to-estradiol ratio. Studies among non-pregnant women in industrialized populations report a non-linear effect of age on estradiol production, with levels peaking around the age of 30</w:t>
-      </w:r>
-      <w:r>
-        <w:t xml:space="preserve"> </w:t>
-      </w:r>
-      <w:r>
-        <w:t xml:space="preserve">(82)</w:t>
+        <w:t xml:space="preserve">Supporting some of the predictions of the Pregnancy Compensation Hypothesis, we do not observe these same effects of age or parity among pregnant Tsimane women, and therefore maximum sex differences (as well as within-sex variation) in neutrophil count and NLR among the Tsimane are much smaller than those observed in the USA. For example, in the USA we find that predicted NLR among pregnant women can be up to 18% (95% CI: 5%, 31%) higher than the NLR values observed among men, depending on age and parity, while this pattern is relatively attenuated among the Tsimane (up to an estimated ~36% female bias). However, the mechanisms driving these sex-differences in the US are more complicated and these results suggest a refinement of the Pregnancy Compensation Hypothesis, including considerations of age at first birth. At a mechanistic level, high NLR among women in the USA who become pregnant for the first time in their late-twenties to early-thirties may be due to elevated baseline estrogen levels and altered progesterone-to-estradiol ratio. Studies among non-pregnant women in industrialized populations report a non-linear effect of age on estradiol production, with levels peaking around the age of 30</w:t>
+      </w:r>
+      <w:r>
+        <w:t xml:space="preserve"> </w:t>
+      </w:r>
+      <w:r>
+        <w:t xml:space="preserve">(85)</w:t>
       </w:r>
       <w:r>
         <w:t xml:space="preserve">. The absence of strong age effects on immune status among pregnant Tsimane women may reflect lower age-related variability in hormone production due to chronic non-reproductive demands on energy allocation. The absence of strong parity effects on immune measures among the Tsimane suggest that the impact of cumulative reproductive output on female immune function may depend on the broader ecological context.</w:t>
@@ -1618,26 +1591,34 @@
         <w:pStyle w:val="BodyText"/>
       </w:pPr>
       <w:r>
-        <w:t xml:space="preserve">According to the 2023 Centers for Disease Control, the average woman in the USA gives birth for the first time at 27 years old and has approximately 1.8 live births over her lifespan. These national trends are remarkably close to the demographic that we find to have acutely elevated NLR during pregnancy. Given the association between high NLR and immunological dysregulation</w:t>
-      </w:r>
-      <w:r>
-        <w:t xml:space="preserve"> </w:t>
-      </w:r>
-      <w:r>
-        <w:t xml:space="preserve">(16, 18, 19,</w:t>
-      </w:r>
-      <w:r>
-        <w:t xml:space="preserve"> </w:t>
-      </w:r>
-      <w:r>
-        <w:rPr>
-          <w:b/>
-          <w:bCs/>
-        </w:rPr>
-        <w:t xml:space="preserve">kim_etal17a?</w:t>
-      </w:r>
-      <w:r>
-        <w:t xml:space="preserve">)</w:t>
+        <w:t xml:space="preserve">According to the 2023-2024 Centers for Disease Control, the average woman in the USA gives birth for the first time at 27.5 years old</w:t>
+      </w:r>
+      <w:r>
+        <w:t xml:space="preserve"> </w:t>
+      </w:r>
+      <w:r>
+        <w:t xml:space="preserve">(86)</w:t>
+      </w:r>
+      <w:r>
+        <w:t xml:space="preserve"> </w:t>
+      </w:r>
+      <w:r>
+        <w:t xml:space="preserve">and has approximately 1.8 live births over her lifespan</w:t>
+      </w:r>
+      <w:r>
+        <w:t xml:space="preserve"> </w:t>
+      </w:r>
+      <w:r>
+        <w:t xml:space="preserve">(87)</w:t>
+      </w:r>
+      <w:r>
+        <w:t xml:space="preserve">. These national trends are remarkably close to the demographic that we find to have acutely elevated NLR during pregnancy. Given the association between high NLR and immunological dysregulation</w:t>
+      </w:r>
+      <w:r>
+        <w:t xml:space="preserve"> </w:t>
+      </w:r>
+      <w:r>
+        <w:t xml:space="preserve">(16, 18, 19, 88)</w:t>
       </w:r>
       <w:r>
         <w:t xml:space="preserve">, it is tempting to speculate that widespread changes in reproductive behavior within industrialized societies (later age at first birth and reduced parity) contribute to excess autoimmune diseases diagnoses among women by altering the immunological legacy of pregnancy. If true, this may explain why many autoimmune diseases flare and/or emerge after pregnancy</w:t>
@@ -1646,7 +1627,7 @@
         <w:t xml:space="preserve"> </w:t>
       </w:r>
       <w:r>
-        <w:t xml:space="preserve">(36)</w:t>
+        <w:t xml:space="preserve">(37)</w:t>
       </w:r>
       <w:r>
         <w:t xml:space="preserve"> </w:t>
@@ -1658,7 +1639,7 @@
         <w:t xml:space="preserve"> </w:t>
       </w:r>
       <w:r>
-        <w:t xml:space="preserve">(83)</w:t>
+        <w:t xml:space="preserve">(89)</w:t>
       </w:r>
       <w:r>
         <w:t xml:space="preserve">. During pregnancy, negative effects of acutely elevated NLR on overall disease risk may be mitigated by the presence of the fetus/placenta and the associated mechanisms that induce fetal tolerance (e.g., regulatory T cell proliferation, regulation of neutrophil phenotypes)</w:t>
@@ -1667,7 +1648,7 @@
         <w:t xml:space="preserve"> </w:t>
       </w:r>
       <w:r>
-        <w:t xml:space="preserve">(33, 84)</w:t>
+        <w:t xml:space="preserve">(34, 90)</w:t>
       </w:r>
       <w:r>
         <w:t xml:space="preserve">. Deleterious effects may then emerge after delivery, when placental cues are removed but offspring cells often remain in the maternal body</w:t>
@@ -1676,7 +1657,7 @@
         <w:t xml:space="preserve"> </w:t>
       </w:r>
       <w:r>
-        <w:t xml:space="preserve">(34)</w:t>
+        <w:t xml:space="preserve">(35)</w:t>
       </w:r>
       <w:r>
         <w:t xml:space="preserve">. Relatively low rates of extended on-demand breastfeeding after delivery</w:t>
@@ -1685,7 +1666,7 @@
         <w:t xml:space="preserve"> </w:t>
       </w:r>
       <w:r>
-        <w:t xml:space="preserve">(85)</w:t>
+        <w:t xml:space="preserve">(91)</w:t>
       </w:r>
       <w:r>
         <w:t xml:space="preserve">, an evolutionarily conserved phase of mammalian reproduction often described as the</w:t>
@@ -1703,7 +1684,7 @@
         <w:t xml:space="preserve"> </w:t>
       </w:r>
       <w:r>
-        <w:t xml:space="preserve">(86)</w:t>
+        <w:t xml:space="preserve">(92)</w:t>
       </w:r>
       <w:r>
         <w:t xml:space="preserve">. We recommend that future research investigate the more granular effects of time since delivery and breastfeeding behavior on immune function, as this approach may illuminate important effects that we were not able to separate out in this study.</w:t>
@@ -1763,13 +1744,13 @@
         <w:pStyle w:val="FirstParagraph"/>
       </w:pPr>
       <w:r>
-        <w:t xml:space="preserve">While useful in establishing a general understanding of immune status, variability in cell counts does not perfectly map on to variation in cellular function or underlying gene expression. Future comparative work is needed to investigate the effects of age, sex, female reproductive status, parity, and ecological conditions on a broader range of immune markers (e.g., oxidative bursts and release of extracellular traps by neutrophils). We especially recommend that future research focus on neutrophil subtypes, especially low-density neutrophils (LNDs), as these have been identified as key players in the etiology of autoimmune disease</w:t>
-      </w:r>
-      <w:r>
-        <w:t xml:space="preserve"> </w:t>
-      </w:r>
-      <w:r>
-        <w:t xml:space="preserve">(87)</w:t>
+        <w:t xml:space="preserve">While useful in establishing a general understanding of immune status, variability in cell counts does not perfectly map on to variation in cellular function or underlying gene expression. Future comparative work is needed to investigate the effects of age, sex, female reproductive status, parity, and ecological conditions on a broader range of immune markers (e.g., oxidative bursts and release of extracellular traps by neutrophils). We especially recommend that future research focus on neutrophil subtypes, especially low-density neutrophils, as these have been identified as key players in the etiology of autoimmune disease</w:t>
+      </w:r>
+      <w:r>
+        <w:t xml:space="preserve"> </w:t>
+      </w:r>
+      <w:r>
+        <w:t xml:space="preserve">(93)</w:t>
       </w:r>
       <w:r>
         <w:t xml:space="preserve">.</w:t>
@@ -1796,13 +1777,16 @@
         <w:t xml:space="preserve"> </w:t>
       </w:r>
       <w:r>
-        <w:t xml:space="preserve">non-industrialized societies that must be carefully considered, including differences in physical environment (e.g., altitude, seasonality, type of pathogen exposure), social structure (e.g., population density, matriarchal versus patriarchal customs), and physiology. For example, the Shuar (another tropical South American Indigenous population subsisting on horticulture and foraging) have distinct pathogen exposure profiles and musculoskeletal features (e.g., bone robusticity) compared to the Tsimane [</w:t>
-      </w:r>
-      <w:r>
-        <w:t xml:space="preserve">(75)</w:t>
-      </w:r>
-      <w:r>
-        <w:t xml:space="preserve">; madimenos_etal20]. Furthermore, there is considerable socio-ecological variation within industrialized societies (e.g., population density, socio-economic status) that we chose to collapse based on the aims of this particular study.</w:t>
+        <w:t xml:space="preserve">non-industrialized societies that must be carefully considered, including differences in physical environment (e.g., altitude, seasonality, type of pathogen exposure), social structure (e.g., population density, matriarchal versus patriarchal customs), and physiology. For example, the Shuar (another tropical South American Indigenous population subsisting on horticulture and foraging) have distinct pathogen exposure profiles and musculoskeletal features (e.g., bone robusticity) compared to the Tsimane</w:t>
+      </w:r>
+      <w:r>
+        <w:t xml:space="preserve"> </w:t>
+      </w:r>
+      <w:r>
+        <w:t xml:space="preserve">(78, 94)</w:t>
+      </w:r>
+      <w:r>
+        <w:t xml:space="preserve">. Furthermore, there is considerable socio-ecological variation within industrialized societies (e.g., population density, socio-economic status) that we chose to collapse based on the aims of this particular study. Lastly, we did not include concurrent use of hormonal birth control among regularly cycling women as a co-variate in our models due to a high proportion of missing values in the NHANES dataset. Future studies focusing exclusively on women in the USA who have never used hormonal birth control may be especially useful for teasing out the effects of exogenous hormone exposure common within industrialized populations.</w:t>
       </w:r>
     </w:p>
     <w:bookmarkEnd w:id="39"/>
@@ -1859,7 +1843,7 @@
         <w:t xml:space="preserve"> </w:t>
       </w:r>
       <w:r>
-        <w:t xml:space="preserve">(88–90)</w:t>
+        <w:t xml:space="preserve">(95–97)</w:t>
       </w:r>
       <w:r>
         <w:t xml:space="preserve">, while incidence of allergies, atopy, autoimmune disease, obesity, and atherosclerosis is low</w:t>
@@ -1868,7 +1852,7 @@
         <w:t xml:space="preserve"> </w:t>
       </w:r>
       <w:r>
-        <w:t xml:space="preserve">(77–79)</w:t>
+        <w:t xml:space="preserve">(80–82)</w:t>
       </w:r>
       <w:r>
         <w:t xml:space="preserve">. As a result of elevated pathogen burden, Tsimane individuals exhibit high levels of immune activation compared to Western clinical standards</w:t>
@@ -1877,7 +1861,7 @@
         <w:t xml:space="preserve"> </w:t>
       </w:r>
       <w:r>
-        <w:t xml:space="preserve">(75, 76)</w:t>
+        <w:t xml:space="preserve">(78, 79)</w:t>
       </w:r>
       <w:r>
         <w:t xml:space="preserve">. Such high investment in immune function results in trade-offs with growth during development</w:t>
@@ -1886,7 +1870,7 @@
         <w:t xml:space="preserve"> </w:t>
       </w:r>
       <w:r>
-        <w:t xml:space="preserve">(91)</w:t>
+        <w:t xml:space="preserve">(98)</w:t>
       </w:r>
       <w:r>
         <w:t xml:space="preserve"> </w:t>
@@ -1898,7 +1882,7 @@
         <w:t xml:space="preserve"> </w:t>
       </w:r>
       <w:r>
-        <w:t xml:space="preserve">(92)</w:t>
+        <w:t xml:space="preserve">(99)</w:t>
       </w:r>
       <w:r>
         <w:t xml:space="preserve">, reflecting the substantial energetic demands of coping with pathogenic threats. The Tsimane are also a</w:t>
@@ -1919,7 +1903,7 @@
         <w:t xml:space="preserve"> </w:t>
       </w:r>
       <w:r>
-        <w:t xml:space="preserve">(93)</w:t>
+        <w:t xml:space="preserve">(100)</w:t>
       </w:r>
       <w:r>
         <w:t xml:space="preserve">. As a result, Tsimane women have an average of 9 live births over the reproductive lifespan</w:t>
@@ -1928,7 +1912,7 @@
         <w:t xml:space="preserve"> </w:t>
       </w:r>
       <w:r>
-        <w:t xml:space="preserve">(94)</w:t>
+        <w:t xml:space="preserve">(101)</w:t>
       </w:r>
       <w:r>
         <w:t xml:space="preserve"> </w:t>
@@ -1940,7 +1924,7 @@
         <w:t xml:space="preserve"> </w:t>
       </w:r>
       <w:r>
-        <w:t xml:space="preserve">(95)</w:t>
+        <w:t xml:space="preserve">(102)</w:t>
       </w:r>
       <w:r>
         <w:t xml:space="preserve">.</w:t>
@@ -1978,19 +1962,19 @@
         <w:t xml:space="preserve"> </w:t>
       </w:r>
       <w:r>
-        <w:t xml:space="preserve">(75, 76, 90, 96, 97)</w:t>
-      </w:r>
-      <w:r>
-        <w:t xml:space="preserve"> </w:t>
-      </w:r>
-      <w:r>
-        <w:t xml:space="preserve">covering the period between 2004 and 2014. Approval by the Gran Consejo Tsimane and by institutional review boards at the University of California, Santa Barbara, the University of New Mexico, and the Universidad Mayor San Simon, Cochabamba Bolivia was obtained before any data were collected. Informed consent was provided by participants during a community-wide meeting open to all Tsimane residents and again at the individual level before each medical visit and interview. In the case of minors, parental consent was given before data were collected. Total leukocyte count was obtained via venous blood draws and determined with a QBC Autoread Plus dry hematology system (QBC Diagnostics). Relative fractions of neutrophils, eosinophils, lymphocytes, and monocytes were then measured manually by microscopy with a hemocytometer. Menarche was based on self-reported presence/absence of the first menstrual cycle. Pregnancy status was determined during medical visits based on the date of last menses, with urinary pregnancy tests administered by the physician when pregnancy was suspected. Pregnancies were cross-validated against subsequent annual demographic and census interviews, allowing detection of pregnancies that occurred between medical visits and pregnancies that went undetected during previous physician examinations</w:t>
-      </w:r>
-      <w:r>
-        <w:t xml:space="preserve"> </w:t>
-      </w:r>
-      <w:r>
-        <w:t xml:space="preserve">(96)</w:t>
+        <w:t xml:space="preserve">(38, 78, 79, 97, 103)</w:t>
+      </w:r>
+      <w:r>
+        <w:t xml:space="preserve"> </w:t>
+      </w:r>
+      <w:r>
+        <w:t xml:space="preserve">covering the period between 2004 and 2014. Approval by the Gran Consejo Tsimane and by institutional review boards at the University of California, Santa Barbara, the University of New Mexico, and the Universidad Mayor San Simon, Cochabamba Bolivia was obtained prior to data collection. Informed consent was provided by participants during a community-wide meeting open to all Tsimane residents and again at the individual level before each medical visit and interview. In the case of minors, parental consent was given before data were collected. Total leukocyte count was obtained via venous blood draws and determined with a QBC Autoread Plus dry hematology system (QBC Diagnostics). Relative fractions of neutrophils, eosinophils, lymphocytes, and monocytes were then measured manually by microscopy with a hemocytometer. Menarche was based on self-reported presence/absence of the first menstrual cycle. Pregnancy status was determined during medical visits based on the date of last menses, with urinary pregnancy tests administered by the physician when pregnancy was suspected. Pregnancies were cross-validated against subsequent annual demographic and census interviews, allowing detection of pregnancies that occurred between medical visits and pregnancies that went undetected during previous physician examinations</w:t>
+      </w:r>
+      <w:r>
+        <w:t xml:space="preserve"> </w:t>
+      </w:r>
+      <w:r>
+        <w:t xml:space="preserve">(103)</w:t>
       </w:r>
       <w:r>
         <w:t xml:space="preserve">. Menopause was determined based on reported absence of a menstrual cycle over the past 6 months.</w:t>
@@ -2012,7 +1996,7 @@
         </w:r>
       </w:hyperlink>
       <w:r>
-        <w:t xml:space="preserve">) between 2003 and 2016. Total and differential leukocyte counts were measured using the Coulter method. Females who were under the age of 8 (for which reproductive data were redacted) or who specifically reported absence of menarche were binned as premenarchal. Females who were not currently pregnant, had not given birth within the preceding 12 months, and who reported a regular menstrual cycle either at time of exam or within the preceding two months were binned as regularly cycling. Females who self-reported being pregnant and/or had a positive urine test at the time of exam were categorized as currently pregnant. Women who were not currently pregnant but had given birth within the past 12 months were considered postpartum. Finally, females who reported absence of regular menstruation due to menopause were binned as postmenopausal.</w:t>
+        <w:t xml:space="preserve">) between 2003 and 2016. Total and differential leukocyte counts were measured using the Coulter method. Females who were under the age of 8 (for which reproductive data were redacted) or who specifically reported absence of menarche were binned as premenarchal. Females who were not currently pregnant, had not given birth within the preceding 12 months, and who reported a regular menstrual cycle either at time of exam or within the preceding two months were binned as regularly cycling. Out of 12,309 regularly cycling females with data on at least one immune marker, a subset (n = 4,129) had data on current use of hormonal birth control with only 869 reporting current use of hormonal birth control. Because data were missing for so many individuals, we did not include this variable in our statistical models. Females who self-reported being pregnant and/or had a positive urine test at the time of exam were categorized as currently pregnant. Women who were not currently pregnant but had given birth within the past 12 months were considered postpartum. Finally, females who reported absence of regular menstruation due to menopause were binned as postmenopausal.</w:t>
       </w:r>
     </w:p>
     <w:bookmarkEnd w:id="45"/>
@@ -2030,7 +2014,7 @@
         <w:pStyle w:val="FirstParagraph"/>
       </w:pPr>
       <w:r>
-        <w:t xml:space="preserve">Final THLHP and NHANES data sets were limited to males and females ages 2 to 84 with recorded white blood cell differential and body mass index (BMI). NLR was calculated by dividing neutrophil count by total lymphocyte count. We excluded 80 females from the NHANES dataset who reported reaching menopause before age 40 and 1 individual who reported regular menstruation after the age of 70 (effectively removing outliers associated with very early versus delayed menopause and/or errors in the data). We also removed extreme values for immune cell counts and NLR by limiting our sample to values which fell between population-pooled 1% and 99% percentiles. This exclusion criterion resulted in 3956 data points (1.42%) being removed out of the initial pooled dataset consisting of 277616 unique values. Given the ubiquity of chronic parasitic infections among the Tsimane, we did not exclude individuals with known infection or illness. In both populations, BMI varies considerably by age and sex (Figure S1), so we z-scored all BMI values using sex and age-specific mean values. No exclusions were based on medical diagnoses. Finally, we used the</w:t>
+        <w:t xml:space="preserve">Final THLHP and NHANES data sets were limited to males and females ages 2 to 84 with recorded white blood cell differential and body mass index (BMI). NLR was calculated by dividing neutrophil count by total lymphocyte count. We excluded 80 females from the NHANES dataset who reported reaching menopause before age 40 and 1 individual who reported regular menstruation after the age of 70 (effectively removing outliers associated with very early versus delayed menopause and/or errors in the data). We also removed extreme values for immune cell counts and NLR by limiting our sample to values which fell between population-pooled 1% and 99% percentiles. This exclusion criterion resulted in 3,956 data points (1.42%) being removed out of the initial pooled dataset consisting of 277,616 unique values. Given the ubiquity of chronic parasitic infections among the Tsimane, we did not exclude individuals with known infection or illness. In both populations, BMI varies considerably by age and sex (Figure S1), so we z-scored all BMI values using sex and age-specific mean values. No exclusions were based on medical diagnoses. Finally, we used the</w:t>
       </w:r>
       <w:r>
         <w:t xml:space="preserve"> </w:t>
@@ -2052,7 +2036,7 @@
         <w:t xml:space="preserve"> </w:t>
       </w:r>
       <w:r>
-        <w:t xml:space="preserve">(98)</w:t>
+        <w:t xml:space="preserve">(104)</w:t>
       </w:r>
       <w:r>
         <w:t xml:space="preserve"> </w:t>
@@ -2109,7 +2093,7 @@
         <w:t xml:space="preserve"> </w:t>
       </w:r>
       <w:r>
-        <w:t xml:space="preserve">(99)</w:t>
+        <w:t xml:space="preserve">(105)</w:t>
       </w:r>
       <w:r>
         <w:t xml:space="preserve">. We employed generalized additive models (GAMs) to estimate the non-linear population-specific effects of age by sex and female reproductive phase (premenarchal, regularly cycling, pregnant, postpartum, postmenopausal) on total leukocyte, neutrophil, total lymphocyte, eosinophil, and monocyte count and neutrophil-to-lymphocyte ratio (NLR). All models also accounted for the fixed effects of z-scored BMI and the smoothed effects of parity, stratified by female reproductive phase (males and premenarchal females were all assigned parity values of zero). Due to repeat sampling of individuals within the THLHP dataset (Table S2), all THLHP-specific models accounted for the group-level random effects of participant identification number.</w:t>
@@ -2400,7 +2384,7 @@
               <w:t xml:space="preserve"> </w:t>
             </w:r>
             <w:r>
-              <w:t xml:space="preserve">(100)</w:t>
+              <w:t xml:space="preserve">(106)</w:t>
             </w:r>
             <w:r>
               <w:t xml:space="preserve">.</w:t>
@@ -2582,7 +2566,7 @@
               <w:t xml:space="preserve"> </w:t>
             </w:r>
             <w:r>
-              <w:t xml:space="preserve">(101)</w:t>
+              <w:t xml:space="preserve">(107)</w:t>
             </w:r>
             <w:r>
               <w:t xml:space="preserve">, multiple sclerosis</w:t>
@@ -2609,7 +2593,7 @@
               <w:t xml:space="preserve"> </w:t>
             </w:r>
             <w:r>
-              <w:t xml:space="preserve">(102)</w:t>
+              <w:t xml:space="preserve">(108)</w:t>
             </w:r>
             <w:r>
               <w:t xml:space="preserve">, and systemic lupus erythematosus</w:t>
@@ -5512,7 +5496,7 @@
       </w:r>
     </w:p>
     <w:bookmarkEnd w:id="62"/>
-    <w:bookmarkStart w:id="264" w:name="references"/>
+    <w:bookmarkStart w:id="275" w:name="references"/>
     <w:p>
       <w:pPr>
         <w:pStyle w:val="Heading2"/>
@@ -5521,7 +5505,7 @@
         <w:t xml:space="preserve">References</w:t>
       </w:r>
     </w:p>
-    <w:bookmarkStart w:id="263" w:name="refs"/>
+    <w:bookmarkStart w:id="274" w:name="refs"/>
     <w:bookmarkStart w:id="64" w:name="ref-Whitacre2001a"/>
     <w:p>
       <w:pPr>
@@ -7589,7 +7573,7 @@
       </w:r>
     </w:p>
     <w:bookmarkEnd w:id="102"/>
-    <w:bookmarkStart w:id="104" w:name="ref-fink_klein18"/>
+    <w:bookmarkStart w:id="104" w:name="ref-metcalf_graham18"/>
     <w:p>
       <w:pPr>
         <w:pStyle w:val="Bibliography"/>
@@ -7604,7 +7588,7 @@
         <w:t xml:space="preserve">	</w:t>
       </w:r>
       <w:r>
-        <w:t xml:space="preserve">A. L. Fink, S. L. Klein,</w:t>
+        <w:t xml:space="preserve">C. J. E. Metcalf, A. L. Graham,</w:t>
       </w:r>
       <w:r>
         <w:t xml:space="preserve"> </w:t>
@@ -7614,7 +7598,7 @@
           <w:rPr>
             <w:rStyle w:val="Hyperlink"/>
           </w:rPr>
-          <w:t xml:space="preserve">The evolution of greater humoral immunity in females than males: Implications for vaccine efficacy</w:t>
+          <w:t xml:space="preserve">Schedule and magnitude of reproductive investment under immune trade-offs explains sex differences in immunity</w:t>
         </w:r>
       </w:hyperlink>
       <w:r>
@@ -7628,7 +7612,7 @@
           <w:i/>
           <w:iCs/>
         </w:rPr>
-        <w:t xml:space="preserve">Current Opinion in Physiology</w:t>
+        <w:t xml:space="preserve">Nature Communications</w:t>
       </w:r>
       <w:r>
         <w:t xml:space="preserve"> </w:t>
@@ -7638,14 +7622,14 @@
           <w:b/>
           <w:bCs/>
         </w:rPr>
-        <w:t xml:space="preserve">6</w:t>
-      </w:r>
-      <w:r>
-        <w:t xml:space="preserve">, 16–20 (2018).</w:t>
+        <w:t xml:space="preserve">9</w:t>
+      </w:r>
+      <w:r>
+        <w:t xml:space="preserve">, 4391 (2018).</w:t>
       </w:r>
     </w:p>
     <w:bookmarkEnd w:id="104"/>
-    <w:bookmarkStart w:id="106" w:name="ref-mitchell_etal22"/>
+    <w:bookmarkStart w:id="106" w:name="ref-fink_klein18"/>
     <w:p>
       <w:pPr>
         <w:pStyle w:val="Bibliography"/>
@@ -7660,7 +7644,7 @@
         <w:t xml:space="preserve">	</w:t>
       </w:r>
       <w:r>
-        <w:t xml:space="preserve">E. Mitchell, A. L. Graham, F. Úbeda, G. Wild,</w:t>
+        <w:t xml:space="preserve">A. L. Fink, S. L. Klein,</w:t>
       </w:r>
       <w:r>
         <w:t xml:space="preserve"> </w:t>
@@ -7670,7 +7654,7 @@
           <w:rPr>
             <w:rStyle w:val="Hyperlink"/>
           </w:rPr>
-          <w:t xml:space="preserve">On maternity and the stronger immune response in women</w:t>
+          <w:t xml:space="preserve">The evolution of greater humoral immunity in females than males: Implications for vaccine efficacy</w:t>
         </w:r>
       </w:hyperlink>
       <w:r>
@@ -7684,7 +7668,7 @@
           <w:i/>
           <w:iCs/>
         </w:rPr>
-        <w:t xml:space="preserve">Nature Communications</w:t>
+        <w:t xml:space="preserve">Current Opinion in Physiology</w:t>
       </w:r>
       <w:r>
         <w:t xml:space="preserve"> </w:t>
@@ -7694,14 +7678,14 @@
           <w:b/>
           <w:bCs/>
         </w:rPr>
-        <w:t xml:space="preserve">13</w:t>
-      </w:r>
-      <w:r>
-        <w:t xml:space="preserve">, 4858 (2022).</w:t>
+        <w:t xml:space="preserve">6</w:t>
+      </w:r>
+      <w:r>
+        <w:t xml:space="preserve">, 16–20 (2018).</w:t>
       </w:r>
     </w:p>
     <w:bookmarkEnd w:id="106"/>
-    <w:bookmarkStart w:id="108" w:name="ref-Natri2019"/>
+    <w:bookmarkStart w:id="108" w:name="ref-mitchell_etal22"/>
     <w:p>
       <w:pPr>
         <w:pStyle w:val="Bibliography"/>
@@ -7716,7 +7700,7 @@
         <w:t xml:space="preserve">	</w:t>
       </w:r>
       <w:r>
-        <w:t xml:space="preserve">H. Natri, A. R. Garcia, K. H. Buetow, B. C. Trumble, M. A. Wilson,</w:t>
+        <w:t xml:space="preserve">E. Mitchell, A. L. Graham, F. Úbeda, G. Wild,</w:t>
       </w:r>
       <w:r>
         <w:t xml:space="preserve"> </w:t>
@@ -7726,85 +7710,7 @@
           <w:rPr>
             <w:rStyle w:val="Hyperlink"/>
           </w:rPr>
-          <w:t xml:space="preserve">The</w:t>
-        </w:r>
-        <w:r>
-          <w:rPr>
-            <w:rStyle w:val="Hyperlink"/>
-          </w:rPr>
-          <w:t xml:space="preserve"> </w:t>
-        </w:r>
-        <w:r>
-          <w:rPr>
-            <w:rStyle w:val="Hyperlink"/>
-          </w:rPr>
-          <w:t xml:space="preserve">Pregnancy Pickle</w:t>
-        </w:r>
-        <w:r>
-          <w:rPr>
-            <w:rStyle w:val="Hyperlink"/>
-          </w:rPr>
-          <w:t xml:space="preserve">:</w:t>
-        </w:r>
-        <w:r>
-          <w:rPr>
-            <w:rStyle w:val="Hyperlink"/>
-          </w:rPr>
-          <w:t xml:space="preserve"> </w:t>
-        </w:r>
-        <w:r>
-          <w:rPr>
-            <w:rStyle w:val="Hyperlink"/>
-          </w:rPr>
-          <w:t xml:space="preserve">Evolved Immune Compensation Due</w:t>
-        </w:r>
-        <w:r>
-          <w:rPr>
-            <w:rStyle w:val="Hyperlink"/>
-          </w:rPr>
-          <w:t xml:space="preserve"> </w:t>
-        </w:r>
-        <w:r>
-          <w:rPr>
-            <w:rStyle w:val="Hyperlink"/>
-          </w:rPr>
-          <w:t xml:space="preserve">to</w:t>
-        </w:r>
-        <w:r>
-          <w:rPr>
-            <w:rStyle w:val="Hyperlink"/>
-          </w:rPr>
-          <w:t xml:space="preserve"> </w:t>
-        </w:r>
-        <w:r>
-          <w:rPr>
-            <w:rStyle w:val="Hyperlink"/>
-          </w:rPr>
-          <w:t xml:space="preserve">Pregnancy Underlies Sex Differences</w:t>
-        </w:r>
-        <w:r>
-          <w:rPr>
-            <w:rStyle w:val="Hyperlink"/>
-          </w:rPr>
-          <w:t xml:space="preserve"> </w:t>
-        </w:r>
-        <w:r>
-          <w:rPr>
-            <w:rStyle w:val="Hyperlink"/>
-          </w:rPr>
-          <w:t xml:space="preserve">in</w:t>
-        </w:r>
-        <w:r>
-          <w:rPr>
-            <w:rStyle w:val="Hyperlink"/>
-          </w:rPr>
-          <w:t xml:space="preserve"> </w:t>
-        </w:r>
-        <w:r>
-          <w:rPr>
-            <w:rStyle w:val="Hyperlink"/>
-          </w:rPr>
-          <w:t xml:space="preserve">Human Diseases</w:t>
+          <w:t xml:space="preserve">On maternity and the stronger immune response in women</w:t>
         </w:r>
       </w:hyperlink>
       <w:r>
@@ -7818,7 +7724,7 @@
           <w:i/>
           <w:iCs/>
         </w:rPr>
-        <w:t xml:space="preserve">Trends in Genetics</w:t>
+        <w:t xml:space="preserve">Nature Communications</w:t>
       </w:r>
       <w:r>
         <w:t xml:space="preserve"> </w:t>
@@ -7828,14 +7734,14 @@
           <w:b/>
           <w:bCs/>
         </w:rPr>
-        <w:t xml:space="preserve">35</w:t>
-      </w:r>
-      <w:r>
-        <w:t xml:space="preserve">, 478–488 (2019).</w:t>
+        <w:t xml:space="preserve">13</w:t>
+      </w:r>
+      <w:r>
+        <w:t xml:space="preserve">, 4858 (2022).</w:t>
       </w:r>
     </w:p>
     <w:bookmarkEnd w:id="108"/>
-    <w:bookmarkStart w:id="110" w:name="ref-kocar_etal01"/>
+    <w:bookmarkStart w:id="110" w:name="ref-Natri2019"/>
     <w:p>
       <w:pPr>
         <w:pStyle w:val="Bibliography"/>
@@ -7850,7 +7756,99 @@
         <w:t xml:space="preserve">	</w:t>
       </w:r>
       <w:r>
-        <w:t xml:space="preserve">I. H. Koçar,</w:t>
+        <w:t xml:space="preserve">H. Natri, A. R. Garcia, K. H. Buetow, B. C. Trumble, M. A. Wilson,</w:t>
+      </w:r>
+      <w:r>
+        <w:t xml:space="preserve"> </w:t>
+      </w:r>
+      <w:hyperlink r:id="rId109">
+        <w:r>
+          <w:rPr>
+            <w:rStyle w:val="Hyperlink"/>
+          </w:rPr>
+          <w:t xml:space="preserve">The</w:t>
+        </w:r>
+        <w:r>
+          <w:rPr>
+            <w:rStyle w:val="Hyperlink"/>
+          </w:rPr>
+          <w:t xml:space="preserve"> </w:t>
+        </w:r>
+        <w:r>
+          <w:rPr>
+            <w:rStyle w:val="Hyperlink"/>
+          </w:rPr>
+          <w:t xml:space="preserve">Pregnancy Pickle</w:t>
+        </w:r>
+        <w:r>
+          <w:rPr>
+            <w:rStyle w:val="Hyperlink"/>
+          </w:rPr>
+          <w:t xml:space="preserve">:</w:t>
+        </w:r>
+        <w:r>
+          <w:rPr>
+            <w:rStyle w:val="Hyperlink"/>
+          </w:rPr>
+          <w:t xml:space="preserve"> </w:t>
+        </w:r>
+        <w:r>
+          <w:rPr>
+            <w:rStyle w:val="Hyperlink"/>
+          </w:rPr>
+          <w:t xml:space="preserve">Evolved Immune Compensation Due</w:t>
+        </w:r>
+        <w:r>
+          <w:rPr>
+            <w:rStyle w:val="Hyperlink"/>
+          </w:rPr>
+          <w:t xml:space="preserve"> </w:t>
+        </w:r>
+        <w:r>
+          <w:rPr>
+            <w:rStyle w:val="Hyperlink"/>
+          </w:rPr>
+          <w:t xml:space="preserve">to</w:t>
+        </w:r>
+        <w:r>
+          <w:rPr>
+            <w:rStyle w:val="Hyperlink"/>
+          </w:rPr>
+          <w:t xml:space="preserve"> </w:t>
+        </w:r>
+        <w:r>
+          <w:rPr>
+            <w:rStyle w:val="Hyperlink"/>
+          </w:rPr>
+          <w:t xml:space="preserve">Pregnancy Underlies Sex Differences</w:t>
+        </w:r>
+        <w:r>
+          <w:rPr>
+            <w:rStyle w:val="Hyperlink"/>
+          </w:rPr>
+          <w:t xml:space="preserve"> </w:t>
+        </w:r>
+        <w:r>
+          <w:rPr>
+            <w:rStyle w:val="Hyperlink"/>
+          </w:rPr>
+          <w:t xml:space="preserve">in</w:t>
+        </w:r>
+        <w:r>
+          <w:rPr>
+            <w:rStyle w:val="Hyperlink"/>
+          </w:rPr>
+          <w:t xml:space="preserve"> </w:t>
+        </w:r>
+        <w:r>
+          <w:rPr>
+            <w:rStyle w:val="Hyperlink"/>
+          </w:rPr>
+          <w:t xml:space="preserve">Human Diseases</w:t>
+        </w:r>
+      </w:hyperlink>
+      <w:r>
+        <w:t xml:space="preserve">.</w:t>
       </w:r>
       <w:r>
         <w:t xml:space="preserve"> </w:t>
@@ -7860,42 +7858,39 @@
           <w:i/>
           <w:iCs/>
         </w:rPr>
-        <w:t xml:space="preserve">et al.</w:t>
-      </w:r>
-      <w:r>
-        <w:t xml:space="preserve">,</w:t>
-      </w:r>
-      <w:r>
-        <w:t xml:space="preserve"> </w:t>
-      </w:r>
-      <w:hyperlink r:id="rId109">
-        <w:r>
-          <w:rPr>
-            <w:rStyle w:val="Hyperlink"/>
-          </w:rPr>
-          <w:t xml:space="preserve">The effect of testosterone replacement treatment on immunological features of patients with</w:t>
-        </w:r>
-        <w:r>
-          <w:rPr>
-            <w:rStyle w:val="Hyperlink"/>
-          </w:rPr>
-          <w:t xml:space="preserve"> </w:t>
-        </w:r>
-        <w:r>
-          <w:rPr>
-            <w:rStyle w:val="Hyperlink"/>
-          </w:rPr>
-          <w:t xml:space="preserve">Klinefelter</w:t>
-        </w:r>
-        <w:r>
-          <w:rPr>
-            <w:rStyle w:val="Hyperlink"/>
-          </w:rPr>
-          <w:t xml:space="preserve">’s syndrome</w:t>
-        </w:r>
-      </w:hyperlink>
-      <w:r>
-        <w:t xml:space="preserve">.</w:t>
+        <w:t xml:space="preserve">Trends in Genetics</w:t>
+      </w:r>
+      <w:r>
+        <w:t xml:space="preserve"> </w:t>
+      </w:r>
+      <w:r>
+        <w:rPr>
+          <w:b/>
+          <w:bCs/>
+        </w:rPr>
+        <w:t xml:space="preserve">35</w:t>
+      </w:r>
+      <w:r>
+        <w:t xml:space="preserve">, 478–488 (2019).</w:t>
+      </w:r>
+    </w:p>
+    <w:bookmarkEnd w:id="110"/>
+    <w:bookmarkStart w:id="112" w:name="ref-kocar_etal01"/>
+    <w:p>
+      <w:pPr>
+        <w:pStyle w:val="Bibliography"/>
+      </w:pPr>
+      <w:r>
+        <w:t xml:space="preserve">25.</w:t>
+      </w:r>
+      <w:r>
+        <w:t xml:space="preserve"> </w:t>
+      </w:r>
+      <w:r>
+        <w:t xml:space="preserve">	</w:t>
+      </w:r>
+      <w:r>
+        <w:t xml:space="preserve">I. H. Koçar,</w:t>
       </w:r>
       <w:r>
         <w:t xml:space="preserve"> </w:t>
@@ -7905,6 +7900,51 @@
           <w:i/>
           <w:iCs/>
         </w:rPr>
+        <w:t xml:space="preserve">et al.</w:t>
+      </w:r>
+      <w:r>
+        <w:t xml:space="preserve">,</w:t>
+      </w:r>
+      <w:r>
+        <w:t xml:space="preserve"> </w:t>
+      </w:r>
+      <w:hyperlink r:id="rId111">
+        <w:r>
+          <w:rPr>
+            <w:rStyle w:val="Hyperlink"/>
+          </w:rPr>
+          <w:t xml:space="preserve">The effect of testosterone replacement treatment on immunological features of patients with</w:t>
+        </w:r>
+        <w:r>
+          <w:rPr>
+            <w:rStyle w:val="Hyperlink"/>
+          </w:rPr>
+          <w:t xml:space="preserve"> </w:t>
+        </w:r>
+        <w:r>
+          <w:rPr>
+            <w:rStyle w:val="Hyperlink"/>
+          </w:rPr>
+          <w:t xml:space="preserve">Klinefelter</w:t>
+        </w:r>
+        <w:r>
+          <w:rPr>
+            <w:rStyle w:val="Hyperlink"/>
+          </w:rPr>
+          <w:t xml:space="preserve">’s syndrome</w:t>
+        </w:r>
+      </w:hyperlink>
+      <w:r>
+        <w:t xml:space="preserve">.</w:t>
+      </w:r>
+      <w:r>
+        <w:t xml:space="preserve"> </w:t>
+      </w:r>
+      <w:r>
+        <w:rPr>
+          <w:i/>
+          <w:iCs/>
+        </w:rPr>
         <w:t xml:space="preserve">Clinical and Experimental Immunology</w:t>
       </w:r>
       <w:r>
@@ -7921,14 +7961,14 @@
         <w:t xml:space="preserve">, 448–452 (2001).</w:t>
       </w:r>
     </w:p>
-    <w:bookmarkEnd w:id="110"/>
-    <w:bookmarkStart w:id="112" w:name="ref-gayen_etal16"/>
+    <w:bookmarkEnd w:id="112"/>
+    <w:bookmarkStart w:id="114" w:name="ref-gayen_etal16"/>
     <w:p>
       <w:pPr>
         <w:pStyle w:val="Bibliography"/>
       </w:pPr>
       <w:r>
-        <w:t xml:space="preserve">25.</w:t>
+        <w:t xml:space="preserve">26.</w:t>
       </w:r>
       <w:r>
         <w:t xml:space="preserve"> </w:t>
@@ -7942,7 +7982,7 @@
       <w:r>
         <w:t xml:space="preserve"> </w:t>
       </w:r>
-      <w:hyperlink r:id="rId111">
+      <w:hyperlink r:id="rId113">
         <w:r>
           <w:rPr>
             <w:rStyle w:val="Hyperlink"/>
@@ -8013,14 +8053,14 @@
         <w:t xml:space="preserve">, E309–E318 (2016).</w:t>
       </w:r>
     </w:p>
-    <w:bookmarkEnd w:id="112"/>
-    <w:bookmarkStart w:id="114" w:name="ref-Taneja2018"/>
+    <w:bookmarkEnd w:id="114"/>
+    <w:bookmarkStart w:id="116" w:name="ref-Taneja2018"/>
     <w:p>
       <w:pPr>
         <w:pStyle w:val="Bibliography"/>
       </w:pPr>
       <w:r>
-        <w:t xml:space="preserve">26.</w:t>
+        <w:t xml:space="preserve">27.</w:t>
       </w:r>
       <w:r>
         <w:t xml:space="preserve"> </w:t>
@@ -8034,7 +8074,7 @@
       <w:r>
         <w:t xml:space="preserve"> </w:t>
       </w:r>
-      <w:hyperlink r:id="rId113">
+      <w:hyperlink r:id="rId115">
         <w:r>
           <w:rPr>
             <w:rStyle w:val="Hyperlink"/>
@@ -8081,14 +8121,14 @@
         <w:t xml:space="preserve">, 1–5 (2018).</w:t>
       </w:r>
     </w:p>
-    <w:bookmarkEnd w:id="114"/>
-    <w:bookmarkStart w:id="116" w:name="ref-furman_etal14"/>
+    <w:bookmarkEnd w:id="116"/>
+    <w:bookmarkStart w:id="118" w:name="ref-furman_etal14"/>
     <w:p>
       <w:pPr>
         <w:pStyle w:val="Bibliography"/>
       </w:pPr>
       <w:r>
-        <w:t xml:space="preserve">27.</w:t>
+        <w:t xml:space="preserve">28.</w:t>
       </w:r>
       <w:r>
         <w:t xml:space="preserve"> </w:t>
@@ -8115,7 +8155,7 @@
       <w:r>
         <w:t xml:space="preserve"> </w:t>
       </w:r>
-      <w:hyperlink r:id="rId115">
+      <w:hyperlink r:id="rId117">
         <w:r>
           <w:rPr>
             <w:rStyle w:val="Hyperlink"/>
@@ -8150,14 +8190,14 @@
         <w:t xml:space="preserve">, 869–874 (2014).</w:t>
       </w:r>
     </w:p>
-    <w:bookmarkEnd w:id="116"/>
-    <w:bookmarkStart w:id="117" w:name="ref-Fish2008b"/>
+    <w:bookmarkEnd w:id="118"/>
+    <w:bookmarkStart w:id="119" w:name="ref-Fish2008b"/>
     <w:p>
       <w:pPr>
         <w:pStyle w:val="Bibliography"/>
       </w:pPr>
       <w:r>
-        <w:t xml:space="preserve">28.</w:t>
+        <w:t xml:space="preserve">29.</w:t>
       </w:r>
       <w:r>
         <w:t xml:space="preserve"> </w:t>
@@ -8204,14 +8244,14 @@
         <w:t xml:space="preserve">, 737–744 (2008).</w:t>
       </w:r>
     </w:p>
-    <w:bookmarkEnd w:id="117"/>
-    <w:bookmarkStart w:id="119" w:name="ref-Takahashi2020"/>
+    <w:bookmarkEnd w:id="119"/>
+    <w:bookmarkStart w:id="121" w:name="ref-Takahashi2020"/>
     <w:p>
       <w:pPr>
         <w:pStyle w:val="Bibliography"/>
       </w:pPr>
       <w:r>
-        <w:t xml:space="preserve">29.</w:t>
+        <w:t xml:space="preserve">30.</w:t>
       </w:r>
       <w:r>
         <w:t xml:space="preserve"> </w:t>
@@ -8238,7 +8278,7 @@
       <w:r>
         <w:t xml:space="preserve"> </w:t>
       </w:r>
-      <w:hyperlink r:id="rId118">
+      <w:hyperlink r:id="rId120">
         <w:r>
           <w:rPr>
             <w:rStyle w:val="Hyperlink"/>
@@ -8297,14 +8337,14 @@
         <w:t xml:space="preserve">, 315–320 (2020).</w:t>
       </w:r>
     </w:p>
-    <w:bookmarkEnd w:id="119"/>
-    <w:bookmarkStart w:id="121" w:name="ref-klein_etal10"/>
+    <w:bookmarkEnd w:id="121"/>
+    <w:bookmarkStart w:id="123" w:name="ref-klein_etal10"/>
     <w:p>
       <w:pPr>
         <w:pStyle w:val="Bibliography"/>
       </w:pPr>
       <w:r>
-        <w:t xml:space="preserve">30.</w:t>
+        <w:t xml:space="preserve">31.</w:t>
       </w:r>
       <w:r>
         <w:t xml:space="preserve"> </w:t>
@@ -8318,7 +8358,7 @@
       <w:r>
         <w:t xml:space="preserve"> </w:t>
       </w:r>
-      <w:hyperlink r:id="rId120">
+      <w:hyperlink r:id="rId122">
         <w:r>
           <w:rPr>
             <w:rStyle w:val="Hyperlink"/>
@@ -8401,14 +8441,14 @@
         <w:t xml:space="preserve">, 338–349 (2010).</w:t>
       </w:r>
     </w:p>
-    <w:bookmarkEnd w:id="121"/>
-    <w:bookmarkStart w:id="123" w:name="ref-Mitchell1999"/>
+    <w:bookmarkEnd w:id="123"/>
+    <w:bookmarkStart w:id="125" w:name="ref-Mitchell1999"/>
     <w:p>
       <w:pPr>
         <w:pStyle w:val="Bibliography"/>
       </w:pPr>
       <w:r>
-        <w:t xml:space="preserve">31.</w:t>
+        <w:t xml:space="preserve">32.</w:t>
       </w:r>
       <w:r>
         <w:t xml:space="preserve"> </w:t>
@@ -8422,7 +8462,7 @@
       <w:r>
         <w:t xml:space="preserve"> </w:t>
       </w:r>
-      <w:hyperlink r:id="rId122">
+      <w:hyperlink r:id="rId124">
         <w:r>
           <w:rPr>
             <w:rStyle w:val="Hyperlink"/>
@@ -8457,14 +8497,14 @@
         <w:t xml:space="preserve">, 1075–1080 (1999).</w:t>
       </w:r>
     </w:p>
-    <w:bookmarkEnd w:id="123"/>
-    <w:bookmarkStart w:id="125" w:name="ref-Voigt2019"/>
+    <w:bookmarkEnd w:id="125"/>
+    <w:bookmarkStart w:id="127" w:name="ref-Voigt2019"/>
     <w:p>
       <w:pPr>
         <w:pStyle w:val="Bibliography"/>
       </w:pPr>
       <w:r>
-        <w:t xml:space="preserve">32.</w:t>
+        <w:t xml:space="preserve">33.</w:t>
       </w:r>
       <w:r>
         <w:t xml:space="preserve"> </w:t>
@@ -8491,7 +8531,7 @@
       <w:r>
         <w:t xml:space="preserve"> </w:t>
       </w:r>
-      <w:hyperlink r:id="rId124">
+      <w:hyperlink r:id="rId126">
         <w:r>
           <w:rPr>
             <w:rStyle w:val="Hyperlink"/>
@@ -8607,14 +8647,14 @@
         <w:t xml:space="preserve">(2019).</w:t>
       </w:r>
     </w:p>
-    <w:bookmarkEnd w:id="125"/>
-    <w:bookmarkStart w:id="127" w:name="ref-Erlebacher2013a"/>
+    <w:bookmarkEnd w:id="127"/>
+    <w:bookmarkStart w:id="129" w:name="ref-Erlebacher2013a"/>
     <w:p>
       <w:pPr>
         <w:pStyle w:val="Bibliography"/>
       </w:pPr>
       <w:r>
-        <w:t xml:space="preserve">33.</w:t>
+        <w:t xml:space="preserve">34.</w:t>
       </w:r>
       <w:r>
         <w:t xml:space="preserve"> </w:t>
@@ -8628,7 +8668,7 @@
       <w:r>
         <w:t xml:space="preserve"> </w:t>
       </w:r>
-      <w:hyperlink r:id="rId126">
+      <w:hyperlink r:id="rId128">
         <w:r>
           <w:rPr>
             <w:rStyle w:val="Hyperlink"/>
@@ -8687,14 +8727,14 @@
         <w:t xml:space="preserve">, 23–33 (2013).</w:t>
       </w:r>
     </w:p>
-    <w:bookmarkEnd w:id="127"/>
-    <w:bookmarkStart w:id="129" w:name="ref-adamswaldorf_nelson08a"/>
+    <w:bookmarkEnd w:id="129"/>
+    <w:bookmarkStart w:id="131" w:name="ref-adamswaldorf_nelson08a"/>
     <w:p>
       <w:pPr>
         <w:pStyle w:val="Bibliography"/>
       </w:pPr>
       <w:r>
-        <w:t xml:space="preserve">34.</w:t>
+        <w:t xml:space="preserve">35.</w:t>
       </w:r>
       <w:r>
         <w:t xml:space="preserve"> </w:t>
@@ -8708,7 +8748,7 @@
       <w:r>
         <w:t xml:space="preserve"> </w:t>
       </w:r>
-      <w:hyperlink r:id="rId128">
+      <w:hyperlink r:id="rId130">
         <w:r>
           <w:rPr>
             <w:rStyle w:val="Hyperlink"/>
@@ -8803,14 +8843,14 @@
         <w:t xml:space="preserve">, 631–644 (2008).</w:t>
       </w:r>
     </w:p>
-    <w:bookmarkEnd w:id="129"/>
-    <w:bookmarkStart w:id="131" w:name="ref-robinson_klein12"/>
+    <w:bookmarkEnd w:id="131"/>
+    <w:bookmarkStart w:id="133" w:name="ref-robinson_klein12"/>
     <w:p>
       <w:pPr>
         <w:pStyle w:val="Bibliography"/>
       </w:pPr>
       <w:r>
-        <w:t xml:space="preserve">35.</w:t>
+        <w:t xml:space="preserve">36.</w:t>
       </w:r>
       <w:r>
         <w:t xml:space="preserve"> </w:t>
@@ -8824,7 +8864,7 @@
       <w:r>
         <w:t xml:space="preserve"> </w:t>
       </w:r>
-      <w:hyperlink r:id="rId130">
+      <w:hyperlink r:id="rId132">
         <w:r>
           <w:rPr>
             <w:rStyle w:val="Hyperlink"/>
@@ -8859,14 +8899,14 @@
         <w:t xml:space="preserve">, 263–271 (2012).</w:t>
       </w:r>
     </w:p>
-    <w:bookmarkEnd w:id="131"/>
-    <w:bookmarkStart w:id="133" w:name="ref-khashan_etal11"/>
+    <w:bookmarkEnd w:id="133"/>
+    <w:bookmarkStart w:id="135" w:name="ref-khashan_etal11"/>
     <w:p>
       <w:pPr>
         <w:pStyle w:val="Bibliography"/>
       </w:pPr>
       <w:r>
-        <w:t xml:space="preserve">36.</w:t>
+        <w:t xml:space="preserve">37.</w:t>
       </w:r>
       <w:r>
         <w:t xml:space="preserve"> </w:t>
@@ -8893,7 +8933,7 @@
       <w:r>
         <w:t xml:space="preserve"> </w:t>
       </w:r>
-      <w:hyperlink r:id="rId132">
+      <w:hyperlink r:id="rId134">
         <w:r>
           <w:rPr>
             <w:rStyle w:val="Hyperlink"/>
@@ -8943,14 +8983,14 @@
         <w:t xml:space="preserve">(2011).</w:t>
       </w:r>
     </w:p>
-    <w:bookmarkEnd w:id="133"/>
-    <w:bookmarkStart w:id="135" w:name="ref-heim_etal18"/>
+    <w:bookmarkEnd w:id="135"/>
+    <w:bookmarkStart w:id="137" w:name="ref-gurven_etal17"/>
     <w:p>
       <w:pPr>
         <w:pStyle w:val="Bibliography"/>
       </w:pPr>
       <w:r>
-        <w:t xml:space="preserve">37.</w:t>
+        <w:t xml:space="preserve">38.</w:t>
       </w:r>
       <w:r>
         <w:t xml:space="preserve"> </w:t>
@@ -8959,45 +8999,7 @@
         <w:t xml:space="preserve">	</w:t>
       </w:r>
       <w:r>
-        <w:t xml:space="preserve">N. Heim, V. Wiedemeyer, R. H. Reich, M. Martini,</w:t>
-      </w:r>
-      <w:r>
-        <w:t xml:space="preserve"> </w:t>
-      </w:r>
-      <w:hyperlink r:id="rId134">
-        <w:r>
-          <w:rPr>
-            <w:rStyle w:val="Hyperlink"/>
-          </w:rPr>
-          <w:t xml:space="preserve">The role of</w:t>
-        </w:r>
-        <w:r>
-          <w:rPr>
-            <w:rStyle w:val="Hyperlink"/>
-          </w:rPr>
-          <w:t xml:space="preserve"> </w:t>
-        </w:r>
-        <w:r>
-          <w:rPr>
-            <w:rStyle w:val="Hyperlink"/>
-          </w:rPr>
-          <w:t xml:space="preserve">C-reactive</w:t>
-        </w:r>
-        <w:r>
-          <w:rPr>
-            <w:rStyle w:val="Hyperlink"/>
-          </w:rPr>
-          <w:t xml:space="preserve"> </w:t>
-        </w:r>
-        <w:r>
-          <w:rPr>
-            <w:rStyle w:val="Hyperlink"/>
-          </w:rPr>
-          <w:t xml:space="preserve">protein and white blood cell count in the prediction of length of stay in hospital and severity of odontogenic abscess</w:t>
-        </w:r>
-      </w:hyperlink>
-      <w:r>
-        <w:t xml:space="preserve">.</w:t>
+        <w:t xml:space="preserve">M. Gurven,</w:t>
       </w:r>
       <w:r>
         <w:t xml:space="preserve"> </w:t>
@@ -9007,7 +9009,100 @@
           <w:i/>
           <w:iCs/>
         </w:rPr>
-        <w:t xml:space="preserve">Journal of Cranio-Maxillofacial Surgery</w:t>
+        <w:t xml:space="preserve">et al.</w:t>
+      </w:r>
+      <w:r>
+        <w:t xml:space="preserve">,</w:t>
+      </w:r>
+      <w:r>
+        <w:t xml:space="preserve"> </w:t>
+      </w:r>
+      <w:hyperlink r:id="rId136">
+        <w:r>
+          <w:rPr>
+            <w:rStyle w:val="Hyperlink"/>
+          </w:rPr>
+          <w:t xml:space="preserve">The</w:t>
+        </w:r>
+        <w:r>
+          <w:rPr>
+            <w:rStyle w:val="Hyperlink"/>
+          </w:rPr>
+          <w:t xml:space="preserve"> </w:t>
+        </w:r>
+        <w:r>
+          <w:rPr>
+            <w:rStyle w:val="Hyperlink"/>
+          </w:rPr>
+          <w:t xml:space="preserve">Tsimane Health</w:t>
+        </w:r>
+        <w:r>
+          <w:rPr>
+            <w:rStyle w:val="Hyperlink"/>
+          </w:rPr>
+          <w:t xml:space="preserve"> </w:t>
+        </w:r>
+        <w:r>
+          <w:rPr>
+            <w:rStyle w:val="Hyperlink"/>
+          </w:rPr>
+          <w:t xml:space="preserve">and</w:t>
+        </w:r>
+        <w:r>
+          <w:rPr>
+            <w:rStyle w:val="Hyperlink"/>
+          </w:rPr>
+          <w:t xml:space="preserve"> </w:t>
+        </w:r>
+        <w:r>
+          <w:rPr>
+            <w:rStyle w:val="Hyperlink"/>
+          </w:rPr>
+          <w:t xml:space="preserve">Life History Project</w:t>
+        </w:r>
+        <w:r>
+          <w:rPr>
+            <w:rStyle w:val="Hyperlink"/>
+          </w:rPr>
+          <w:t xml:space="preserve">:</w:t>
+        </w:r>
+        <w:r>
+          <w:rPr>
+            <w:rStyle w:val="Hyperlink"/>
+          </w:rPr>
+          <w:t xml:space="preserve"> </w:t>
+        </w:r>
+        <w:r>
+          <w:rPr>
+            <w:rStyle w:val="Hyperlink"/>
+          </w:rPr>
+          <w:t xml:space="preserve">Integrating</w:t>
+        </w:r>
+        <w:r>
+          <w:rPr>
+            <w:rStyle w:val="Hyperlink"/>
+          </w:rPr>
+          <w:t xml:space="preserve"> </w:t>
+        </w:r>
+        <w:r>
+          <w:rPr>
+            <w:rStyle w:val="Hyperlink"/>
+          </w:rPr>
+          <w:t xml:space="preserve">anthropology and biomedicine</w:t>
+        </w:r>
+      </w:hyperlink>
+      <w:r>
+        <w:t xml:space="preserve">.</w:t>
+      </w:r>
+      <w:r>
+        <w:t xml:space="preserve"> </w:t>
+      </w:r>
+      <w:r>
+        <w:rPr>
+          <w:i/>
+          <w:iCs/>
+        </w:rPr>
+        <w:t xml:space="preserve">Evolutionary Anthropology</w:t>
       </w:r>
       <w:r>
         <w:t xml:space="preserve"> </w:t>
@@ -9017,20 +9112,20 @@
           <w:b/>
           <w:bCs/>
         </w:rPr>
-        <w:t xml:space="preserve">46</w:t>
-      </w:r>
-      <w:r>
-        <w:t xml:space="preserve">, 2220–2226 (2018).</w:t>
-      </w:r>
-    </w:p>
-    <w:bookmarkEnd w:id="135"/>
-    <w:bookmarkStart w:id="137" w:name="ref-ishihara_etal06"/>
+        <w:t xml:space="preserve">26</w:t>
+      </w:r>
+      <w:r>
+        <w:t xml:space="preserve">, 54–73 (2017).</w:t>
+      </w:r>
+    </w:p>
+    <w:bookmarkEnd w:id="137"/>
+    <w:bookmarkStart w:id="139" w:name="ref-heim_etal18"/>
     <w:p>
       <w:pPr>
         <w:pStyle w:val="Bibliography"/>
       </w:pPr>
       <w:r>
-        <w:t xml:space="preserve">38.</w:t>
+        <w:t xml:space="preserve">39.</w:t>
       </w:r>
       <w:r>
         <w:t xml:space="preserve"> </w:t>
@@ -9039,7 +9134,45 @@
         <w:t xml:space="preserve">	</w:t>
       </w:r>
       <w:r>
-        <w:t xml:space="preserve">M. Ishihara,</w:t>
+        <w:t xml:space="preserve">N. Heim, V. Wiedemeyer, R. H. Reich, M. Martini,</w:t>
+      </w:r>
+      <w:r>
+        <w:t xml:space="preserve"> </w:t>
+      </w:r>
+      <w:hyperlink r:id="rId138">
+        <w:r>
+          <w:rPr>
+            <w:rStyle w:val="Hyperlink"/>
+          </w:rPr>
+          <w:t xml:space="preserve">The role of</w:t>
+        </w:r>
+        <w:r>
+          <w:rPr>
+            <w:rStyle w:val="Hyperlink"/>
+          </w:rPr>
+          <w:t xml:space="preserve"> </w:t>
+        </w:r>
+        <w:r>
+          <w:rPr>
+            <w:rStyle w:val="Hyperlink"/>
+          </w:rPr>
+          <w:t xml:space="preserve">C-reactive</w:t>
+        </w:r>
+        <w:r>
+          <w:rPr>
+            <w:rStyle w:val="Hyperlink"/>
+          </w:rPr>
+          <w:t xml:space="preserve"> </w:t>
+        </w:r>
+        <w:r>
+          <w:rPr>
+            <w:rStyle w:val="Hyperlink"/>
+          </w:rPr>
+          <w:t xml:space="preserve">protein and white blood cell count in the prediction of length of stay in hospital and severity of odontogenic abscess</w:t>
+        </w:r>
+      </w:hyperlink>
+      <w:r>
+        <w:t xml:space="preserve">.</w:t>
       </w:r>
       <w:r>
         <w:t xml:space="preserve"> </w:t>
@@ -9049,84 +9182,39 @@
           <w:i/>
           <w:iCs/>
         </w:rPr>
-        <w:t xml:space="preserve">et al.</w:t>
-      </w:r>
-      <w:r>
-        <w:t xml:space="preserve">,</w:t>
-      </w:r>
-      <w:r>
-        <w:t xml:space="preserve"> </w:t>
-      </w:r>
-      <w:hyperlink r:id="rId136">
-        <w:r>
-          <w:rPr>
-            <w:rStyle w:val="Hyperlink"/>
-          </w:rPr>
-          <w:t xml:space="preserve">Usefulness of</w:t>
-        </w:r>
-        <w:r>
-          <w:rPr>
-            <w:rStyle w:val="Hyperlink"/>
-          </w:rPr>
-          <w:t xml:space="preserve"> </w:t>
-        </w:r>
-        <w:r>
-          <w:rPr>
-            <w:rStyle w:val="Hyperlink"/>
-          </w:rPr>
-          <w:t xml:space="preserve">Combined White Blood Cell Count</w:t>
-        </w:r>
-        <w:r>
-          <w:rPr>
-            <w:rStyle w:val="Hyperlink"/>
-          </w:rPr>
-          <w:t xml:space="preserve"> </w:t>
-        </w:r>
-        <w:r>
-          <w:rPr>
-            <w:rStyle w:val="Hyperlink"/>
-          </w:rPr>
-          <w:t xml:space="preserve">and</w:t>
-        </w:r>
-        <w:r>
-          <w:rPr>
-            <w:rStyle w:val="Hyperlink"/>
-          </w:rPr>
-          <w:t xml:space="preserve"> </w:t>
-        </w:r>
-        <w:r>
-          <w:rPr>
-            <w:rStyle w:val="Hyperlink"/>
-          </w:rPr>
-          <w:t xml:space="preserve">Plasma Glucose</w:t>
-        </w:r>
-        <w:r>
-          <w:rPr>
-            <w:rStyle w:val="Hyperlink"/>
-          </w:rPr>
-          <w:t xml:space="preserve"> </w:t>
-        </w:r>
-        <w:r>
-          <w:rPr>
-            <w:rStyle w:val="Hyperlink"/>
-          </w:rPr>
-          <w:t xml:space="preserve">for</w:t>
-        </w:r>
-        <w:r>
-          <w:rPr>
-            <w:rStyle w:val="Hyperlink"/>
-          </w:rPr>
-          <w:t xml:space="preserve"> </w:t>
-        </w:r>
-        <w:r>
-          <w:rPr>
-            <w:rStyle w:val="Hyperlink"/>
-          </w:rPr>
-          <w:t xml:space="preserve">Predicting In-Hospital Outcomes After Acute Myocardial Infarction</w:t>
-        </w:r>
-      </w:hyperlink>
-      <w:r>
-        <w:t xml:space="preserve">.</w:t>
+        <w:t xml:space="preserve">Journal of Cranio-Maxillofacial Surgery</w:t>
+      </w:r>
+      <w:r>
+        <w:t xml:space="preserve"> </w:t>
+      </w:r>
+      <w:r>
+        <w:rPr>
+          <w:b/>
+          <w:bCs/>
+        </w:rPr>
+        <w:t xml:space="preserve">46</w:t>
+      </w:r>
+      <w:r>
+        <w:t xml:space="preserve">, 2220–2226 (2018).</w:t>
+      </w:r>
+    </w:p>
+    <w:bookmarkEnd w:id="139"/>
+    <w:bookmarkStart w:id="141" w:name="ref-ishihara_etal06"/>
+    <w:p>
+      <w:pPr>
+        <w:pStyle w:val="Bibliography"/>
+      </w:pPr>
+      <w:r>
+        <w:t xml:space="preserve">40.</w:t>
+      </w:r>
+      <w:r>
+        <w:t xml:space="preserve"> </w:t>
+      </w:r>
+      <w:r>
+        <w:t xml:space="preserve">	</w:t>
+      </w:r>
+      <w:r>
+        <w:t xml:space="preserve">M. Ishihara,</w:t>
       </w:r>
       <w:r>
         <w:t xml:space="preserve"> </w:t>
@@ -9136,6 +9224,93 @@
           <w:i/>
           <w:iCs/>
         </w:rPr>
+        <w:t xml:space="preserve">et al.</w:t>
+      </w:r>
+      <w:r>
+        <w:t xml:space="preserve">,</w:t>
+      </w:r>
+      <w:r>
+        <w:t xml:space="preserve"> </w:t>
+      </w:r>
+      <w:hyperlink r:id="rId140">
+        <w:r>
+          <w:rPr>
+            <w:rStyle w:val="Hyperlink"/>
+          </w:rPr>
+          <w:t xml:space="preserve">Usefulness of</w:t>
+        </w:r>
+        <w:r>
+          <w:rPr>
+            <w:rStyle w:val="Hyperlink"/>
+          </w:rPr>
+          <w:t xml:space="preserve"> </w:t>
+        </w:r>
+        <w:r>
+          <w:rPr>
+            <w:rStyle w:val="Hyperlink"/>
+          </w:rPr>
+          <w:t xml:space="preserve">Combined White Blood Cell Count</w:t>
+        </w:r>
+        <w:r>
+          <w:rPr>
+            <w:rStyle w:val="Hyperlink"/>
+          </w:rPr>
+          <w:t xml:space="preserve"> </w:t>
+        </w:r>
+        <w:r>
+          <w:rPr>
+            <w:rStyle w:val="Hyperlink"/>
+          </w:rPr>
+          <w:t xml:space="preserve">and</w:t>
+        </w:r>
+        <w:r>
+          <w:rPr>
+            <w:rStyle w:val="Hyperlink"/>
+          </w:rPr>
+          <w:t xml:space="preserve"> </w:t>
+        </w:r>
+        <w:r>
+          <w:rPr>
+            <w:rStyle w:val="Hyperlink"/>
+          </w:rPr>
+          <w:t xml:space="preserve">Plasma Glucose</w:t>
+        </w:r>
+        <w:r>
+          <w:rPr>
+            <w:rStyle w:val="Hyperlink"/>
+          </w:rPr>
+          <w:t xml:space="preserve"> </w:t>
+        </w:r>
+        <w:r>
+          <w:rPr>
+            <w:rStyle w:val="Hyperlink"/>
+          </w:rPr>
+          <w:t xml:space="preserve">for</w:t>
+        </w:r>
+        <w:r>
+          <w:rPr>
+            <w:rStyle w:val="Hyperlink"/>
+          </w:rPr>
+          <w:t xml:space="preserve"> </w:t>
+        </w:r>
+        <w:r>
+          <w:rPr>
+            <w:rStyle w:val="Hyperlink"/>
+          </w:rPr>
+          <w:t xml:space="preserve">Predicting In-Hospital Outcomes After Acute Myocardial Infarction</w:t>
+        </w:r>
+      </w:hyperlink>
+      <w:r>
+        <w:t xml:space="preserve">.</w:t>
+      </w:r>
+      <w:r>
+        <w:t xml:space="preserve"> </w:t>
+      </w:r>
+      <w:r>
+        <w:rPr>
+          <w:i/>
+          <w:iCs/>
+        </w:rPr>
         <w:t xml:space="preserve">The American Journal of Cardiology</w:t>
       </w:r>
       <w:r>
@@ -9152,14 +9327,14 @@
         <w:t xml:space="preserve">, 1558–1563 (2006).</w:t>
       </w:r>
     </w:p>
-    <w:bookmarkEnd w:id="137"/>
-    <w:bookmarkStart w:id="139" w:name="ref-al-gwaiz_babay07"/>
+    <w:bookmarkEnd w:id="141"/>
+    <w:bookmarkStart w:id="143" w:name="ref-al-gwaiz_babay07"/>
     <w:p>
       <w:pPr>
         <w:pStyle w:val="Bibliography"/>
       </w:pPr>
       <w:r>
-        <w:t xml:space="preserve">39.</w:t>
+        <w:t xml:space="preserve">41.</w:t>
       </w:r>
       <w:r>
         <w:t xml:space="preserve"> </w:t>
@@ -9173,7 +9348,7 @@
       <w:r>
         <w:t xml:space="preserve"> </w:t>
       </w:r>
-      <w:hyperlink r:id="rId138">
+      <w:hyperlink r:id="rId142">
         <w:r>
           <w:rPr>
             <w:rStyle w:val="Hyperlink"/>
@@ -9334,14 +9509,14 @@
         <w:t xml:space="preserve">, 344–347 (2007).</w:t>
       </w:r>
     </w:p>
-    <w:bookmarkEnd w:id="139"/>
-    <w:bookmarkStart w:id="141" w:name="ref-lowsby_etal15"/>
+    <w:bookmarkEnd w:id="143"/>
+    <w:bookmarkStart w:id="145" w:name="ref-lowsby_etal15"/>
     <w:p>
       <w:pPr>
         <w:pStyle w:val="Bibliography"/>
       </w:pPr>
       <w:r>
-        <w:t xml:space="preserve">40.</w:t>
+        <w:t xml:space="preserve">42.</w:t>
       </w:r>
       <w:r>
         <w:t xml:space="preserve"> </w:t>
@@ -9368,7 +9543,7 @@
       <w:r>
         <w:t xml:space="preserve"> </w:t>
       </w:r>
-      <w:hyperlink r:id="rId140">
+      <w:hyperlink r:id="rId144">
         <w:r>
           <w:rPr>
             <w:rStyle w:val="Hyperlink"/>
@@ -9403,14 +9578,14 @@
         <w:t xml:space="preserve">, 531–534 (2015).</w:t>
       </w:r>
     </w:p>
-    <w:bookmarkEnd w:id="141"/>
-    <w:bookmarkStart w:id="143" w:name="ref-handelsman_etal16"/>
+    <w:bookmarkEnd w:id="145"/>
+    <w:bookmarkStart w:id="147" w:name="ref-handelsman_etal16"/>
     <w:p>
       <w:pPr>
         <w:pStyle w:val="Bibliography"/>
       </w:pPr>
       <w:r>
-        <w:t xml:space="preserve">41.</w:t>
+        <w:t xml:space="preserve">43.</w:t>
       </w:r>
       <w:r>
         <w:t xml:space="preserve"> </w:t>
@@ -9424,7 +9599,7 @@
       <w:r>
         <w:t xml:space="preserve"> </w:t>
       </w:r>
-      <w:hyperlink r:id="rId142">
+      <w:hyperlink r:id="rId146">
         <w:r>
           <w:rPr>
             <w:rStyle w:val="Hyperlink"/>
@@ -9459,14 +9634,14 @@
         <w:t xml:space="preserve">, 377–384 (2016).</w:t>
       </w:r>
     </w:p>
-    <w:bookmarkEnd w:id="143"/>
-    <w:bookmarkStart w:id="145" w:name="ref-decaroli_rochira17"/>
+    <w:bookmarkEnd w:id="147"/>
+    <w:bookmarkStart w:id="149" w:name="ref-decaroli_rochira17"/>
     <w:p>
       <w:pPr>
         <w:pStyle w:val="Bibliography"/>
       </w:pPr>
       <w:r>
-        <w:t xml:space="preserve">42.</w:t>
+        <w:t xml:space="preserve">44.</w:t>
       </w:r>
       <w:r>
         <w:t xml:space="preserve"> </w:t>
@@ -9480,7 +9655,7 @@
       <w:r>
         <w:t xml:space="preserve"> </w:t>
       </w:r>
-      <w:hyperlink r:id="rId144">
+      <w:hyperlink r:id="rId148">
         <w:r>
           <w:rPr>
             <w:rStyle w:val="Hyperlink"/>
@@ -9515,14 +9690,14 @@
         <w:t xml:space="preserve">, 545–570 (2017).</w:t>
       </w:r>
     </w:p>
-    <w:bookmarkEnd w:id="145"/>
-    <w:bookmarkStart w:id="147" w:name="ref-marquez_etal20"/>
+    <w:bookmarkEnd w:id="149"/>
+    <w:bookmarkStart w:id="151" w:name="ref-marquez_etal20"/>
     <w:p>
       <w:pPr>
         <w:pStyle w:val="Bibliography"/>
       </w:pPr>
       <w:r>
-        <w:t xml:space="preserve">43.</w:t>
+        <w:t xml:space="preserve">45.</w:t>
       </w:r>
       <w:r>
         <w:t xml:space="preserve"> </w:t>
@@ -9549,7 +9724,7 @@
       <w:r>
         <w:t xml:space="preserve"> </w:t>
       </w:r>
-      <w:hyperlink r:id="rId146">
+      <w:hyperlink r:id="rId150">
         <w:r>
           <w:rPr>
             <w:rStyle w:val="Hyperlink"/>
@@ -9584,14 +9759,14 @@
         <w:t xml:space="preserve">, 751 (2020).</w:t>
       </w:r>
     </w:p>
-    <w:bookmarkEnd w:id="147"/>
-    <w:bookmarkStart w:id="149" w:name="ref-oleary_etal91"/>
+    <w:bookmarkEnd w:id="151"/>
+    <w:bookmarkStart w:id="153" w:name="ref-oleary_etal91"/>
     <w:p>
       <w:pPr>
         <w:pStyle w:val="Bibliography"/>
       </w:pPr>
       <w:r>
-        <w:t xml:space="preserve">44.</w:t>
+        <w:t xml:space="preserve">46.</w:t>
       </w:r>
       <w:r>
         <w:t xml:space="preserve"> </w:t>
@@ -9605,7 +9780,7 @@
       <w:r>
         <w:t xml:space="preserve"> </w:t>
       </w:r>
-      <w:hyperlink r:id="rId148">
+      <w:hyperlink r:id="rId152">
         <w:r>
           <w:rPr>
             <w:rStyle w:val="Hyperlink"/>
@@ -9640,14 +9815,14 @@
         <w:t xml:space="preserve">, 667–672 (1991).</w:t>
       </w:r>
     </w:p>
-    <w:bookmarkEnd w:id="149"/>
-    <w:bookmarkStart w:id="151" w:name="ref-schock_etal16"/>
+    <w:bookmarkEnd w:id="153"/>
+    <w:bookmarkStart w:id="155" w:name="ref-schock_etal16"/>
     <w:p>
       <w:pPr>
         <w:pStyle w:val="Bibliography"/>
       </w:pPr>
       <w:r>
-        <w:t xml:space="preserve">45.</w:t>
+        <w:t xml:space="preserve">47.</w:t>
       </w:r>
       <w:r>
         <w:t xml:space="preserve"> </w:t>
@@ -9674,7 +9849,7 @@
       <w:r>
         <w:t xml:space="preserve"> </w:t>
       </w:r>
-      <w:hyperlink r:id="rId150">
+      <w:hyperlink r:id="rId154">
         <w:r>
           <w:rPr>
             <w:rStyle w:val="Hyperlink"/>
@@ -9709,14 +9884,14 @@
         <w:t xml:space="preserve">, 146 (2016).</w:t>
       </w:r>
     </w:p>
-    <w:bookmarkEnd w:id="151"/>
-    <w:bookmarkStart w:id="153" w:name="ref-magon_kumar12"/>
+    <w:bookmarkEnd w:id="155"/>
+    <w:bookmarkStart w:id="157" w:name="ref-magon_kumar12"/>
     <w:p>
       <w:pPr>
         <w:pStyle w:val="Bibliography"/>
       </w:pPr>
       <w:r>
-        <w:t xml:space="preserve">46.</w:t>
+        <w:t xml:space="preserve">48.</w:t>
       </w:r>
       <w:r>
         <w:t xml:space="preserve"> </w:t>
@@ -9730,7 +9905,7 @@
       <w:r>
         <w:t xml:space="preserve"> </w:t>
       </w:r>
-      <w:hyperlink r:id="rId152">
+      <w:hyperlink r:id="rId156">
         <w:r>
           <w:rPr>
             <w:rStyle w:val="Hyperlink"/>
@@ -9765,14 +9940,14 @@
         <w:t xml:space="preserve">, 179 (2012).</w:t>
       </w:r>
     </w:p>
-    <w:bookmarkEnd w:id="153"/>
-    <w:bookmarkStart w:id="155" w:name="ref-schumacher_etal14a"/>
+    <w:bookmarkEnd w:id="157"/>
+    <w:bookmarkStart w:id="159" w:name="ref-schumacher_etal14a"/>
     <w:p>
       <w:pPr>
         <w:pStyle w:val="Bibliography"/>
       </w:pPr>
       <w:r>
-        <w:t xml:space="preserve">47.</w:t>
+        <w:t xml:space="preserve">49.</w:t>
       </w:r>
       <w:r>
         <w:t xml:space="preserve"> </w:t>
@@ -9786,7 +9961,7 @@
       <w:r>
         <w:t xml:space="preserve"> </w:t>
       </w:r>
-      <w:hyperlink r:id="rId154">
+      <w:hyperlink r:id="rId158">
         <w:r>
           <w:rPr>
             <w:rStyle w:val="Hyperlink"/>
@@ -9857,14 +10032,14 @@
         <w:t xml:space="preserve">, 1–12 (2014).</w:t>
       </w:r>
     </w:p>
-    <w:bookmarkEnd w:id="155"/>
-    <w:bookmarkStart w:id="157" w:name="ref-soma-pillay_etal16"/>
+    <w:bookmarkEnd w:id="159"/>
+    <w:bookmarkStart w:id="161" w:name="ref-soma-pillay_etal16"/>
     <w:p>
       <w:pPr>
         <w:pStyle w:val="Bibliography"/>
       </w:pPr>
       <w:r>
-        <w:t xml:space="preserve">48.</w:t>
+        <w:t xml:space="preserve">50.</w:t>
       </w:r>
       <w:r>
         <w:t xml:space="preserve"> </w:t>
@@ -9878,7 +10053,7 @@
       <w:r>
         <w:t xml:space="preserve"> </w:t>
       </w:r>
-      <w:hyperlink r:id="rId156">
+      <w:hyperlink r:id="rId160">
         <w:r>
           <w:rPr>
             <w:rStyle w:val="Hyperlink"/>
@@ -9913,14 +10088,14 @@
         <w:t xml:space="preserve">, 89–94 (2016).</w:t>
       </w:r>
     </w:p>
-    <w:bookmarkEnd w:id="157"/>
-    <w:bookmarkStart w:id="159" w:name="ref-neville_neifert83"/>
+    <w:bookmarkEnd w:id="161"/>
+    <w:bookmarkStart w:id="163" w:name="ref-neville_neifert83"/>
     <w:p>
       <w:pPr>
         <w:pStyle w:val="Bibliography"/>
       </w:pPr>
       <w:r>
-        <w:t xml:space="preserve">49.</w:t>
+        <w:t xml:space="preserve">51.</w:t>
       </w:r>
       <w:r>
         <w:t xml:space="preserve"> </w:t>
@@ -9944,7 +10119,7 @@
       <w:r>
         <w:t xml:space="preserve">, M. C. Neville, M. R. Neifert, Eds. (Springer US, 1983) https:/doi.org/</w:t>
       </w:r>
-      <w:hyperlink r:id="rId158">
+      <w:hyperlink r:id="rId162">
         <w:r>
           <w:rPr>
             <w:rStyle w:val="Hyperlink"/>
@@ -9956,14 +10131,14 @@
         <w:t xml:space="preserve">.</w:t>
       </w:r>
     </w:p>
-    <w:bookmarkEnd w:id="159"/>
-    <w:bookmarkStart w:id="161" w:name="ref-musey_etal87a"/>
+    <w:bookmarkEnd w:id="163"/>
+    <w:bookmarkStart w:id="165" w:name="ref-musey_etal87a"/>
     <w:p>
       <w:pPr>
         <w:pStyle w:val="Bibliography"/>
       </w:pPr>
       <w:r>
-        <w:t xml:space="preserve">50.</w:t>
+        <w:t xml:space="preserve">52.</w:t>
       </w:r>
       <w:r>
         <w:t xml:space="preserve"> </w:t>
@@ -9977,7 +10152,7 @@
       <w:r>
         <w:t xml:space="preserve"> </w:t>
       </w:r>
-      <w:hyperlink r:id="rId160">
+      <w:hyperlink r:id="rId164">
         <w:r>
           <w:rPr>
             <w:rStyle w:val="Hyperlink"/>
@@ -10090,14 +10265,14 @@
         <w:t xml:space="preserve">, 229–234 (1987).</w:t>
       </w:r>
     </w:p>
-    <w:bookmarkEnd w:id="161"/>
-    <w:bookmarkStart w:id="163" w:name="ref-musey_etal87"/>
+    <w:bookmarkEnd w:id="165"/>
+    <w:bookmarkStart w:id="167" w:name="ref-musey_etal87"/>
     <w:p>
       <w:pPr>
         <w:pStyle w:val="Bibliography"/>
       </w:pPr>
       <w:r>
-        <w:t xml:space="preserve">51.</w:t>
+        <w:t xml:space="preserve">53.</w:t>
       </w:r>
       <w:r>
         <w:t xml:space="preserve"> </w:t>
@@ -10124,7 +10299,7 @@
       <w:r>
         <w:t xml:space="preserve"> </w:t>
       </w:r>
-      <w:hyperlink r:id="rId162">
+      <w:hyperlink r:id="rId166">
         <w:r>
           <w:rPr>
             <w:rStyle w:val="Hyperlink"/>
@@ -10267,14 +10442,14 @@
         <w:t xml:space="preserve">, 111–118 (1987).</w:t>
       </w:r>
     </w:p>
-    <w:bookmarkEnd w:id="163"/>
-    <w:bookmarkStart w:id="165" w:name="ref-burger02"/>
+    <w:bookmarkEnd w:id="167"/>
+    <w:bookmarkStart w:id="169" w:name="ref-burger02"/>
     <w:p>
       <w:pPr>
         <w:pStyle w:val="Bibliography"/>
       </w:pPr>
       <w:r>
-        <w:t xml:space="preserve">52.</w:t>
+        <w:t xml:space="preserve">54.</w:t>
       </w:r>
       <w:r>
         <w:t xml:space="preserve"> </w:t>
@@ -10288,7 +10463,7 @@
       <w:r>
         <w:t xml:space="preserve"> </w:t>
       </w:r>
-      <w:hyperlink r:id="rId164">
+      <w:hyperlink r:id="rId168">
         <w:r>
           <w:rPr>
             <w:rStyle w:val="Hyperlink"/>
@@ -10359,14 +10534,14 @@
         <w:t xml:space="preserve">, 257–275 (2002).</w:t>
       </w:r>
     </w:p>
-    <w:bookmarkEnd w:id="165"/>
-    <w:bookmarkStart w:id="167" w:name="ref-khandwala_etal18"/>
+    <w:bookmarkEnd w:id="169"/>
+    <w:bookmarkStart w:id="171" w:name="ref-khandwala_etal18"/>
     <w:p>
       <w:pPr>
         <w:pStyle w:val="Bibliography"/>
       </w:pPr>
       <w:r>
-        <w:t xml:space="preserve">53.</w:t>
+        <w:t xml:space="preserve">55.</w:t>
       </w:r>
       <w:r>
         <w:t xml:space="preserve"> </w:t>
@@ -10393,7 +10568,7 @@
       <w:r>
         <w:t xml:space="preserve"> </w:t>
       </w:r>
-      <w:hyperlink r:id="rId166">
+      <w:hyperlink r:id="rId170">
         <w:r>
           <w:rPr>
             <w:rStyle w:val="Hyperlink"/>
@@ -10436,14 +10611,14 @@
         <w:t xml:space="preserve">, k4372 (2018).</w:t>
       </w:r>
     </w:p>
-    <w:bookmarkEnd w:id="167"/>
-    <w:bookmarkStart w:id="169" w:name="ref-pino_etal20"/>
+    <w:bookmarkEnd w:id="171"/>
+    <w:bookmarkStart w:id="173" w:name="ref-pino_etal20"/>
     <w:p>
       <w:pPr>
         <w:pStyle w:val="Bibliography"/>
       </w:pPr>
       <w:r>
-        <w:t xml:space="preserve">54.</w:t>
+        <w:t xml:space="preserve">56.</w:t>
       </w:r>
       <w:r>
         <w:t xml:space="preserve"> </w:t>
@@ -10482,7 +10657,7 @@
       <w:r>
         <w:t xml:space="preserve">(2020) https:/doi.org/</w:t>
       </w:r>
-      <w:hyperlink r:id="rId168">
+      <w:hyperlink r:id="rId172">
         <w:r>
           <w:rPr>
             <w:rStyle w:val="Hyperlink"/>
@@ -10497,14 +10672,14 @@
         <w:t xml:space="preserve">(March 22, 2024).</w:t>
       </w:r>
     </w:p>
-    <w:bookmarkEnd w:id="169"/>
-    <w:bookmarkStart w:id="171" w:name="ref-Hove2020"/>
+    <w:bookmarkEnd w:id="173"/>
+    <w:bookmarkStart w:id="175" w:name="ref-Hove2020"/>
     <w:p>
       <w:pPr>
         <w:pStyle w:val="Bibliography"/>
       </w:pPr>
       <w:r>
-        <w:t xml:space="preserve">55.</w:t>
+        <w:t xml:space="preserve">57.</w:t>
       </w:r>
       <w:r>
         <w:t xml:space="preserve"> </w:t>
@@ -10531,7 +10706,7 @@
       <w:r>
         <w:t xml:space="preserve"> </w:t>
       </w:r>
-      <w:hyperlink r:id="rId170">
+      <w:hyperlink r:id="rId174">
         <w:r>
           <w:rPr>
             <w:rStyle w:val="Hyperlink"/>
@@ -10566,14 +10741,14 @@
         <w:t xml:space="preserve">, 114–128 (2020).</w:t>
       </w:r>
     </w:p>
-    <w:bookmarkEnd w:id="171"/>
-    <w:bookmarkStart w:id="173" w:name="ref-garcia-carrasco_etal02"/>
+    <w:bookmarkEnd w:id="175"/>
+    <w:bookmarkStart w:id="177" w:name="ref-garcia-carrasco_etal02"/>
     <w:p>
       <w:pPr>
         <w:pStyle w:val="Bibliography"/>
       </w:pPr>
       <w:r>
-        <w:t xml:space="preserve">56.</w:t>
+        <w:t xml:space="preserve">58.</w:t>
       </w:r>
       <w:r>
         <w:t xml:space="preserve"> </w:t>
@@ -10600,7 +10775,7 @@
       <w:r>
         <w:t xml:space="preserve"> </w:t>
       </w:r>
-      <w:hyperlink r:id="rId172">
+      <w:hyperlink r:id="rId176">
         <w:r>
           <w:rPr>
             <w:rStyle w:val="Hyperlink"/>
@@ -10737,14 +10912,14 @@
         <w:t xml:space="preserve">, 270–280 (2002).</w:t>
       </w:r>
     </w:p>
-    <w:bookmarkEnd w:id="173"/>
-    <w:bookmarkStart w:id="175" w:name="ref-ohta_etal13"/>
+    <w:bookmarkEnd w:id="177"/>
+    <w:bookmarkStart w:id="179" w:name="ref-ohta_etal13"/>
     <w:p>
       <w:pPr>
         <w:pStyle w:val="Bibliography"/>
       </w:pPr>
       <w:r>
-        <w:t xml:space="preserve">57.</w:t>
+        <w:t xml:space="preserve">59.</w:t>
       </w:r>
       <w:r>
         <w:t xml:space="preserve"> </w:t>
@@ -10758,7 +10933,7 @@
       <w:r>
         <w:t xml:space="preserve"> </w:t>
       </w:r>
-      <w:hyperlink r:id="rId174">
+      <w:hyperlink r:id="rId178">
         <w:r>
           <w:rPr>
             <w:rStyle w:val="Hyperlink"/>
@@ -10805,14 +10980,14 @@
         <w:t xml:space="preserve">, 759–764 (2013).</w:t>
       </w:r>
     </w:p>
-    <w:bookmarkEnd w:id="175"/>
-    <w:bookmarkStart w:id="177" w:name="ref-mincer_jialal24"/>
+    <w:bookmarkEnd w:id="179"/>
+    <w:bookmarkStart w:id="181" w:name="ref-mincer_jialal24"/>
     <w:p>
       <w:pPr>
         <w:pStyle w:val="Bibliography"/>
       </w:pPr>
       <w:r>
-        <w:t xml:space="preserve">58.</w:t>
+        <w:t xml:space="preserve">60.</w:t>
       </w:r>
       <w:r>
         <w:t xml:space="preserve"> </w:t>
@@ -10829,7 +11004,7 @@
       <w:r>
         <w:t xml:space="preserve">“</w:t>
       </w:r>
-      <w:hyperlink r:id="rId176">
+      <w:hyperlink r:id="rId180">
         <w:r>
           <w:rPr>
             <w:rStyle w:val="Hyperlink"/>
@@ -10872,14 +11047,14 @@
         <w:t xml:space="preserve">, (StatPearls Publishing, 2024) (March 13, 2024).</w:t>
       </w:r>
     </w:p>
-    <w:bookmarkEnd w:id="177"/>
-    <w:bookmarkStart w:id="179" w:name="ref-moinzadeh_etal20"/>
+    <w:bookmarkEnd w:id="181"/>
+    <w:bookmarkStart w:id="183" w:name="ref-moinzadeh_etal20"/>
     <w:p>
       <w:pPr>
         <w:pStyle w:val="Bibliography"/>
       </w:pPr>
       <w:r>
-        <w:t xml:space="preserve">59.</w:t>
+        <w:t xml:space="preserve">61.</w:t>
       </w:r>
       <w:r>
         <w:t xml:space="preserve"> </w:t>
@@ -10906,7 +11081,7 @@
       <w:r>
         <w:t xml:space="preserve"> </w:t>
       </w:r>
-      <w:hyperlink r:id="rId178">
+      <w:hyperlink r:id="rId182">
         <w:r>
           <w:rPr>
             <w:rStyle w:val="Hyperlink"/>
@@ -10941,14 +11116,14 @@
         <w:t xml:space="preserve">, 3380–3389 (2020).</w:t>
       </w:r>
     </w:p>
-    <w:bookmarkEnd w:id="179"/>
-    <w:bookmarkStart w:id="181" w:name="ref-aarli99"/>
+    <w:bookmarkEnd w:id="183"/>
+    <w:bookmarkStart w:id="185" w:name="ref-aarli99"/>
     <w:p>
       <w:pPr>
         <w:pStyle w:val="Bibliography"/>
       </w:pPr>
       <w:r>
-        <w:t xml:space="preserve">60.</w:t>
+        <w:t xml:space="preserve">62.</w:t>
       </w:r>
       <w:r>
         <w:t xml:space="preserve"> </w:t>
@@ -10962,7 +11137,7 @@
       <w:r>
         <w:t xml:space="preserve"> </w:t>
       </w:r>
-      <w:hyperlink r:id="rId180">
+      <w:hyperlink r:id="rId184">
         <w:r>
           <w:rPr>
             <w:rStyle w:val="Hyperlink"/>
@@ -11021,14 +11196,14 @@
         <w:t xml:space="preserve">, 25 (1999).</w:t>
       </w:r>
     </w:p>
-    <w:bookmarkEnd w:id="181"/>
-    <w:bookmarkStart w:id="183" w:name="ref-piccinni_etal16"/>
+    <w:bookmarkEnd w:id="185"/>
+    <w:bookmarkStart w:id="187" w:name="ref-piccinni_etal16"/>
     <w:p>
       <w:pPr>
         <w:pStyle w:val="Bibliography"/>
       </w:pPr>
       <w:r>
-        <w:t xml:space="preserve">61.</w:t>
+        <w:t xml:space="preserve">63.</w:t>
       </w:r>
       <w:r>
         <w:t xml:space="preserve"> </w:t>
@@ -11055,7 +11230,7 @@
       <w:r>
         <w:t xml:space="preserve"> </w:t>
       </w:r>
-      <w:hyperlink r:id="rId182">
+      <w:hyperlink r:id="rId186">
         <w:r>
           <w:rPr>
             <w:rStyle w:val="Hyperlink"/>
@@ -11087,14 +11262,14 @@
         <w:t xml:space="preserve">, 11 (2016).</w:t>
       </w:r>
     </w:p>
-    <w:bookmarkEnd w:id="183"/>
-    <w:bookmarkStart w:id="185" w:name="ref-Jasienska1998a"/>
+    <w:bookmarkEnd w:id="187"/>
+    <w:bookmarkStart w:id="189" w:name="ref-Jasienska1998a"/>
     <w:p>
       <w:pPr>
         <w:pStyle w:val="Bibliography"/>
       </w:pPr>
       <w:r>
-        <w:t xml:space="preserve">62.</w:t>
+        <w:t xml:space="preserve">64.</w:t>
       </w:r>
       <w:r>
         <w:t xml:space="preserve"> </w:t>
@@ -11108,7 +11283,7 @@
       <w:r>
         <w:t xml:space="preserve"> </w:t>
       </w:r>
-      <w:hyperlink r:id="rId184">
+      <w:hyperlink r:id="rId188">
         <w:r>
           <w:rPr>
             <w:rStyle w:val="Hyperlink"/>
@@ -11143,14 +11318,14 @@
         <w:t xml:space="preserve">, 1847–1851 (1998).</w:t>
       </w:r>
     </w:p>
-    <w:bookmarkEnd w:id="185"/>
-    <w:bookmarkStart w:id="187" w:name="ref-nunez-delamora_etal07"/>
+    <w:bookmarkEnd w:id="189"/>
+    <w:bookmarkStart w:id="191" w:name="ref-nunez-delamora_etal07"/>
     <w:p>
       <w:pPr>
         <w:pStyle w:val="Bibliography"/>
       </w:pPr>
       <w:r>
-        <w:t xml:space="preserve">63.</w:t>
+        <w:t xml:space="preserve">65.</w:t>
       </w:r>
       <w:r>
         <w:t xml:space="preserve"> </w:t>
@@ -11164,7 +11339,7 @@
       <w:r>
         <w:t xml:space="preserve"> </w:t>
       </w:r>
-      <w:hyperlink r:id="rId186">
+      <w:hyperlink r:id="rId190">
         <w:r>
           <w:rPr>
             <w:rStyle w:val="Hyperlink"/>
@@ -11211,14 +11386,14 @@
         <w:t xml:space="preserve">, e167 (2007).</w:t>
       </w:r>
     </w:p>
-    <w:bookmarkEnd w:id="187"/>
-    <w:bookmarkStart w:id="189" w:name="ref-thomas_etal01"/>
+    <w:bookmarkEnd w:id="191"/>
+    <w:bookmarkStart w:id="193" w:name="ref-vitzthum_etal04"/>
     <w:p>
       <w:pPr>
         <w:pStyle w:val="Bibliography"/>
       </w:pPr>
       <w:r>
-        <w:t xml:space="preserve">64.</w:t>
+        <w:t xml:space="preserve">66.</w:t>
       </w:r>
       <w:r>
         <w:t xml:space="preserve"> </w:t>
@@ -11227,22 +11402,19 @@
         <w:t xml:space="preserve">	</w:t>
       </w:r>
       <w:r>
-        <w:t xml:space="preserve">F. Thomas, F. Renaud, E. Benefice, T. de Meeüs, J. F. Guegan,</w:t>
-      </w:r>
-      <w:r>
-        <w:t xml:space="preserve"> </w:t>
-      </w:r>
-      <w:hyperlink r:id="rId188">
-        <w:r>
-          <w:rPr>
-            <w:rStyle w:val="Hyperlink"/>
-          </w:rPr>
-          <w:t xml:space="preserve">International variability of ages at menarche and menopause: Patterns and main determinants</w:t>
+        <w:t xml:space="preserve">V. J. Vitzthum, H. Spielvogel, J. Thornburg,</w:t>
+      </w:r>
+      <w:r>
+        <w:t xml:space="preserve"> </w:t>
+      </w:r>
+      <w:hyperlink r:id="rId192">
+        <w:r>
+          <w:rPr>
+            <w:rStyle w:val="Hyperlink"/>
+          </w:rPr>
+          <w:t xml:space="preserve">Interpopulational differences in progesterone levels during conception and implantation in humans.</w:t>
         </w:r>
       </w:hyperlink>
-      <w:r>
-        <w:t xml:space="preserve">.</w:t>
-      </w:r>
       <w:r>
         <w:t xml:space="preserve"> </w:t>
       </w:r>
@@ -11251,7 +11423,7 @@
           <w:i/>
           <w:iCs/>
         </w:rPr>
-        <w:t xml:space="preserve">Human Biology</w:t>
+        <w:t xml:space="preserve">Proceedings of the National Academy of Sciences of the United States of America</w:t>
       </w:r>
       <w:r>
         <w:t xml:space="preserve"> </w:t>
@@ -11261,20 +11433,20 @@
           <w:b/>
           <w:bCs/>
         </w:rPr>
-        <w:t xml:space="preserve">73</w:t>
-      </w:r>
-      <w:r>
-        <w:t xml:space="preserve">, 271–290 (2001).</w:t>
-      </w:r>
-    </w:p>
-    <w:bookmarkEnd w:id="189"/>
-    <w:bookmarkStart w:id="191" w:name="ref-emaus_etal08"/>
+        <w:t xml:space="preserve">101</w:t>
+      </w:r>
+      <w:r>
+        <w:t xml:space="preserve">, 1443–1448 (2004).</w:t>
+      </w:r>
+    </w:p>
+    <w:bookmarkEnd w:id="193"/>
+    <w:bookmarkStart w:id="195" w:name="ref-thomas_etal01"/>
     <w:p>
       <w:pPr>
         <w:pStyle w:val="Bibliography"/>
       </w:pPr>
       <w:r>
-        <w:t xml:space="preserve">65.</w:t>
+        <w:t xml:space="preserve">67.</w:t>
       </w:r>
       <w:r>
         <w:t xml:space="preserve"> </w:t>
@@ -11283,7 +11455,21 @@
         <w:t xml:space="preserve">	</w:t>
       </w:r>
       <w:r>
-        <w:t xml:space="preserve">A. Emaus,</w:t>
+        <w:t xml:space="preserve">F. Thomas, F. Renaud, E. Benefice, T. de Meeüs, J. F. Guegan,</w:t>
+      </w:r>
+      <w:r>
+        <w:t xml:space="preserve"> </w:t>
+      </w:r>
+      <w:hyperlink r:id="rId194">
+        <w:r>
+          <w:rPr>
+            <w:rStyle w:val="Hyperlink"/>
+          </w:rPr>
+          <w:t xml:space="preserve">International variability of ages at menarche and menopause: Patterns and main determinants</w:t>
+        </w:r>
+      </w:hyperlink>
+      <w:r>
+        <w:t xml:space="preserve">.</w:t>
       </w:r>
       <w:r>
         <w:t xml:space="preserve"> </w:t>
@@ -11293,106 +11479,40 @@
           <w:i/>
           <w:iCs/>
         </w:rPr>
-        <w:t xml:space="preserve">et al.</w:t>
-      </w:r>
-      <w:r>
-        <w:t xml:space="preserve">,</w:t>
-      </w:r>
-      <w:r>
-        <w:t xml:space="preserve"> </w:t>
-      </w:r>
-      <w:hyperlink r:id="rId190">
-        <w:r>
-          <w:rPr>
-            <w:rStyle w:val="Hyperlink"/>
-          </w:rPr>
-          <w:t xml:space="preserve">17-</w:t>
-        </w:r>
-        <w:r>
-          <w:rPr>
-            <w:rStyle w:val="Hyperlink"/>
-          </w:rPr>
-          <w:t xml:space="preserve">Beta-Estradiol</w:t>
-        </w:r>
-        <w:r>
-          <w:rPr>
-            <w:rStyle w:val="Hyperlink"/>
-          </w:rPr>
-          <w:t xml:space="preserve"> </w:t>
-        </w:r>
-        <w:r>
-          <w:rPr>
-            <w:rStyle w:val="Hyperlink"/>
-          </w:rPr>
-          <w:t xml:space="preserve">in</w:t>
-        </w:r>
-        <w:r>
-          <w:rPr>
-            <w:rStyle w:val="Hyperlink"/>
-          </w:rPr>
-          <w:t xml:space="preserve"> </w:t>
-        </w:r>
-        <w:r>
-          <w:rPr>
-            <w:rStyle w:val="Hyperlink"/>
-          </w:rPr>
-          <w:t xml:space="preserve">Relation To Age At Menarche</w:t>
-        </w:r>
-        <w:r>
-          <w:rPr>
-            <w:rStyle w:val="Hyperlink"/>
-          </w:rPr>
-          <w:t xml:space="preserve"> </w:t>
-        </w:r>
-        <w:r>
-          <w:rPr>
-            <w:rStyle w:val="Hyperlink"/>
-          </w:rPr>
-          <w:t xml:space="preserve">and</w:t>
-        </w:r>
-        <w:r>
-          <w:rPr>
-            <w:rStyle w:val="Hyperlink"/>
-          </w:rPr>
-          <w:t xml:space="preserve"> </w:t>
-        </w:r>
-        <w:r>
-          <w:rPr>
-            <w:rStyle w:val="Hyperlink"/>
-          </w:rPr>
-          <w:t xml:space="preserve">Adult Obesity</w:t>
-        </w:r>
-        <w:r>
-          <w:rPr>
-            <w:rStyle w:val="Hyperlink"/>
-          </w:rPr>
-          <w:t xml:space="preserve"> </w:t>
-        </w:r>
-        <w:r>
-          <w:rPr>
-            <w:rStyle w:val="Hyperlink"/>
-          </w:rPr>
-          <w:t xml:space="preserve">in</w:t>
-        </w:r>
-        <w:r>
-          <w:rPr>
-            <w:rStyle w:val="Hyperlink"/>
-          </w:rPr>
-          <w:t xml:space="preserve"> </w:t>
-        </w:r>
-        <w:r>
-          <w:rPr>
-            <w:rStyle w:val="Hyperlink"/>
-          </w:rPr>
-          <w:t xml:space="preserve">Premenopausal Women</w:t>
-        </w:r>
-        <w:r>
-          <w:rPr>
-            <w:rStyle w:val="Hyperlink"/>
-          </w:rPr>
-          <w:t xml:space="preserve">.</w:t>
-        </w:r>
-      </w:hyperlink>
+        <w:t xml:space="preserve">Human Biology</w:t>
+      </w:r>
+      <w:r>
+        <w:t xml:space="preserve"> </w:t>
+      </w:r>
+      <w:r>
+        <w:rPr>
+          <w:b/>
+          <w:bCs/>
+        </w:rPr>
+        <w:t xml:space="preserve">73</w:t>
+      </w:r>
+      <w:r>
+        <w:t xml:space="preserve">, 271–290 (2001).</w:t>
+      </w:r>
+    </w:p>
+    <w:bookmarkEnd w:id="195"/>
+    <w:bookmarkStart w:id="197" w:name="ref-emaus_etal08"/>
+    <w:p>
+      <w:pPr>
+        <w:pStyle w:val="Bibliography"/>
+      </w:pPr>
+      <w:r>
+        <w:t xml:space="preserve">68.</w:t>
+      </w:r>
+      <w:r>
+        <w:t xml:space="preserve"> </w:t>
+      </w:r>
+      <w:r>
+        <w:t xml:space="preserve">	</w:t>
+      </w:r>
+      <w:r>
+        <w:t xml:space="preserve">A. Emaus,</w:t>
+      </w:r>
       <w:r>
         <w:t xml:space="preserve"> </w:t>
       </w:r>
@@ -11401,6 +11521,114 @@
           <w:i/>
           <w:iCs/>
         </w:rPr>
+        <w:t xml:space="preserve">et al.</w:t>
+      </w:r>
+      <w:r>
+        <w:t xml:space="preserve">,</w:t>
+      </w:r>
+      <w:r>
+        <w:t xml:space="preserve"> </w:t>
+      </w:r>
+      <w:hyperlink r:id="rId196">
+        <w:r>
+          <w:rPr>
+            <w:rStyle w:val="Hyperlink"/>
+          </w:rPr>
+          <w:t xml:space="preserve">17-</w:t>
+        </w:r>
+        <w:r>
+          <w:rPr>
+            <w:rStyle w:val="Hyperlink"/>
+          </w:rPr>
+          <w:t xml:space="preserve">Beta-Estradiol</w:t>
+        </w:r>
+        <w:r>
+          <w:rPr>
+            <w:rStyle w:val="Hyperlink"/>
+          </w:rPr>
+          <w:t xml:space="preserve"> </w:t>
+        </w:r>
+        <w:r>
+          <w:rPr>
+            <w:rStyle w:val="Hyperlink"/>
+          </w:rPr>
+          <w:t xml:space="preserve">in</w:t>
+        </w:r>
+        <w:r>
+          <w:rPr>
+            <w:rStyle w:val="Hyperlink"/>
+          </w:rPr>
+          <w:t xml:space="preserve"> </w:t>
+        </w:r>
+        <w:r>
+          <w:rPr>
+            <w:rStyle w:val="Hyperlink"/>
+          </w:rPr>
+          <w:t xml:space="preserve">Relation To Age At Menarche</w:t>
+        </w:r>
+        <w:r>
+          <w:rPr>
+            <w:rStyle w:val="Hyperlink"/>
+          </w:rPr>
+          <w:t xml:space="preserve"> </w:t>
+        </w:r>
+        <w:r>
+          <w:rPr>
+            <w:rStyle w:val="Hyperlink"/>
+          </w:rPr>
+          <w:t xml:space="preserve">and</w:t>
+        </w:r>
+        <w:r>
+          <w:rPr>
+            <w:rStyle w:val="Hyperlink"/>
+          </w:rPr>
+          <w:t xml:space="preserve"> </w:t>
+        </w:r>
+        <w:r>
+          <w:rPr>
+            <w:rStyle w:val="Hyperlink"/>
+          </w:rPr>
+          <w:t xml:space="preserve">Adult Obesity</w:t>
+        </w:r>
+        <w:r>
+          <w:rPr>
+            <w:rStyle w:val="Hyperlink"/>
+          </w:rPr>
+          <w:t xml:space="preserve"> </w:t>
+        </w:r>
+        <w:r>
+          <w:rPr>
+            <w:rStyle w:val="Hyperlink"/>
+          </w:rPr>
+          <w:t xml:space="preserve">in</w:t>
+        </w:r>
+        <w:r>
+          <w:rPr>
+            <w:rStyle w:val="Hyperlink"/>
+          </w:rPr>
+          <w:t xml:space="preserve"> </w:t>
+        </w:r>
+        <w:r>
+          <w:rPr>
+            <w:rStyle w:val="Hyperlink"/>
+          </w:rPr>
+          <w:t xml:space="preserve">Premenopausal Women</w:t>
+        </w:r>
+        <w:r>
+          <w:rPr>
+            <w:rStyle w:val="Hyperlink"/>
+          </w:rPr>
+          <w:t xml:space="preserve">.</w:t>
+        </w:r>
+      </w:hyperlink>
+      <w:r>
+        <w:t xml:space="preserve"> </w:t>
+      </w:r>
+      <w:r>
+        <w:rPr>
+          <w:i/>
+          <w:iCs/>
+        </w:rPr>
         <w:t xml:space="preserve">Human reproduction (Oxford, England)</w:t>
       </w:r>
       <w:r>
@@ -11417,14 +11645,14 @@
         <w:t xml:space="preserve">, 919–927 (2008).</w:t>
       </w:r>
     </w:p>
-    <w:bookmarkEnd w:id="191"/>
-    <w:bookmarkStart w:id="193" w:name="ref-valeggia_ellison09"/>
+    <w:bookmarkEnd w:id="197"/>
+    <w:bookmarkStart w:id="199" w:name="ref-valeggia_ellison09"/>
     <w:p>
       <w:pPr>
         <w:pStyle w:val="Bibliography"/>
       </w:pPr>
       <w:r>
-        <w:t xml:space="preserve">66.</w:t>
+        <w:t xml:space="preserve">69.</w:t>
       </w:r>
       <w:r>
         <w:t xml:space="preserve"> </w:t>
@@ -11438,7 +11666,7 @@
       <w:r>
         <w:t xml:space="preserve"> </w:t>
       </w:r>
-      <w:hyperlink r:id="rId192">
+      <w:hyperlink r:id="rId198">
         <w:r>
           <w:rPr>
             <w:rStyle w:val="Hyperlink"/>
@@ -11473,14 +11701,14 @@
         <w:t xml:space="preserve">, 559–566 (2009).</w:t>
       </w:r>
     </w:p>
-    <w:bookmarkEnd w:id="193"/>
-    <w:bookmarkStart w:id="195" w:name="ref-sadhir_pontzer23"/>
+    <w:bookmarkEnd w:id="199"/>
+    <w:bookmarkStart w:id="201" w:name="ref-sadhir_pontzer23"/>
     <w:p>
       <w:pPr>
         <w:pStyle w:val="Bibliography"/>
       </w:pPr>
       <w:r>
-        <w:t xml:space="preserve">67.</w:t>
+        <w:t xml:space="preserve">70.</w:t>
       </w:r>
       <w:r>
         <w:t xml:space="preserve"> </w:t>
@@ -11494,7 +11722,7 @@
       <w:r>
         <w:t xml:space="preserve"> </w:t>
       </w:r>
-      <w:hyperlink r:id="rId194">
+      <w:hyperlink r:id="rId200">
         <w:r>
           <w:rPr>
             <w:rStyle w:val="Hyperlink"/>
@@ -11529,14 +11757,14 @@
         <w:t xml:space="preserve">, 1 (2023).</w:t>
       </w:r>
     </w:p>
-    <w:bookmarkEnd w:id="195"/>
-    <w:bookmarkStart w:id="197" w:name="ref-childs_etal19"/>
+    <w:bookmarkEnd w:id="201"/>
+    <w:bookmarkStart w:id="203" w:name="ref-childs_etal19"/>
     <w:p>
       <w:pPr>
         <w:pStyle w:val="Bibliography"/>
       </w:pPr>
       <w:r>
-        <w:t xml:space="preserve">68.</w:t>
+        <w:t xml:space="preserve">71.</w:t>
       </w:r>
       <w:r>
         <w:t xml:space="preserve"> </w:t>
@@ -11550,7 +11778,7 @@
       <w:r>
         <w:t xml:space="preserve"> </w:t>
       </w:r>
-      <w:hyperlink r:id="rId196">
+      <w:hyperlink r:id="rId202">
         <w:r>
           <w:rPr>
             <w:rStyle w:val="Hyperlink"/>
@@ -11597,14 +11825,14 @@
         <w:t xml:space="preserve">, 1933 (2019).</w:t>
       </w:r>
     </w:p>
-    <w:bookmarkEnd w:id="197"/>
-    <w:bookmarkStart w:id="199" w:name="ref-macsali_etal09"/>
+    <w:bookmarkEnd w:id="203"/>
+    <w:bookmarkStart w:id="205" w:name="ref-macsali_etal09"/>
     <w:p>
       <w:pPr>
         <w:pStyle w:val="Bibliography"/>
       </w:pPr>
       <w:r>
-        <w:t xml:space="preserve">69.</w:t>
+        <w:t xml:space="preserve">72.</w:t>
       </w:r>
       <w:r>
         <w:t xml:space="preserve"> </w:t>
@@ -11631,7 +11859,7 @@
       <w:r>
         <w:t xml:space="preserve"> </w:t>
       </w:r>
-      <w:hyperlink r:id="rId198">
+      <w:hyperlink r:id="rId204">
         <w:r>
           <w:rPr>
             <w:rStyle w:val="Hyperlink"/>
@@ -11714,14 +11942,14 @@
         <w:t xml:space="preserve">, 391–397 (2009).</w:t>
       </w:r>
     </w:p>
-    <w:bookmarkEnd w:id="199"/>
-    <w:bookmarkStart w:id="201" w:name="ref-untersmayr_etal17"/>
+    <w:bookmarkEnd w:id="205"/>
+    <w:bookmarkStart w:id="207" w:name="ref-untersmayr_etal17"/>
     <w:p>
       <w:pPr>
         <w:pStyle w:val="Bibliography"/>
       </w:pPr>
       <w:r>
-        <w:t xml:space="preserve">70.</w:t>
+        <w:t xml:space="preserve">73.</w:t>
       </w:r>
       <w:r>
         <w:t xml:space="preserve"> </w:t>
@@ -11735,7 +11963,7 @@
       <w:r>
         <w:t xml:space="preserve"> </w:t>
       </w:r>
-      <w:hyperlink r:id="rId200">
+      <w:hyperlink r:id="rId206">
         <w:r>
           <w:rPr>
             <w:rStyle w:val="Hyperlink"/>
@@ -11794,14 +12022,14 @@
         <w:t xml:space="preserve">, 45 (2017).</w:t>
       </w:r>
     </w:p>
-    <w:bookmarkEnd w:id="201"/>
-    <w:bookmarkStart w:id="203" w:name="ref-armstrong_etal99"/>
+    <w:bookmarkEnd w:id="207"/>
+    <w:bookmarkStart w:id="209" w:name="ref-armstrong_etal99"/>
     <w:p>
       <w:pPr>
         <w:pStyle w:val="Bibliography"/>
       </w:pPr>
       <w:r>
-        <w:t xml:space="preserve">71.</w:t>
+        <w:t xml:space="preserve">74.</w:t>
       </w:r>
       <w:r>
         <w:t xml:space="preserve"> </w:t>
@@ -11815,7 +12043,7 @@
       <w:r>
         <w:t xml:space="preserve"> </w:t>
       </w:r>
-      <w:hyperlink r:id="rId202">
+      <w:hyperlink r:id="rId208">
         <w:r>
           <w:rPr>
             <w:rStyle w:val="Hyperlink"/>
@@ -11874,14 +12102,14 @@
         <w:t xml:space="preserve">, 61–66 (1999).</w:t>
       </w:r>
     </w:p>
-    <w:bookmarkEnd w:id="203"/>
-    <w:bookmarkStart w:id="205" w:name="ref-roush07"/>
+    <w:bookmarkEnd w:id="209"/>
+    <w:bookmarkStart w:id="211" w:name="ref-roush07"/>
     <w:p>
       <w:pPr>
         <w:pStyle w:val="Bibliography"/>
       </w:pPr>
       <w:r>
-        <w:t xml:space="preserve">72.</w:t>
+        <w:t xml:space="preserve">75.</w:t>
       </w:r>
       <w:r>
         <w:t xml:space="preserve"> </w:t>
@@ -11895,7 +12123,7 @@
       <w:r>
         <w:t xml:space="preserve"> </w:t>
       </w:r>
-      <w:hyperlink r:id="rId204">
+      <w:hyperlink r:id="rId210">
         <w:r>
           <w:rPr>
             <w:rStyle w:val="Hyperlink"/>
@@ -12038,14 +12266,14 @@
         <w:t xml:space="preserve">, 2155 (2007).</w:t>
       </w:r>
     </w:p>
-    <w:bookmarkEnd w:id="205"/>
-    <w:bookmarkStart w:id="207" w:name="ref-cutler_miller05"/>
+    <w:bookmarkEnd w:id="211"/>
+    <w:bookmarkStart w:id="213" w:name="ref-cutler_miller05"/>
     <w:p>
       <w:pPr>
         <w:pStyle w:val="Bibliography"/>
       </w:pPr>
       <w:r>
-        <w:t xml:space="preserve">73.</w:t>
+        <w:t xml:space="preserve">76.</w:t>
       </w:r>
       <w:r>
         <w:t xml:space="preserve"> </w:t>
@@ -12059,7 +12287,7 @@
       <w:r>
         <w:t xml:space="preserve"> </w:t>
       </w:r>
-      <w:hyperlink r:id="rId206">
+      <w:hyperlink r:id="rId212">
         <w:r>
           <w:rPr>
             <w:rStyle w:val="Hyperlink"/>
@@ -12130,14 +12358,14 @@
         <w:t xml:space="preserve">, 1–22 (2005).</w:t>
       </w:r>
     </w:p>
-    <w:bookmarkEnd w:id="207"/>
-    <w:bookmarkStart w:id="209" w:name="ref-bloomfield_etal16"/>
+    <w:bookmarkEnd w:id="213"/>
+    <w:bookmarkStart w:id="215" w:name="ref-bloomfield_etal16"/>
     <w:p>
       <w:pPr>
         <w:pStyle w:val="Bibliography"/>
       </w:pPr>
       <w:r>
-        <w:t xml:space="preserve">74.</w:t>
+        <w:t xml:space="preserve">77.</w:t>
       </w:r>
       <w:r>
         <w:t xml:space="preserve"> </w:t>
@@ -12164,7 +12392,7 @@
       <w:r>
         <w:t xml:space="preserve"> </w:t>
       </w:r>
-      <w:hyperlink r:id="rId208">
+      <w:hyperlink r:id="rId214">
         <w:r>
           <w:rPr>
             <w:rStyle w:val="Hyperlink"/>
@@ -12223,14 +12451,14 @@
         <w:t xml:space="preserve">, 213–224 (2016).</w:t>
       </w:r>
     </w:p>
-    <w:bookmarkEnd w:id="209"/>
-    <w:bookmarkStart w:id="211" w:name="ref-Blackwell2011c"/>
+    <w:bookmarkEnd w:id="215"/>
+    <w:bookmarkStart w:id="217" w:name="ref-Blackwell2011c"/>
     <w:p>
       <w:pPr>
         <w:pStyle w:val="Bibliography"/>
       </w:pPr>
       <w:r>
-        <w:t xml:space="preserve">75.</w:t>
+        <w:t xml:space="preserve">78.</w:t>
       </w:r>
       <w:r>
         <w:t xml:space="preserve"> </w:t>
@@ -12257,7 +12485,7 @@
       <w:r>
         <w:t xml:space="preserve"> </w:t>
       </w:r>
-      <w:hyperlink r:id="rId210">
+      <w:hyperlink r:id="rId216">
         <w:r>
           <w:rPr>
             <w:rStyle w:val="Hyperlink"/>
@@ -12532,14 +12760,14 @@
         <w:t xml:space="preserve">, e1218 (2011).</w:t>
       </w:r>
     </w:p>
-    <w:bookmarkEnd w:id="211"/>
-    <w:bookmarkStart w:id="213" w:name="ref-Blackwell2016"/>
+    <w:bookmarkEnd w:id="217"/>
+    <w:bookmarkStart w:id="219" w:name="ref-Blackwell2016"/>
     <w:p>
       <w:pPr>
         <w:pStyle w:val="Bibliography"/>
       </w:pPr>
       <w:r>
-        <w:t xml:space="preserve">76.</w:t>
+        <w:t xml:space="preserve">79.</w:t>
       </w:r>
       <w:r>
         <w:t xml:space="preserve"> </w:t>
@@ -12566,7 +12794,7 @@
       <w:r>
         <w:t xml:space="preserve"> </w:t>
       </w:r>
-      <w:hyperlink r:id="rId212">
+      <w:hyperlink r:id="rId218">
         <w:r>
           <w:rPr>
             <w:rStyle w:val="Hyperlink"/>
@@ -12625,14 +12853,14 @@
         <w:t xml:space="preserve">, 382–396 (2016).</w:t>
       </w:r>
     </w:p>
-    <w:bookmarkEnd w:id="213"/>
-    <w:bookmarkStart w:id="215" w:name="ref-gurven_etal07"/>
+    <w:bookmarkEnd w:id="219"/>
+    <w:bookmarkStart w:id="221" w:name="ref-gurven_etal07"/>
     <w:p>
       <w:pPr>
         <w:pStyle w:val="Bibliography"/>
       </w:pPr>
       <w:r>
-        <w:t xml:space="preserve">77.</w:t>
+        <w:t xml:space="preserve">80.</w:t>
       </w:r>
       <w:r>
         <w:t xml:space="preserve"> </w:t>
@@ -12646,7 +12874,7 @@
       <w:r>
         <w:t xml:space="preserve"> </w:t>
       </w:r>
-      <w:hyperlink r:id="rId214">
+      <w:hyperlink r:id="rId220">
         <w:r>
           <w:rPr>
             <w:rStyle w:val="Hyperlink"/>
@@ -12747,14 +12975,14 @@
         <w:t xml:space="preserve">, 376–398 (2007).</w:t>
       </w:r>
     </w:p>
-    <w:bookmarkEnd w:id="215"/>
-    <w:bookmarkStart w:id="217" w:name="ref-Gurven2008a"/>
+    <w:bookmarkEnd w:id="221"/>
+    <w:bookmarkStart w:id="223" w:name="ref-Gurven2008a"/>
     <w:p>
       <w:pPr>
         <w:pStyle w:val="Bibliography"/>
       </w:pPr>
       <w:r>
-        <w:t xml:space="preserve">78.</w:t>
+        <w:t xml:space="preserve">81.</w:t>
       </w:r>
       <w:r>
         <w:t xml:space="preserve"> </w:t>
@@ -12768,7 +12996,7 @@
       <w:r>
         <w:t xml:space="preserve"> </w:t>
       </w:r>
-      <w:hyperlink r:id="rId216">
+      <w:hyperlink r:id="rId222">
         <w:r>
           <w:rPr>
             <w:rStyle w:val="Hyperlink"/>
@@ -12800,14 +13028,14 @@
         <w:t xml:space="preserve">, 196–199 (2008).</w:t>
       </w:r>
     </w:p>
-    <w:bookmarkEnd w:id="217"/>
-    <w:bookmarkStart w:id="219" w:name="ref-kaplan_etal17"/>
+    <w:bookmarkEnd w:id="223"/>
+    <w:bookmarkStart w:id="225" w:name="ref-kaplan_etal17"/>
     <w:p>
       <w:pPr>
         <w:pStyle w:val="Bibliography"/>
       </w:pPr>
       <w:r>
-        <w:t xml:space="preserve">79.</w:t>
+        <w:t xml:space="preserve">82.</w:t>
       </w:r>
       <w:r>
         <w:t xml:space="preserve"> </w:t>
@@ -12834,7 +13062,7 @@
       <w:r>
         <w:t xml:space="preserve"> </w:t>
       </w:r>
-      <w:hyperlink r:id="rId218">
+      <w:hyperlink r:id="rId224">
         <w:r>
           <w:rPr>
             <w:rStyle w:val="Hyperlink"/>
@@ -12887,14 +13115,14 @@
         <w:t xml:space="preserve">, 1730–1739 (2017).</w:t>
       </w:r>
     </w:p>
-    <w:bookmarkEnd w:id="219"/>
-    <w:bookmarkStart w:id="221" w:name="ref-wu_etal23"/>
+    <w:bookmarkEnd w:id="225"/>
+    <w:bookmarkStart w:id="227" w:name="ref-wu_etal23"/>
     <w:p>
       <w:pPr>
         <w:pStyle w:val="Bibliography"/>
       </w:pPr>
       <w:r>
-        <w:t xml:space="preserve">80.</w:t>
+        <w:t xml:space="preserve">83.</w:t>
       </w:r>
       <w:r>
         <w:t xml:space="preserve"> </w:t>
@@ -12921,7 +13149,7 @@
       <w:r>
         <w:t xml:space="preserve"> </w:t>
       </w:r>
-      <w:hyperlink r:id="rId220">
+      <w:hyperlink r:id="rId226">
         <w:r>
           <w:rPr>
             <w:rStyle w:val="Hyperlink"/>
@@ -12956,14 +13184,14 @@
         <w:t xml:space="preserve">, 102193 (2023).</w:t>
       </w:r>
     </w:p>
-    <w:bookmarkEnd w:id="221"/>
-    <w:bookmarkStart w:id="223" w:name="ref-zahorec21"/>
+    <w:bookmarkEnd w:id="227"/>
+    <w:bookmarkStart w:id="229" w:name="ref-zahorec21"/>
     <w:p>
       <w:pPr>
         <w:pStyle w:val="Bibliography"/>
       </w:pPr>
       <w:r>
-        <w:t xml:space="preserve">81.</w:t>
+        <w:t xml:space="preserve">84.</w:t>
       </w:r>
       <w:r>
         <w:t xml:space="preserve"> </w:t>
@@ -12977,7 +13205,7 @@
       <w:r>
         <w:t xml:space="preserve"> </w:t>
       </w:r>
-      <w:hyperlink r:id="rId222">
+      <w:hyperlink r:id="rId228">
         <w:r>
           <w:rPr>
             <w:rStyle w:val="Hyperlink"/>
@@ -13012,14 +13240,14 @@
         <w:t xml:space="preserve">, 474–488 (2021).</w:t>
       </w:r>
     </w:p>
-    <w:bookmarkEnd w:id="223"/>
-    <w:bookmarkStart w:id="225" w:name="ref-lephart_naftolin21"/>
+    <w:bookmarkEnd w:id="229"/>
+    <w:bookmarkStart w:id="231" w:name="ref-lephart_naftolin21"/>
     <w:p>
       <w:pPr>
         <w:pStyle w:val="Bibliography"/>
       </w:pPr>
       <w:r>
-        <w:t xml:space="preserve">82.</w:t>
+        <w:t xml:space="preserve">85.</w:t>
       </w:r>
       <w:r>
         <w:t xml:space="preserve"> </w:t>
@@ -13033,7 +13261,7 @@
       <w:r>
         <w:t xml:space="preserve"> </w:t>
       </w:r>
-      <w:hyperlink r:id="rId224">
+      <w:hyperlink r:id="rId230">
         <w:r>
           <w:rPr>
             <w:rStyle w:val="Hyperlink"/>
@@ -13170,14 +13398,14 @@
         <w:t xml:space="preserve">, 53–69 (2021).</w:t>
       </w:r>
     </w:p>
-    <w:bookmarkEnd w:id="225"/>
-    <w:bookmarkStart w:id="227" w:name="ref-angum_etal20"/>
+    <w:bookmarkEnd w:id="231"/>
+    <w:bookmarkStart w:id="233" w:name="ref-brown_etal25"/>
     <w:p>
       <w:pPr>
         <w:pStyle w:val="Bibliography"/>
       </w:pPr>
       <w:r>
-        <w:t xml:space="preserve">83.</w:t>
+        <w:t xml:space="preserve">86.</w:t>
       </w:r>
       <w:r>
         <w:t xml:space="preserve"> </w:t>
@@ -13186,47 +13414,165 @@
         <w:t xml:space="preserve">	</w:t>
       </w:r>
       <w:r>
-        <w:t xml:space="preserve">F. Angum, T. Khan, J. Kaler, L. Siddiqui, A. Hussain, The</w:t>
-      </w:r>
-      <w:r>
-        <w:t xml:space="preserve"> </w:t>
-      </w:r>
-      <w:r>
-        <w:t xml:space="preserve">Prevalence</w:t>
-      </w:r>
-      <w:r>
-        <w:t xml:space="preserve"> </w:t>
-      </w:r>
-      <w:r>
-        <w:t xml:space="preserve">of</w:t>
-      </w:r>
-      <w:r>
-        <w:t xml:space="preserve"> </w:t>
-      </w:r>
-      <w:r>
-        <w:t xml:space="preserve">Autoimmune Disorders</w:t>
-      </w:r>
-      <w:r>
-        <w:t xml:space="preserve"> </w:t>
-      </w:r>
-      <w:r>
-        <w:t xml:space="preserve">in</w:t>
-      </w:r>
-      <w:r>
-        <w:t xml:space="preserve"> </w:t>
-      </w:r>
-      <w:r>
-        <w:t xml:space="preserve">Women</w:t>
-      </w:r>
-      <w:r>
-        <w:t xml:space="preserve">:</w:t>
-      </w:r>
-      <w:r>
-        <w:t xml:space="preserve"> </w:t>
-      </w:r>
-      <w:r>
-        <w:t xml:space="preserve">A Narrative Review</w:t>
-      </w:r>
+        <w:t xml:space="preserve">A. D. Brown, B. E. Hamilton, D. M. Kissin, J. A. Martin,</w:t>
+      </w:r>
+      <w:r>
+        <w:t xml:space="preserve"> </w:t>
+      </w:r>
+      <w:hyperlink r:id="rId232">
+        <w:r>
+          <w:rPr>
+            <w:rStyle w:val="Hyperlink"/>
+          </w:rPr>
+          <w:t xml:space="preserve">Trends in</w:t>
+        </w:r>
+        <w:r>
+          <w:rPr>
+            <w:rStyle w:val="Hyperlink"/>
+          </w:rPr>
+          <w:t xml:space="preserve"> </w:t>
+        </w:r>
+        <w:r>
+          <w:rPr>
+            <w:rStyle w:val="Hyperlink"/>
+          </w:rPr>
+          <w:t xml:space="preserve">Mean Age</w:t>
+        </w:r>
+        <w:r>
+          <w:rPr>
+            <w:rStyle w:val="Hyperlink"/>
+          </w:rPr>
+          <w:t xml:space="preserve"> </w:t>
+        </w:r>
+        <w:r>
+          <w:rPr>
+            <w:rStyle w:val="Hyperlink"/>
+          </w:rPr>
+          <w:t xml:space="preserve">of</w:t>
+        </w:r>
+        <w:r>
+          <w:rPr>
+            <w:rStyle w:val="Hyperlink"/>
+          </w:rPr>
+          <w:t xml:space="preserve"> </w:t>
+        </w:r>
+        <w:r>
+          <w:rPr>
+            <w:rStyle w:val="Hyperlink"/>
+          </w:rPr>
+          <w:t xml:space="preserve">Mothers</w:t>
+        </w:r>
+        <w:r>
+          <w:rPr>
+            <w:rStyle w:val="Hyperlink"/>
+          </w:rPr>
+          <w:t xml:space="preserve"> </w:t>
+        </w:r>
+        <w:r>
+          <w:rPr>
+            <w:rStyle w:val="Hyperlink"/>
+          </w:rPr>
+          <w:t xml:space="preserve">in the</w:t>
+        </w:r>
+        <w:r>
+          <w:rPr>
+            <w:rStyle w:val="Hyperlink"/>
+          </w:rPr>
+          <w:t xml:space="preserve"> </w:t>
+        </w:r>
+        <w:r>
+          <w:rPr>
+            <w:rStyle w:val="Hyperlink"/>
+          </w:rPr>
+          <w:t xml:space="preserve">United States</w:t>
+        </w:r>
+        <w:r>
+          <w:rPr>
+            <w:rStyle w:val="Hyperlink"/>
+          </w:rPr>
+          <w:t xml:space="preserve">, 2016 to 2023</w:t>
+        </w:r>
+      </w:hyperlink>
+      <w:r>
+        <w:t xml:space="preserve">.</w:t>
+      </w:r>
+      <w:r>
+        <w:t xml:space="preserve"> </w:t>
+      </w:r>
+      <w:r>
+        <w:rPr>
+          <w:b/>
+          <w:bCs/>
+        </w:rPr>
+        <w:t xml:space="preserve">74</w:t>
+      </w:r>
+      <w:r>
+        <w:t xml:space="preserve"> </w:t>
+      </w:r>
+      <w:r>
+        <w:t xml:space="preserve">(2025).</w:t>
+      </w:r>
+    </w:p>
+    <w:bookmarkEnd w:id="233"/>
+    <w:bookmarkStart w:id="234" w:name="ref-hamilton_etal25"/>
+    <w:p>
+      <w:pPr>
+        <w:pStyle w:val="Bibliography"/>
+      </w:pPr>
+      <w:r>
+        <w:t xml:space="preserve">87.</w:t>
+      </w:r>
+      <w:r>
+        <w:t xml:space="preserve"> </w:t>
+      </w:r>
+      <w:r>
+        <w:t xml:space="preserve">	</w:t>
+      </w:r>
+      <w:r>
+        <w:t xml:space="preserve">B. E. Hamilton, J. A. Martin, M. J. K. Osterman, Births:</w:t>
+      </w:r>
+      <w:r>
+        <w:t xml:space="preserve"> </w:t>
+      </w:r>
+      <w:r>
+        <w:t xml:space="preserve">Provisional Data</w:t>
+      </w:r>
+      <w:r>
+        <w:t xml:space="preserve"> </w:t>
+      </w:r>
+      <w:r>
+        <w:t xml:space="preserve">for 2024 (2025) (March 14, 2026).</w:t>
+      </w:r>
+    </w:p>
+    <w:bookmarkEnd w:id="234"/>
+    <w:bookmarkStart w:id="236" w:name="ref-kim_etal17"/>
+    <w:p>
+      <w:pPr>
+        <w:pStyle w:val="Bibliography"/>
+      </w:pPr>
+      <w:r>
+        <w:t xml:space="preserve">88.</w:t>
+      </w:r>
+      <w:r>
+        <w:t xml:space="preserve"> </w:t>
+      </w:r>
+      <w:r>
+        <w:t xml:space="preserve">	</w:t>
+      </w:r>
+      <w:r>
+        <w:t xml:space="preserve">H. A. Kim, J. Y. Jung, C. H. Suh,</w:t>
+      </w:r>
+      <w:r>
+        <w:t xml:space="preserve"> </w:t>
+      </w:r>
+      <w:hyperlink r:id="rId235">
+        <w:r>
+          <w:rPr>
+            <w:rStyle w:val="Hyperlink"/>
+          </w:rPr>
+          <w:t xml:space="preserve">Usefulness of neutrophil-to-lymphocyte ratio as a biomarker for diagnosing infections in patients with systemic lupus erythematosus</w:t>
+        </w:r>
+      </w:hyperlink>
       <w:r>
         <w:t xml:space="preserve">.</w:t>
       </w:r>
@@ -13238,37 +13584,30 @@
           <w:i/>
           <w:iCs/>
         </w:rPr>
-        <w:t xml:space="preserve">Cureus</w:t>
-      </w:r>
-      <w:r>
-        <w:t xml:space="preserve"> </w:t>
-      </w:r>
-      <w:r>
-        <w:t xml:space="preserve">(2020) https:/doi.org/</w:t>
-      </w:r>
-      <w:hyperlink r:id="rId226">
-        <w:r>
-          <w:rPr>
-            <w:rStyle w:val="Hyperlink"/>
-          </w:rPr>
-          <w:t xml:space="preserve">10.7759/cureus.8094</w:t>
-        </w:r>
-      </w:hyperlink>
-      <w:r>
-        <w:t xml:space="preserve"> </w:t>
-      </w:r>
-      <w:r>
-        <w:t xml:space="preserve">(January 11, 2024).</w:t>
-      </w:r>
-    </w:p>
-    <w:bookmarkEnd w:id="227"/>
-    <w:bookmarkStart w:id="229" w:name="ref-nadkarni_etal16a"/>
+        <w:t xml:space="preserve">Clinical Rheumatology</w:t>
+      </w:r>
+      <w:r>
+        <w:t xml:space="preserve"> </w:t>
+      </w:r>
+      <w:r>
+        <w:rPr>
+          <w:b/>
+          <w:bCs/>
+        </w:rPr>
+        <w:t xml:space="preserve">36</w:t>
+      </w:r>
+      <w:r>
+        <w:t xml:space="preserve">, 2479–2485 (2017).</w:t>
+      </w:r>
+    </w:p>
+    <w:bookmarkEnd w:id="236"/>
+    <w:bookmarkStart w:id="238" w:name="ref-angum_etal20"/>
     <w:p>
       <w:pPr>
         <w:pStyle w:val="Bibliography"/>
       </w:pPr>
       <w:r>
-        <w:t xml:space="preserve">84.</w:t>
+        <w:t xml:space="preserve">89.</w:t>
       </w:r>
       <w:r>
         <w:t xml:space="preserve"> </w:t>
@@ -13277,7 +13616,49 @@
         <w:t xml:space="preserve">	</w:t>
       </w:r>
       <w:r>
-        <w:t xml:space="preserve">S. Nadkarni,</w:t>
+        <w:t xml:space="preserve">F. Angum, T. Khan, J. Kaler, L. Siddiqui, A. Hussain, The</w:t>
+      </w:r>
+      <w:r>
+        <w:t xml:space="preserve"> </w:t>
+      </w:r>
+      <w:r>
+        <w:t xml:space="preserve">Prevalence</w:t>
+      </w:r>
+      <w:r>
+        <w:t xml:space="preserve"> </w:t>
+      </w:r>
+      <w:r>
+        <w:t xml:space="preserve">of</w:t>
+      </w:r>
+      <w:r>
+        <w:t xml:space="preserve"> </w:t>
+      </w:r>
+      <w:r>
+        <w:t xml:space="preserve">Autoimmune Disorders</w:t>
+      </w:r>
+      <w:r>
+        <w:t xml:space="preserve"> </w:t>
+      </w:r>
+      <w:r>
+        <w:t xml:space="preserve">in</w:t>
+      </w:r>
+      <w:r>
+        <w:t xml:space="preserve"> </w:t>
+      </w:r>
+      <w:r>
+        <w:t xml:space="preserve">Women</w:t>
+      </w:r>
+      <w:r>
+        <w:t xml:space="preserve">:</w:t>
+      </w:r>
+      <w:r>
+        <w:t xml:space="preserve"> </w:t>
+      </w:r>
+      <w:r>
+        <w:t xml:space="preserve">A Narrative Review</w:t>
+      </w:r>
+      <w:r>
+        <w:t xml:space="preserve">.</w:t>
       </w:r>
       <w:r>
         <w:t xml:space="preserve"> </w:t>
@@ -13287,48 +13668,46 @@
           <w:i/>
           <w:iCs/>
         </w:rPr>
-        <w:t xml:space="preserve">et al.</w:t>
-      </w:r>
-      <w:r>
-        <w:t xml:space="preserve">,</w:t>
-      </w:r>
-      <w:r>
-        <w:t xml:space="preserve"> </w:t>
-      </w:r>
-      <w:hyperlink r:id="rId228">
-        <w:r>
-          <w:rPr>
-            <w:rStyle w:val="Hyperlink"/>
-          </w:rPr>
-          <w:t xml:space="preserve">Neutrophils induce proangiogenic</w:t>
-        </w:r>
-        <w:r>
-          <w:rPr>
-            <w:rStyle w:val="Hyperlink"/>
-          </w:rPr>
-          <w:t xml:space="preserve"> </w:t>
-        </w:r>
-        <w:r>
-          <w:rPr>
-            <w:rStyle w:val="Hyperlink"/>
-          </w:rPr>
-          <w:t xml:space="preserve">T</w:t>
-        </w:r>
-        <w:r>
-          <w:rPr>
-            <w:rStyle w:val="Hyperlink"/>
-          </w:rPr>
-          <w:t xml:space="preserve"> </w:t>
-        </w:r>
-        <w:r>
-          <w:rPr>
-            <w:rStyle w:val="Hyperlink"/>
-          </w:rPr>
-          <w:t xml:space="preserve">cells with a regulatory phenotype in pregnancy</w:t>
+        <w:t xml:space="preserve">Cureus</w:t>
+      </w:r>
+      <w:r>
+        <w:t xml:space="preserve"> </w:t>
+      </w:r>
+      <w:r>
+        <w:t xml:space="preserve">(2020) https:/doi.org/</w:t>
+      </w:r>
+      <w:hyperlink r:id="rId237">
+        <w:r>
+          <w:rPr>
+            <w:rStyle w:val="Hyperlink"/>
+          </w:rPr>
+          <w:t xml:space="preserve">10.7759/cureus.8094</w:t>
         </w:r>
       </w:hyperlink>
       <w:r>
-        <w:t xml:space="preserve">.</w:t>
+        <w:t xml:space="preserve"> </w:t>
+      </w:r>
+      <w:r>
+        <w:t xml:space="preserve">(January 11, 2024).</w:t>
+      </w:r>
+    </w:p>
+    <w:bookmarkEnd w:id="238"/>
+    <w:bookmarkStart w:id="240" w:name="ref-nadkarni_etal16a"/>
+    <w:p>
+      <w:pPr>
+        <w:pStyle w:val="Bibliography"/>
+      </w:pPr>
+      <w:r>
+        <w:t xml:space="preserve">90.</w:t>
+      </w:r>
+      <w:r>
+        <w:t xml:space="preserve"> </w:t>
+      </w:r>
+      <w:r>
+        <w:t xml:space="preserve">	</w:t>
+      </w:r>
+      <w:r>
+        <w:t xml:space="preserve">S. Nadkarni,</w:t>
       </w:r>
       <w:r>
         <w:t xml:space="preserve"> </w:t>
@@ -13338,6 +13717,57 @@
           <w:i/>
           <w:iCs/>
         </w:rPr>
+        <w:t xml:space="preserve">et al.</w:t>
+      </w:r>
+      <w:r>
+        <w:t xml:space="preserve">,</w:t>
+      </w:r>
+      <w:r>
+        <w:t xml:space="preserve"> </w:t>
+      </w:r>
+      <w:hyperlink r:id="rId239">
+        <w:r>
+          <w:rPr>
+            <w:rStyle w:val="Hyperlink"/>
+          </w:rPr>
+          <w:t xml:space="preserve">Neutrophils induce proangiogenic</w:t>
+        </w:r>
+        <w:r>
+          <w:rPr>
+            <w:rStyle w:val="Hyperlink"/>
+          </w:rPr>
+          <w:t xml:space="preserve"> </w:t>
+        </w:r>
+        <w:r>
+          <w:rPr>
+            <w:rStyle w:val="Hyperlink"/>
+          </w:rPr>
+          <w:t xml:space="preserve">T</w:t>
+        </w:r>
+        <w:r>
+          <w:rPr>
+            <w:rStyle w:val="Hyperlink"/>
+          </w:rPr>
+          <w:t xml:space="preserve"> </w:t>
+        </w:r>
+        <w:r>
+          <w:rPr>
+            <w:rStyle w:val="Hyperlink"/>
+          </w:rPr>
+          <w:t xml:space="preserve">cells with a regulatory phenotype in pregnancy</w:t>
+        </w:r>
+      </w:hyperlink>
+      <w:r>
+        <w:t xml:space="preserve">.</w:t>
+      </w:r>
+      <w:r>
+        <w:t xml:space="preserve"> </w:t>
+      </w:r>
+      <w:r>
+        <w:rPr>
+          <w:i/>
+          <w:iCs/>
+        </w:rPr>
         <w:t xml:space="preserve">Proceedings of the National Academy of Sciences</w:t>
       </w:r>
       <w:r>
@@ -13354,14 +13784,14 @@
         <w:t xml:space="preserve">, E8415–E8424 (2016).</w:t>
       </w:r>
     </w:p>
-    <w:bookmarkEnd w:id="229"/>
-    <w:bookmarkStart w:id="231" w:name="ref-flaherman_etal11"/>
+    <w:bookmarkEnd w:id="240"/>
+    <w:bookmarkStart w:id="242" w:name="ref-flaherman_etal11"/>
     <w:p>
       <w:pPr>
         <w:pStyle w:val="Bibliography"/>
       </w:pPr>
       <w:r>
-        <w:t xml:space="preserve">85.</w:t>
+        <w:t xml:space="preserve">91.</w:t>
       </w:r>
       <w:r>
         <w:t xml:space="preserve"> </w:t>
@@ -13375,7 +13805,7 @@
       <w:r>
         <w:t xml:space="preserve"> </w:t>
       </w:r>
-      <w:hyperlink r:id="rId230">
+      <w:hyperlink r:id="rId241">
         <w:r>
           <w:rPr>
             <w:rStyle w:val="Hyperlink"/>
@@ -13512,14 +13942,14 @@
         <w:t xml:space="preserve">, 31–35 (2011).</w:t>
       </w:r>
     </w:p>
-    <w:bookmarkEnd w:id="231"/>
-    <w:bookmarkStart w:id="232" w:name="ref-carmenhove_etal24"/>
+    <w:bookmarkEnd w:id="242"/>
+    <w:bookmarkStart w:id="243" w:name="ref-carmenhove_etal24"/>
     <w:p>
       <w:pPr>
         <w:pStyle w:val="Bibliography"/>
       </w:pPr>
       <w:r>
-        <w:t xml:space="preserve">86.</w:t>
+        <w:t xml:space="preserve">92.</w:t>
       </w:r>
       <w:r>
         <w:t xml:space="preserve"> </w:t>
@@ -13547,14 +13977,14 @@
         <w:t xml:space="preserve">(2024).</w:t>
       </w:r>
     </w:p>
-    <w:bookmarkEnd w:id="232"/>
-    <w:bookmarkStart w:id="234" w:name="ref-ning_etal22"/>
+    <w:bookmarkEnd w:id="243"/>
+    <w:bookmarkStart w:id="245" w:name="ref-ning_etal22"/>
     <w:p>
       <w:pPr>
         <w:pStyle w:val="Bibliography"/>
       </w:pPr>
       <w:r>
-        <w:t xml:space="preserve">87.</w:t>
+        <w:t xml:space="preserve">93.</w:t>
       </w:r>
       <w:r>
         <w:t xml:space="preserve"> </w:t>
@@ -13568,7 +13998,7 @@
       <w:r>
         <w:t xml:space="preserve"> </w:t>
       </w:r>
-      <w:hyperlink r:id="rId233">
+      <w:hyperlink r:id="rId244">
         <w:r>
           <w:rPr>
             <w:rStyle w:val="Hyperlink"/>
@@ -13633,14 +14063,14 @@
         <w:t xml:space="preserve">, 1–11 (2022).</w:t>
       </w:r>
     </w:p>
-    <w:bookmarkEnd w:id="234"/>
-    <w:bookmarkStart w:id="235" w:name="ref-gurven_etal19"/>
+    <w:bookmarkEnd w:id="245"/>
+    <w:bookmarkStart w:id="247" w:name="ref-madimenos_etal20"/>
     <w:p>
       <w:pPr>
         <w:pStyle w:val="Bibliography"/>
       </w:pPr>
       <w:r>
-        <w:t xml:space="preserve">88.</w:t>
+        <w:t xml:space="preserve">94.</w:t>
       </w:r>
       <w:r>
         <w:t xml:space="preserve"> </w:t>
@@ -13649,52 +14079,7 @@
         <w:t xml:space="preserve">	</w:t>
       </w:r>
       <w:r>
-        <w:t xml:space="preserve">M. Gurven, H. Kaplan, B. Trumble, J. Stieglitz,</w:t>
-      </w:r>
-      <w:r>
-        <w:t xml:space="preserve"> </w:t>
-      </w:r>
-      <w:r>
-        <w:t xml:space="preserve">“The biodemography of human health in contemporary non-industrial populations:</w:t>
-      </w:r>
-      <w:r>
-        <w:t xml:space="preserve"> </w:t>
-      </w:r>
-      <w:r>
-        <w:t xml:space="preserve">Insights</w:t>
-      </w:r>
-      <w:r>
-        <w:t xml:space="preserve"> </w:t>
-      </w:r>
-      <w:r>
-        <w:t xml:space="preserve">from the</w:t>
-      </w:r>
-      <w:r>
-        <w:t xml:space="preserve"> </w:t>
-      </w:r>
-      <w:r>
-        <w:t xml:space="preserve">Tsimane Health</w:t>
-      </w:r>
-      <w:r>
-        <w:t xml:space="preserve"> </w:t>
-      </w:r>
-      <w:r>
-        <w:t xml:space="preserve">and</w:t>
-      </w:r>
-      <w:r>
-        <w:t xml:space="preserve"> </w:t>
-      </w:r>
-      <w:r>
-        <w:t xml:space="preserve">Life History Project</w:t>
-      </w:r>
-      <w:r>
-        <w:t xml:space="preserve">”</w:t>
-      </w:r>
-      <w:r>
-        <w:t xml:space="preserve"> </w:t>
-      </w:r>
-      <w:r>
-        <w:t xml:space="preserve">in</w:t>
+        <w:t xml:space="preserve">F. C. Madimenos,</w:t>
       </w:r>
       <w:r>
         <w:t xml:space="preserve"> </w:t>
@@ -13704,13 +14089,197 @@
           <w:i/>
           <w:iCs/>
         </w:rPr>
-        <w:t xml:space="preserve">Human</w:t>
+        <w:t xml:space="preserve">et al.</w:t>
+      </w:r>
+      <w:r>
+        <w:t xml:space="preserve">,</w:t>
+      </w:r>
+      <w:r>
+        <w:t xml:space="preserve"> </w:t>
+      </w:r>
+      <w:hyperlink r:id="rId246">
+        <w:r>
+          <w:rPr>
+            <w:rStyle w:val="Hyperlink"/>
+          </w:rPr>
+          <w:t xml:space="preserve">Disparities in bone density across contemporary</w:t>
+        </w:r>
+        <w:r>
+          <w:rPr>
+            <w:rStyle w:val="Hyperlink"/>
+          </w:rPr>
+          <w:t xml:space="preserve"> </w:t>
+        </w:r>
+        <w:r>
+          <w:rPr>
+            <w:rStyle w:val="Hyperlink"/>
+          </w:rPr>
+          <w:t xml:space="preserve">Amazonian</w:t>
+        </w:r>
+        <w:r>
+          <w:rPr>
+            <w:rStyle w:val="Hyperlink"/>
+          </w:rPr>
+          <w:t xml:space="preserve"> </w:t>
+        </w:r>
+        <w:r>
+          <w:rPr>
+            <w:rStyle w:val="Hyperlink"/>
+          </w:rPr>
+          <w:t xml:space="preserve">forager-horticulturalists:</w:t>
+        </w:r>
+        <w:r>
+          <w:rPr>
+            <w:rStyle w:val="Hyperlink"/>
+          </w:rPr>
+          <w:t xml:space="preserve"> </w:t>
+        </w:r>
+        <w:r>
+          <w:rPr>
+            <w:rStyle w:val="Hyperlink"/>
+          </w:rPr>
+          <w:t xml:space="preserve">Cross-population</w:t>
+        </w:r>
+        <w:r>
+          <w:rPr>
+            <w:rStyle w:val="Hyperlink"/>
+          </w:rPr>
+          <w:t xml:space="preserve"> </w:t>
+        </w:r>
+        <w:r>
+          <w:rPr>
+            <w:rStyle w:val="Hyperlink"/>
+          </w:rPr>
+          <w:t xml:space="preserve">comparison of the</w:t>
+        </w:r>
+        <w:r>
+          <w:rPr>
+            <w:rStyle w:val="Hyperlink"/>
+          </w:rPr>
+          <w:t xml:space="preserve"> </w:t>
+        </w:r>
+        <w:r>
+          <w:rPr>
+            <w:rStyle w:val="Hyperlink"/>
+          </w:rPr>
+          <w:t xml:space="preserve">Tsimane</w:t>
+        </w:r>
+        <w:r>
+          <w:rPr>
+            <w:rStyle w:val="Hyperlink"/>
+          </w:rPr>
+          <w:t xml:space="preserve"> </w:t>
+        </w:r>
+        <w:r>
+          <w:rPr>
+            <w:rStyle w:val="Hyperlink"/>
+          </w:rPr>
+          <w:t xml:space="preserve">and</w:t>
+        </w:r>
+        <w:r>
+          <w:rPr>
+            <w:rStyle w:val="Hyperlink"/>
+          </w:rPr>
+          <w:t xml:space="preserve"> </w:t>
+        </w:r>
+        <w:r>
+          <w:rPr>
+            <w:rStyle w:val="Hyperlink"/>
+          </w:rPr>
+          <w:t xml:space="preserve">Shuar</w:t>
+        </w:r>
+      </w:hyperlink>
+      <w:r>
+        <w:t xml:space="preserve">.</w:t>
+      </w:r>
+      <w:r>
+        <w:t xml:space="preserve"> </w:t>
       </w:r>
       <w:r>
         <w:rPr>
           <w:i/>
           <w:iCs/>
         </w:rPr>
+        <w:t xml:space="preserve">American Journal of Physical Anthropology</w:t>
+      </w:r>
+      <w:r>
+        <w:t xml:space="preserve"> </w:t>
+      </w:r>
+      <w:r>
+        <w:rPr>
+          <w:b/>
+          <w:bCs/>
+        </w:rPr>
+        <w:t xml:space="preserve">171</w:t>
+      </w:r>
+      <w:r>
+        <w:t xml:space="preserve">, 50–64 (2020).</w:t>
+      </w:r>
+    </w:p>
+    <w:bookmarkEnd w:id="247"/>
+    <w:bookmarkStart w:id="248" w:name="ref-gurven_etal19"/>
+    <w:p>
+      <w:pPr>
+        <w:pStyle w:val="Bibliography"/>
+      </w:pPr>
+      <w:r>
+        <w:t xml:space="preserve">95.</w:t>
+      </w:r>
+      <w:r>
+        <w:t xml:space="preserve"> </w:t>
+      </w:r>
+      <w:r>
+        <w:t xml:space="preserve">	</w:t>
+      </w:r>
+      <w:r>
+        <w:t xml:space="preserve">M. Gurven, H. Kaplan, B. Trumble, J. Stieglitz,</w:t>
+      </w:r>
+      <w:r>
+        <w:t xml:space="preserve"> </w:t>
+      </w:r>
+      <w:r>
+        <w:t xml:space="preserve">“The biodemography of human health in contemporary non-industrial populations:</w:t>
+      </w:r>
+      <w:r>
+        <w:t xml:space="preserve"> </w:t>
+      </w:r>
+      <w:r>
+        <w:t xml:space="preserve">Insights</w:t>
+      </w:r>
+      <w:r>
+        <w:t xml:space="preserve"> </w:t>
+      </w:r>
+      <w:r>
+        <w:t xml:space="preserve">from the</w:t>
+      </w:r>
+      <w:r>
+        <w:t xml:space="preserve"> </w:t>
+      </w:r>
+      <w:r>
+        <w:t xml:space="preserve">Tsimane Health</w:t>
+      </w:r>
+      <w:r>
+        <w:t xml:space="preserve"> </w:t>
+      </w:r>
+      <w:r>
+        <w:t xml:space="preserve">and</w:t>
+      </w:r>
+      <w:r>
+        <w:t xml:space="preserve"> </w:t>
+      </w:r>
+      <w:r>
+        <w:t xml:space="preserve">Life History Project</w:t>
+      </w:r>
+      <w:r>
+        <w:t xml:space="preserve">”</w:t>
+      </w:r>
+      <w:r>
+        <w:t xml:space="preserve"> </w:t>
+      </w:r>
+      <w:r>
+        <w:t xml:space="preserve">in</w:t>
+      </w:r>
+      <w:r>
         <w:t xml:space="preserve"> </w:t>
       </w:r>
       <w:r>
@@ -13718,298 +14287,13 @@
           <w:i/>
           <w:iCs/>
         </w:rPr>
-        <w:t xml:space="preserve">Evolutionary Demography</w:t>
-      </w:r>
-      <w:r>
-        <w:t xml:space="preserve">, O. Burger, R. Lee, R. Sear, Eds. (2019), pp. 1–41.</w:t>
-      </w:r>
-    </w:p>
-    <w:bookmarkEnd w:id="235"/>
-    <w:bookmarkStart w:id="237" w:name="ref-kaplan_etal15"/>
-    <w:p>
-      <w:pPr>
-        <w:pStyle w:val="Bibliography"/>
-      </w:pPr>
-      <w:r>
-        <w:t xml:space="preserve">89.</w:t>
-      </w:r>
-      <w:r>
-        <w:t xml:space="preserve"> </w:t>
-      </w:r>
-      <w:r>
-        <w:t xml:space="preserve">	</w:t>
-      </w:r>
-      <w:r>
-        <w:t xml:space="preserve">H. Kaplan, P. L. Hooper, J. Stieglitz, M. Gurven,</w:t>
-      </w:r>
-      <w:r>
-        <w:t xml:space="preserve"> </w:t>
-      </w:r>
-      <w:hyperlink r:id="rId236">
-        <w:r>
-          <w:rPr>
-            <w:rStyle w:val="Hyperlink"/>
-          </w:rPr>
-          <w:t xml:space="preserve">The</w:t>
-        </w:r>
-        <w:r>
-          <w:rPr>
-            <w:rStyle w:val="Hyperlink"/>
-          </w:rPr>
-          <w:t xml:space="preserve"> </w:t>
-        </w:r>
-        <w:r>
-          <w:rPr>
-            <w:rStyle w:val="Hyperlink"/>
-          </w:rPr>
-          <w:t xml:space="preserve">Causal Relationship</w:t>
-        </w:r>
-        <w:r>
-          <w:rPr>
-            <w:rStyle w:val="Hyperlink"/>
-          </w:rPr>
-          <w:t xml:space="preserve"> </w:t>
-        </w:r>
-        <w:r>
-          <w:rPr>
-            <w:rStyle w:val="Hyperlink"/>
-          </w:rPr>
-          <w:t xml:space="preserve">between</w:t>
-        </w:r>
-        <w:r>
-          <w:rPr>
-            <w:rStyle w:val="Hyperlink"/>
-          </w:rPr>
-          <w:t xml:space="preserve"> </w:t>
-        </w:r>
-        <w:r>
-          <w:rPr>
-            <w:rStyle w:val="Hyperlink"/>
-          </w:rPr>
-          <w:t xml:space="preserve">Fertility</w:t>
-        </w:r>
-        <w:r>
-          <w:rPr>
-            <w:rStyle w:val="Hyperlink"/>
-          </w:rPr>
-          <w:t xml:space="preserve"> </w:t>
-        </w:r>
-        <w:r>
-          <w:rPr>
-            <w:rStyle w:val="Hyperlink"/>
-          </w:rPr>
-          <w:t xml:space="preserve">and</w:t>
-        </w:r>
-        <w:r>
-          <w:rPr>
-            <w:rStyle w:val="Hyperlink"/>
-          </w:rPr>
-          <w:t xml:space="preserve"> </w:t>
-        </w:r>
-        <w:r>
-          <w:rPr>
-            <w:rStyle w:val="Hyperlink"/>
-          </w:rPr>
-          <w:t xml:space="preserve">Infant Mortality</w:t>
-        </w:r>
-      </w:hyperlink>
-      <w:r>
-        <w:t xml:space="preserve">.</w:t>
-      </w:r>
-      <w:r>
-        <w:t xml:space="preserve"> </w:t>
+        <w:t xml:space="preserve">Human</w:t>
       </w:r>
       <w:r>
         <w:rPr>
           <w:i/>
           <w:iCs/>
         </w:rPr>
-        <w:t xml:space="preserve">Population in the Human Sciences</w:t>
-      </w:r>
-      <w:r>
-        <w:t xml:space="preserve">, 361–376 (2015).</w:t>
-      </w:r>
-    </w:p>
-    <w:bookmarkEnd w:id="237"/>
-    <w:bookmarkStart w:id="239" w:name="ref-martin_etal13"/>
-    <w:p>
-      <w:pPr>
-        <w:pStyle w:val="Bibliography"/>
-      </w:pPr>
-      <w:r>
-        <w:t xml:space="preserve">90.</w:t>
-      </w:r>
-      <w:r>
-        <w:t xml:space="preserve"> </w:t>
-      </w:r>
-      <w:r>
-        <w:t xml:space="preserve">	</w:t>
-      </w:r>
-      <w:r>
-        <w:t xml:space="preserve">M. Martin, A. D. Blackwell, M. Gurven, H. Kaplan,</w:t>
-      </w:r>
-      <w:r>
-        <w:t xml:space="preserve"> </w:t>
-      </w:r>
-      <w:r>
-        <w:t xml:space="preserve">“</w:t>
-      </w:r>
-      <w:hyperlink r:id="rId238">
-        <w:r>
-          <w:rPr>
-            <w:rStyle w:val="Hyperlink"/>
-          </w:rPr>
-          <w:t xml:space="preserve">Make</w:t>
-        </w:r>
-        <w:r>
-          <w:rPr>
-            <w:rStyle w:val="Hyperlink"/>
-          </w:rPr>
-          <w:t xml:space="preserve"> </w:t>
-        </w:r>
-        <w:r>
-          <w:rPr>
-            <w:rStyle w:val="Hyperlink"/>
-          </w:rPr>
-          <w:t xml:space="preserve">New Friends</w:t>
-        </w:r>
-        <w:r>
-          <w:rPr>
-            <w:rStyle w:val="Hyperlink"/>
-          </w:rPr>
-          <w:t xml:space="preserve"> </w:t>
-        </w:r>
-        <w:r>
-          <w:rPr>
-            <w:rStyle w:val="Hyperlink"/>
-          </w:rPr>
-          <w:t xml:space="preserve">and</w:t>
-        </w:r>
-        <w:r>
-          <w:rPr>
-            <w:rStyle w:val="Hyperlink"/>
-          </w:rPr>
-          <w:t xml:space="preserve"> </w:t>
-        </w:r>
-        <w:r>
-          <w:rPr>
-            <w:rStyle w:val="Hyperlink"/>
-          </w:rPr>
-          <w:t xml:space="preserve">Keep</w:t>
-        </w:r>
-        <w:r>
-          <w:rPr>
-            <w:rStyle w:val="Hyperlink"/>
-          </w:rPr>
-          <w:t xml:space="preserve"> </w:t>
-        </w:r>
-        <w:r>
-          <w:rPr>
-            <w:rStyle w:val="Hyperlink"/>
-          </w:rPr>
-          <w:t xml:space="preserve">the</w:t>
-        </w:r>
-        <w:r>
-          <w:rPr>
-            <w:rStyle w:val="Hyperlink"/>
-          </w:rPr>
-          <w:t xml:space="preserve"> </w:t>
-        </w:r>
-        <w:r>
-          <w:rPr>
-            <w:rStyle w:val="Hyperlink"/>
-          </w:rPr>
-          <w:t xml:space="preserve">Old</w:t>
-        </w:r>
-        <w:r>
-          <w:rPr>
-            <w:rStyle w:val="Hyperlink"/>
-          </w:rPr>
-          <w:t xml:space="preserve">?</w:t>
-        </w:r>
-        <w:r>
-          <w:rPr>
-            <w:rStyle w:val="Hyperlink"/>
-          </w:rPr>
-          <w:t xml:space="preserve"> </w:t>
-        </w:r>
-        <w:r>
-          <w:rPr>
-            <w:rStyle w:val="Hyperlink"/>
-          </w:rPr>
-          <w:t xml:space="preserve">Parasite Coinfection</w:t>
-        </w:r>
-        <w:r>
-          <w:rPr>
-            <w:rStyle w:val="Hyperlink"/>
-          </w:rPr>
-          <w:t xml:space="preserve"> </w:t>
-        </w:r>
-        <w:r>
-          <w:rPr>
-            <w:rStyle w:val="Hyperlink"/>
-          </w:rPr>
-          <w:t xml:space="preserve">and</w:t>
-        </w:r>
-        <w:r>
-          <w:rPr>
-            <w:rStyle w:val="Hyperlink"/>
-          </w:rPr>
-          <w:t xml:space="preserve"> </w:t>
-        </w:r>
-        <w:r>
-          <w:rPr>
-            <w:rStyle w:val="Hyperlink"/>
-          </w:rPr>
-          <w:t xml:space="preserve">Comorbidity</w:t>
-        </w:r>
-        <w:r>
-          <w:rPr>
-            <w:rStyle w:val="Hyperlink"/>
-          </w:rPr>
-          <w:t xml:space="preserve"> </w:t>
-        </w:r>
-        <w:r>
-          <w:rPr>
-            <w:rStyle w:val="Hyperlink"/>
-          </w:rPr>
-          <w:t xml:space="preserve">in</w:t>
-        </w:r>
-        <w:r>
-          <w:rPr>
-            <w:rStyle w:val="Hyperlink"/>
-          </w:rPr>
-          <w:t xml:space="preserve"> </w:t>
-        </w:r>
-        <w:r>
-          <w:rPr>
-            <w:rStyle w:val="Hyperlink"/>
-          </w:rPr>
-          <w:t xml:space="preserve">Homo</w:t>
-        </w:r>
-        <w:r>
-          <w:rPr>
-            <w:rStyle w:val="Hyperlink"/>
-          </w:rPr>
-          <w:t xml:space="preserve"> </w:t>
-        </w:r>
-        <w:r>
-          <w:rPr>
-            <w:rStyle w:val="Hyperlink"/>
-          </w:rPr>
-          <w:t xml:space="preserve">sapiens</w:t>
-        </w:r>
-      </w:hyperlink>
-      <w:r>
-        <w:t xml:space="preserve">”</w:t>
-      </w:r>
-      <w:r>
-        <w:t xml:space="preserve"> </w:t>
-      </w:r>
-      <w:r>
-        <w:t xml:space="preserve">in</w:t>
-      </w:r>
-      <w:r>
         <w:t xml:space="preserve"> </w:t>
       </w:r>
       <w:r>
@@ -14017,13 +14301,298 @@
           <w:i/>
           <w:iCs/>
         </w:rPr>
-        <w:t xml:space="preserve">Primates,</w:t>
+        <w:t xml:space="preserve">Evolutionary Demography</w:t>
+      </w:r>
+      <w:r>
+        <w:t xml:space="preserve">, O. Burger, R. Lee, R. Sear, Eds. (2019), pp. 1–41.</w:t>
+      </w:r>
+    </w:p>
+    <w:bookmarkEnd w:id="248"/>
+    <w:bookmarkStart w:id="250" w:name="ref-kaplan_etal15"/>
+    <w:p>
+      <w:pPr>
+        <w:pStyle w:val="Bibliography"/>
+      </w:pPr>
+      <w:r>
+        <w:t xml:space="preserve">96.</w:t>
+      </w:r>
+      <w:r>
+        <w:t xml:space="preserve"> </w:t>
+      </w:r>
+      <w:r>
+        <w:t xml:space="preserve">	</w:t>
+      </w:r>
+      <w:r>
+        <w:t xml:space="preserve">H. Kaplan, P. L. Hooper, J. Stieglitz, M. Gurven,</w:t>
+      </w:r>
+      <w:r>
+        <w:t xml:space="preserve"> </w:t>
+      </w:r>
+      <w:hyperlink r:id="rId249">
+        <w:r>
+          <w:rPr>
+            <w:rStyle w:val="Hyperlink"/>
+          </w:rPr>
+          <w:t xml:space="preserve">The</w:t>
+        </w:r>
+        <w:r>
+          <w:rPr>
+            <w:rStyle w:val="Hyperlink"/>
+          </w:rPr>
+          <w:t xml:space="preserve"> </w:t>
+        </w:r>
+        <w:r>
+          <w:rPr>
+            <w:rStyle w:val="Hyperlink"/>
+          </w:rPr>
+          <w:t xml:space="preserve">Causal Relationship</w:t>
+        </w:r>
+        <w:r>
+          <w:rPr>
+            <w:rStyle w:val="Hyperlink"/>
+          </w:rPr>
+          <w:t xml:space="preserve"> </w:t>
+        </w:r>
+        <w:r>
+          <w:rPr>
+            <w:rStyle w:val="Hyperlink"/>
+          </w:rPr>
+          <w:t xml:space="preserve">between</w:t>
+        </w:r>
+        <w:r>
+          <w:rPr>
+            <w:rStyle w:val="Hyperlink"/>
+          </w:rPr>
+          <w:t xml:space="preserve"> </w:t>
+        </w:r>
+        <w:r>
+          <w:rPr>
+            <w:rStyle w:val="Hyperlink"/>
+          </w:rPr>
+          <w:t xml:space="preserve">Fertility</w:t>
+        </w:r>
+        <w:r>
+          <w:rPr>
+            <w:rStyle w:val="Hyperlink"/>
+          </w:rPr>
+          <w:t xml:space="preserve"> </w:t>
+        </w:r>
+        <w:r>
+          <w:rPr>
+            <w:rStyle w:val="Hyperlink"/>
+          </w:rPr>
+          <w:t xml:space="preserve">and</w:t>
+        </w:r>
+        <w:r>
+          <w:rPr>
+            <w:rStyle w:val="Hyperlink"/>
+          </w:rPr>
+          <w:t xml:space="preserve"> </w:t>
+        </w:r>
+        <w:r>
+          <w:rPr>
+            <w:rStyle w:val="Hyperlink"/>
+          </w:rPr>
+          <w:t xml:space="preserve">Infant Mortality</w:t>
+        </w:r>
+      </w:hyperlink>
+      <w:r>
+        <w:t xml:space="preserve">.</w:t>
+      </w:r>
+      <w:r>
+        <w:t xml:space="preserve"> </w:t>
       </w:r>
       <w:r>
         <w:rPr>
           <w:i/>
           <w:iCs/>
         </w:rPr>
+        <w:t xml:space="preserve">Population in the Human Sciences</w:t>
+      </w:r>
+      <w:r>
+        <w:t xml:space="preserve">, 361–376 (2015).</w:t>
+      </w:r>
+    </w:p>
+    <w:bookmarkEnd w:id="250"/>
+    <w:bookmarkStart w:id="252" w:name="ref-martin_etal13"/>
+    <w:p>
+      <w:pPr>
+        <w:pStyle w:val="Bibliography"/>
+      </w:pPr>
+      <w:r>
+        <w:t xml:space="preserve">97.</w:t>
+      </w:r>
+      <w:r>
+        <w:t xml:space="preserve"> </w:t>
+      </w:r>
+      <w:r>
+        <w:t xml:space="preserve">	</w:t>
+      </w:r>
+      <w:r>
+        <w:t xml:space="preserve">M. Martin, A. D. Blackwell, M. Gurven, H. Kaplan,</w:t>
+      </w:r>
+      <w:r>
+        <w:t xml:space="preserve"> </w:t>
+      </w:r>
+      <w:r>
+        <w:t xml:space="preserve">“</w:t>
+      </w:r>
+      <w:hyperlink r:id="rId251">
+        <w:r>
+          <w:rPr>
+            <w:rStyle w:val="Hyperlink"/>
+          </w:rPr>
+          <w:t xml:space="preserve">Make</w:t>
+        </w:r>
+        <w:r>
+          <w:rPr>
+            <w:rStyle w:val="Hyperlink"/>
+          </w:rPr>
+          <w:t xml:space="preserve"> </w:t>
+        </w:r>
+        <w:r>
+          <w:rPr>
+            <w:rStyle w:val="Hyperlink"/>
+          </w:rPr>
+          <w:t xml:space="preserve">New Friends</w:t>
+        </w:r>
+        <w:r>
+          <w:rPr>
+            <w:rStyle w:val="Hyperlink"/>
+          </w:rPr>
+          <w:t xml:space="preserve"> </w:t>
+        </w:r>
+        <w:r>
+          <w:rPr>
+            <w:rStyle w:val="Hyperlink"/>
+          </w:rPr>
+          <w:t xml:space="preserve">and</w:t>
+        </w:r>
+        <w:r>
+          <w:rPr>
+            <w:rStyle w:val="Hyperlink"/>
+          </w:rPr>
+          <w:t xml:space="preserve"> </w:t>
+        </w:r>
+        <w:r>
+          <w:rPr>
+            <w:rStyle w:val="Hyperlink"/>
+          </w:rPr>
+          <w:t xml:space="preserve">Keep</w:t>
+        </w:r>
+        <w:r>
+          <w:rPr>
+            <w:rStyle w:val="Hyperlink"/>
+          </w:rPr>
+          <w:t xml:space="preserve"> </w:t>
+        </w:r>
+        <w:r>
+          <w:rPr>
+            <w:rStyle w:val="Hyperlink"/>
+          </w:rPr>
+          <w:t xml:space="preserve">the</w:t>
+        </w:r>
+        <w:r>
+          <w:rPr>
+            <w:rStyle w:val="Hyperlink"/>
+          </w:rPr>
+          <w:t xml:space="preserve"> </w:t>
+        </w:r>
+        <w:r>
+          <w:rPr>
+            <w:rStyle w:val="Hyperlink"/>
+          </w:rPr>
+          <w:t xml:space="preserve">Old</w:t>
+        </w:r>
+        <w:r>
+          <w:rPr>
+            <w:rStyle w:val="Hyperlink"/>
+          </w:rPr>
+          <w:t xml:space="preserve">?</w:t>
+        </w:r>
+        <w:r>
+          <w:rPr>
+            <w:rStyle w:val="Hyperlink"/>
+          </w:rPr>
+          <w:t xml:space="preserve"> </w:t>
+        </w:r>
+        <w:r>
+          <w:rPr>
+            <w:rStyle w:val="Hyperlink"/>
+          </w:rPr>
+          <w:t xml:space="preserve">Parasite Coinfection</w:t>
+        </w:r>
+        <w:r>
+          <w:rPr>
+            <w:rStyle w:val="Hyperlink"/>
+          </w:rPr>
+          <w:t xml:space="preserve"> </w:t>
+        </w:r>
+        <w:r>
+          <w:rPr>
+            <w:rStyle w:val="Hyperlink"/>
+          </w:rPr>
+          <w:t xml:space="preserve">and</w:t>
+        </w:r>
+        <w:r>
+          <w:rPr>
+            <w:rStyle w:val="Hyperlink"/>
+          </w:rPr>
+          <w:t xml:space="preserve"> </w:t>
+        </w:r>
+        <w:r>
+          <w:rPr>
+            <w:rStyle w:val="Hyperlink"/>
+          </w:rPr>
+          <w:t xml:space="preserve">Comorbidity</w:t>
+        </w:r>
+        <w:r>
+          <w:rPr>
+            <w:rStyle w:val="Hyperlink"/>
+          </w:rPr>
+          <w:t xml:space="preserve"> </w:t>
+        </w:r>
+        <w:r>
+          <w:rPr>
+            <w:rStyle w:val="Hyperlink"/>
+          </w:rPr>
+          <w:t xml:space="preserve">in</w:t>
+        </w:r>
+        <w:r>
+          <w:rPr>
+            <w:rStyle w:val="Hyperlink"/>
+          </w:rPr>
+          <w:t xml:space="preserve"> </w:t>
+        </w:r>
+        <w:r>
+          <w:rPr>
+            <w:rStyle w:val="Hyperlink"/>
+          </w:rPr>
+          <w:t xml:space="preserve">Homo</w:t>
+        </w:r>
+        <w:r>
+          <w:rPr>
+            <w:rStyle w:val="Hyperlink"/>
+          </w:rPr>
+          <w:t xml:space="preserve"> </w:t>
+        </w:r>
+        <w:r>
+          <w:rPr>
+            <w:rStyle w:val="Hyperlink"/>
+          </w:rPr>
+          <w:t xml:space="preserve">sapiens</w:t>
+        </w:r>
+      </w:hyperlink>
+      <w:r>
+        <w:t xml:space="preserve">”</w:t>
+      </w:r>
+      <w:r>
+        <w:t xml:space="preserve"> </w:t>
+      </w:r>
+      <w:r>
+        <w:t xml:space="preserve">in</w:t>
+      </w:r>
+      <w:r>
         <w:t xml:space="preserve"> </w:t>
       </w:r>
       <w:r>
@@ -14031,133 +14600,34 @@
           <w:i/>
           <w:iCs/>
         </w:rPr>
-        <w:t xml:space="preserve">Pathogens</w:t>
+        <w:t xml:space="preserve">Primates,</w:t>
       </w:r>
       <w:r>
         <w:rPr>
           <w:i/>
           <w:iCs/>
         </w:rPr>
-        <w:t xml:space="preserve">, and</w:t>
+        <w:t xml:space="preserve"> </w:t>
       </w:r>
       <w:r>
         <w:rPr>
           <w:i/>
           <w:iCs/>
         </w:rPr>
-        <w:t xml:space="preserve"> </w:t>
+        <w:t xml:space="preserve">Pathogens</w:t>
       </w:r>
       <w:r>
         <w:rPr>
           <w:i/>
           <w:iCs/>
         </w:rPr>
-        <w:t xml:space="preserve">Evolution</w:t>
-      </w:r>
-      <w:r>
-        <w:t xml:space="preserve">, J. F. Brinkworth, K. Pechenkina, Eds. (Springer New York, 2013), pp. 363–387.</w:t>
-      </w:r>
-    </w:p>
-    <w:bookmarkEnd w:id="239"/>
-    <w:bookmarkStart w:id="241" w:name="ref-Foster2005a"/>
-    <w:p>
-      <w:pPr>
-        <w:pStyle w:val="Bibliography"/>
-      </w:pPr>
-      <w:r>
-        <w:t xml:space="preserve">91.</w:t>
-      </w:r>
-      <w:r>
-        <w:t xml:space="preserve"> </w:t>
-      </w:r>
-      <w:r>
-        <w:t xml:space="preserve">	</w:t>
-      </w:r>
-      <w:r>
-        <w:t xml:space="preserve">Z. Foster,</w:t>
-      </w:r>
-      <w:r>
-        <w:t xml:space="preserve"> </w:t>
+        <w:t xml:space="preserve">, and</w:t>
       </w:r>
       <w:r>
         <w:rPr>
           <w:i/>
           <w:iCs/>
         </w:rPr>
-        <w:t xml:space="preserve">et al.</w:t>
-      </w:r>
-      <w:r>
-        <w:t xml:space="preserve">,</w:t>
-      </w:r>
-      <w:r>
-        <w:t xml:space="preserve"> </w:t>
-      </w:r>
-      <w:hyperlink r:id="rId240">
-        <w:r>
-          <w:rPr>
-            <w:rStyle w:val="Hyperlink"/>
-          </w:rPr>
-          <w:t xml:space="preserve">Physical growth and nutritional status of</w:t>
-        </w:r>
-        <w:r>
-          <w:rPr>
-            <w:rStyle w:val="Hyperlink"/>
-          </w:rPr>
-          <w:t xml:space="preserve"> </w:t>
-        </w:r>
-        <w:r>
-          <w:rPr>
-            <w:rStyle w:val="Hyperlink"/>
-          </w:rPr>
-          <w:t xml:space="preserve">Tsimane</w:t>
-        </w:r>
-        <w:r>
-          <w:rPr>
-            <w:rStyle w:val="Hyperlink"/>
-          </w:rPr>
-          <w:t xml:space="preserve">’</w:t>
-        </w:r>
-        <w:r>
-          <w:rPr>
-            <w:rStyle w:val="Hyperlink"/>
-          </w:rPr>
-          <w:t xml:space="preserve"> </w:t>
-        </w:r>
-        <w:r>
-          <w:rPr>
-            <w:rStyle w:val="Hyperlink"/>
-          </w:rPr>
-          <w:t xml:space="preserve">Amerindian</w:t>
-        </w:r>
-        <w:r>
-          <w:rPr>
-            <w:rStyle w:val="Hyperlink"/>
-          </w:rPr>
-          <w:t xml:space="preserve"> </w:t>
-        </w:r>
-        <w:r>
-          <w:rPr>
-            <w:rStyle w:val="Hyperlink"/>
-          </w:rPr>
-          <w:t xml:space="preserve">children of lowland</w:t>
-        </w:r>
-        <w:r>
-          <w:rPr>
-            <w:rStyle w:val="Hyperlink"/>
-          </w:rPr>
-          <w:t xml:space="preserve"> </w:t>
-        </w:r>
-        <w:r>
-          <w:rPr>
-            <w:rStyle w:val="Hyperlink"/>
-          </w:rPr>
-          <w:t xml:space="preserve">Bolivia</w:t>
-        </w:r>
-      </w:hyperlink>
-      <w:r>
-        <w:t xml:space="preserve">.</w:t>
-      </w:r>
-      <w:r>
         <w:t xml:space="preserve"> </w:t>
       </w:r>
       <w:r>
@@ -14165,6 +14635,119 @@
           <w:i/>
           <w:iCs/>
         </w:rPr>
+        <w:t xml:space="preserve">Evolution</w:t>
+      </w:r>
+      <w:r>
+        <w:t xml:space="preserve">, J. F. Brinkworth, K. Pechenkina, Eds. (Springer New York, 2013), pp. 363–387.</w:t>
+      </w:r>
+    </w:p>
+    <w:bookmarkEnd w:id="252"/>
+    <w:bookmarkStart w:id="254" w:name="ref-Foster2005a"/>
+    <w:p>
+      <w:pPr>
+        <w:pStyle w:val="Bibliography"/>
+      </w:pPr>
+      <w:r>
+        <w:t xml:space="preserve">98.</w:t>
+      </w:r>
+      <w:r>
+        <w:t xml:space="preserve"> </w:t>
+      </w:r>
+      <w:r>
+        <w:t xml:space="preserve">	</w:t>
+      </w:r>
+      <w:r>
+        <w:t xml:space="preserve">Z. Foster,</w:t>
+      </w:r>
+      <w:r>
+        <w:t xml:space="preserve"> </w:t>
+      </w:r>
+      <w:r>
+        <w:rPr>
+          <w:i/>
+          <w:iCs/>
+        </w:rPr>
+        <w:t xml:space="preserve">et al.</w:t>
+      </w:r>
+      <w:r>
+        <w:t xml:space="preserve">,</w:t>
+      </w:r>
+      <w:r>
+        <w:t xml:space="preserve"> </w:t>
+      </w:r>
+      <w:hyperlink r:id="rId253">
+        <w:r>
+          <w:rPr>
+            <w:rStyle w:val="Hyperlink"/>
+          </w:rPr>
+          <w:t xml:space="preserve">Physical growth and nutritional status of</w:t>
+        </w:r>
+        <w:r>
+          <w:rPr>
+            <w:rStyle w:val="Hyperlink"/>
+          </w:rPr>
+          <w:t xml:space="preserve"> </w:t>
+        </w:r>
+        <w:r>
+          <w:rPr>
+            <w:rStyle w:val="Hyperlink"/>
+          </w:rPr>
+          <w:t xml:space="preserve">Tsimane</w:t>
+        </w:r>
+        <w:r>
+          <w:rPr>
+            <w:rStyle w:val="Hyperlink"/>
+          </w:rPr>
+          <w:t xml:space="preserve">’</w:t>
+        </w:r>
+        <w:r>
+          <w:rPr>
+            <w:rStyle w:val="Hyperlink"/>
+          </w:rPr>
+          <w:t xml:space="preserve"> </w:t>
+        </w:r>
+        <w:r>
+          <w:rPr>
+            <w:rStyle w:val="Hyperlink"/>
+          </w:rPr>
+          <w:t xml:space="preserve">Amerindian</w:t>
+        </w:r>
+        <w:r>
+          <w:rPr>
+            <w:rStyle w:val="Hyperlink"/>
+          </w:rPr>
+          <w:t xml:space="preserve"> </w:t>
+        </w:r>
+        <w:r>
+          <w:rPr>
+            <w:rStyle w:val="Hyperlink"/>
+          </w:rPr>
+          <w:t xml:space="preserve">children of lowland</w:t>
+        </w:r>
+        <w:r>
+          <w:rPr>
+            <w:rStyle w:val="Hyperlink"/>
+          </w:rPr>
+          <w:t xml:space="preserve"> </w:t>
+        </w:r>
+        <w:r>
+          <w:rPr>
+            <w:rStyle w:val="Hyperlink"/>
+          </w:rPr>
+          <w:t xml:space="preserve">Bolivia</w:t>
+        </w:r>
+      </w:hyperlink>
+      <w:r>
+        <w:t xml:space="preserve">.</w:t>
+      </w:r>
+      <w:r>
+        <w:t xml:space="preserve"> </w:t>
+      </w:r>
+      <w:r>
+        <w:rPr>
+          <w:i/>
+          <w:iCs/>
+        </w:rPr>
         <w:t xml:space="preserve">American Journal of Physical Anthropology</w:t>
       </w:r>
       <w:r>
@@ -14181,14 +14764,14 @@
         <w:t xml:space="preserve">, 343–351 (2005).</w:t>
       </w:r>
     </w:p>
-    <w:bookmarkEnd w:id="241"/>
-    <w:bookmarkStart w:id="243" w:name="ref-gurven_etal16"/>
+    <w:bookmarkEnd w:id="254"/>
+    <w:bookmarkStart w:id="256" w:name="ref-gurven_etal16"/>
     <w:p>
       <w:pPr>
         <w:pStyle w:val="Bibliography"/>
       </w:pPr>
       <w:r>
-        <w:t xml:space="preserve">92.</w:t>
+        <w:t xml:space="preserve">99.</w:t>
       </w:r>
       <w:r>
         <w:t xml:space="preserve"> </w:t>
@@ -14215,7 +14798,7 @@
       <w:r>
         <w:t xml:space="preserve"> </w:t>
       </w:r>
-      <w:hyperlink r:id="rId242">
+      <w:hyperlink r:id="rId255">
         <w:r>
           <w:rPr>
             <w:rStyle w:val="Hyperlink"/>
@@ -14274,14 +14857,14 @@
         <w:t xml:space="preserve">, 414–425 (2016).</w:t>
       </w:r>
     </w:p>
-    <w:bookmarkEnd w:id="243"/>
-    <w:bookmarkStart w:id="245" w:name="ref-trumble_etal23a"/>
+    <w:bookmarkEnd w:id="256"/>
+    <w:bookmarkStart w:id="258" w:name="ref-trumble_etal23a"/>
     <w:p>
       <w:pPr>
         <w:pStyle w:val="Bibliography"/>
       </w:pPr>
       <w:r>
-        <w:t xml:space="preserve">93.</w:t>
+        <w:t xml:space="preserve">100.</w:t>
       </w:r>
       <w:r>
         <w:t xml:space="preserve"> </w:t>
@@ -14308,7 +14891,7 @@
       <w:r>
         <w:t xml:space="preserve"> </w:t>
       </w:r>
-      <w:hyperlink r:id="rId244">
+      <w:hyperlink r:id="rId257">
         <w:r>
           <w:rPr>
             <w:rStyle w:val="Hyperlink"/>
@@ -14382,14 +14965,14 @@
         <w:t xml:space="preserve">, eade9797 (2023).</w:t>
       </w:r>
     </w:p>
-    <w:bookmarkEnd w:id="245"/>
-    <w:bookmarkStart w:id="247" w:name="ref-McAllister2012a"/>
+    <w:bookmarkEnd w:id="258"/>
+    <w:bookmarkStart w:id="260" w:name="ref-McAllister2012a"/>
     <w:p>
       <w:pPr>
         <w:pStyle w:val="Bibliography"/>
       </w:pPr>
       <w:r>
-        <w:t xml:space="preserve">94.</w:t>
+        <w:t xml:space="preserve">101.</w:t>
       </w:r>
       <w:r>
         <w:t xml:space="preserve"> </w:t>
@@ -14403,7 +14986,7 @@
       <w:r>
         <w:t xml:space="preserve"> </w:t>
       </w:r>
-      <w:hyperlink r:id="rId246">
+      <w:hyperlink r:id="rId259">
         <w:r>
           <w:rPr>
             <w:rStyle w:val="Hyperlink"/>
@@ -14462,14 +15045,14 @@
         <w:t xml:space="preserve">, 786–799 (2012).</w:t>
       </w:r>
     </w:p>
-    <w:bookmarkEnd w:id="247"/>
-    <w:bookmarkStart w:id="249" w:name="ref-Martin2016a"/>
+    <w:bookmarkEnd w:id="260"/>
+    <w:bookmarkStart w:id="262" w:name="ref-Martin2016a"/>
     <w:p>
       <w:pPr>
         <w:pStyle w:val="Bibliography"/>
       </w:pPr>
       <w:r>
-        <w:t xml:space="preserve">95.</w:t>
+        <w:t xml:space="preserve">102.</w:t>
       </w:r>
       <w:r>
         <w:t xml:space="preserve"> </w:t>
@@ -14483,7 +15066,7 @@
       <w:r>
         <w:t xml:space="preserve"> </w:t>
       </w:r>
-      <w:hyperlink r:id="rId248">
+      <w:hyperlink r:id="rId261">
         <w:r>
           <w:rPr>
             <w:rStyle w:val="Hyperlink"/>
@@ -14554,14 +15137,14 @@
         <w:t xml:space="preserve">, 9–17 (2016).</w:t>
       </w:r>
     </w:p>
-    <w:bookmarkEnd w:id="249"/>
-    <w:bookmarkStart w:id="250" w:name="ref-Blackwell2015c"/>
+    <w:bookmarkEnd w:id="262"/>
+    <w:bookmarkStart w:id="263" w:name="ref-Blackwell2015c"/>
     <w:p>
       <w:pPr>
         <w:pStyle w:val="Bibliography"/>
       </w:pPr>
       <w:r>
-        <w:t xml:space="preserve">96.</w:t>
+        <w:t xml:space="preserve">103.</w:t>
       </w:r>
       <w:r>
         <w:t xml:space="preserve"> </w:t>
@@ -14609,14 +15192,14 @@
         <w:t xml:space="preserve">, 6–9 (2015).</w:t>
       </w:r>
     </w:p>
-    <w:bookmarkEnd w:id="250"/>
-    <w:bookmarkStart w:id="252" w:name="ref-gurven_etal17"/>
+    <w:bookmarkEnd w:id="263"/>
+    <w:bookmarkStart w:id="265" w:name="ref-ho_etal11"/>
     <w:p>
       <w:pPr>
         <w:pStyle w:val="Bibliography"/>
       </w:pPr>
       <w:r>
-        <w:t xml:space="preserve">97.</w:t>
+        <w:t xml:space="preserve">104.</w:t>
       </w:r>
       <w:r>
         <w:t xml:space="preserve"> </w:t>
@@ -14625,7 +15208,71 @@
         <w:t xml:space="preserve">	</w:t>
       </w:r>
       <w:r>
-        <w:t xml:space="preserve">M. Gurven,</w:t>
+        <w:t xml:space="preserve">D. E. Ho, K. Imai, G. King, E. A. Stuart,</w:t>
+      </w:r>
+      <w:r>
+        <w:t xml:space="preserve"> </w:t>
+      </w:r>
+      <w:hyperlink r:id="rId264">
+        <w:r>
+          <w:rPr>
+            <w:rStyle w:val="Hyperlink"/>
+            <w:b/>
+            <w:bCs/>
+          </w:rPr>
+          <w:t xml:space="preserve">MatchIt</w:t>
+        </w:r>
+        <w:r>
+          <w:rPr>
+            <w:rStyle w:val="Hyperlink"/>
+          </w:rPr>
+          <w:t xml:space="preserve"> </w:t>
+        </w:r>
+        <w:r>
+          <w:rPr>
+            <w:rStyle w:val="Hyperlink"/>
+          </w:rPr>
+          <w:t xml:space="preserve">:</w:t>
+        </w:r>
+        <w:r>
+          <w:rPr>
+            <w:rStyle w:val="Hyperlink"/>
+          </w:rPr>
+          <w:t xml:space="preserve"> </w:t>
+        </w:r>
+        <w:r>
+          <w:rPr>
+            <w:rStyle w:val="Hyperlink"/>
+          </w:rPr>
+          <w:t xml:space="preserve">Nonparametric Preprocessing</w:t>
+        </w:r>
+        <w:r>
+          <w:rPr>
+            <w:rStyle w:val="Hyperlink"/>
+          </w:rPr>
+          <w:t xml:space="preserve"> </w:t>
+        </w:r>
+        <w:r>
+          <w:rPr>
+            <w:rStyle w:val="Hyperlink"/>
+          </w:rPr>
+          <w:t xml:space="preserve">for</w:t>
+        </w:r>
+        <w:r>
+          <w:rPr>
+            <w:rStyle w:val="Hyperlink"/>
+          </w:rPr>
+          <w:t xml:space="preserve"> </w:t>
+        </w:r>
+        <w:r>
+          <w:rPr>
+            <w:rStyle w:val="Hyperlink"/>
+          </w:rPr>
+          <w:t xml:space="preserve">Parametric Causal Inference</w:t>
+        </w:r>
+      </w:hyperlink>
+      <w:r>
+        <w:t xml:space="preserve">.</w:t>
       </w:r>
       <w:r>
         <w:t xml:space="preserve"> </w:t>
@@ -14635,86 +15282,52 @@
           <w:i/>
           <w:iCs/>
         </w:rPr>
-        <w:t xml:space="preserve">et al.</w:t>
-      </w:r>
-      <w:r>
-        <w:t xml:space="preserve">,</w:t>
-      </w:r>
-      <w:r>
-        <w:t xml:space="preserve"> </w:t>
-      </w:r>
-      <w:hyperlink r:id="rId251">
-        <w:r>
-          <w:rPr>
-            <w:rStyle w:val="Hyperlink"/>
-          </w:rPr>
-          <w:t xml:space="preserve">The</w:t>
-        </w:r>
-        <w:r>
-          <w:rPr>
-            <w:rStyle w:val="Hyperlink"/>
-          </w:rPr>
-          <w:t xml:space="preserve"> </w:t>
-        </w:r>
-        <w:r>
-          <w:rPr>
-            <w:rStyle w:val="Hyperlink"/>
-          </w:rPr>
-          <w:t xml:space="preserve">Tsimane Health</w:t>
-        </w:r>
-        <w:r>
-          <w:rPr>
-            <w:rStyle w:val="Hyperlink"/>
-          </w:rPr>
-          <w:t xml:space="preserve"> </w:t>
-        </w:r>
-        <w:r>
-          <w:rPr>
-            <w:rStyle w:val="Hyperlink"/>
-          </w:rPr>
-          <w:t xml:space="preserve">and</w:t>
-        </w:r>
-        <w:r>
-          <w:rPr>
-            <w:rStyle w:val="Hyperlink"/>
-          </w:rPr>
-          <w:t xml:space="preserve"> </w:t>
-        </w:r>
-        <w:r>
-          <w:rPr>
-            <w:rStyle w:val="Hyperlink"/>
-          </w:rPr>
-          <w:t xml:space="preserve">Life History Project</w:t>
-        </w:r>
-        <w:r>
-          <w:rPr>
-            <w:rStyle w:val="Hyperlink"/>
-          </w:rPr>
-          <w:t xml:space="preserve">:</w:t>
-        </w:r>
-        <w:r>
-          <w:rPr>
-            <w:rStyle w:val="Hyperlink"/>
-          </w:rPr>
-          <w:t xml:space="preserve"> </w:t>
-        </w:r>
-        <w:r>
-          <w:rPr>
-            <w:rStyle w:val="Hyperlink"/>
-          </w:rPr>
-          <w:t xml:space="preserve">Integrating</w:t>
-        </w:r>
-        <w:r>
-          <w:rPr>
-            <w:rStyle w:val="Hyperlink"/>
-          </w:rPr>
-          <w:t xml:space="preserve"> </w:t>
-        </w:r>
-        <w:r>
-          <w:rPr>
-            <w:rStyle w:val="Hyperlink"/>
-          </w:rPr>
-          <w:t xml:space="preserve">anthropology and biomedicine</w:t>
+        <w:t xml:space="preserve">Journal of Statistical Software</w:t>
+      </w:r>
+      <w:r>
+        <w:t xml:space="preserve"> </w:t>
+      </w:r>
+      <w:r>
+        <w:rPr>
+          <w:b/>
+          <w:bCs/>
+        </w:rPr>
+        <w:t xml:space="preserve">42</w:t>
+      </w:r>
+      <w:r>
+        <w:t xml:space="preserve"> </w:t>
+      </w:r>
+      <w:r>
+        <w:t xml:space="preserve">(2011).</w:t>
+      </w:r>
+    </w:p>
+    <w:bookmarkEnd w:id="265"/>
+    <w:bookmarkStart w:id="267" w:name="ref-wood11"/>
+    <w:p>
+      <w:pPr>
+        <w:pStyle w:val="Bibliography"/>
+      </w:pPr>
+      <w:r>
+        <w:t xml:space="preserve">105.</w:t>
+      </w:r>
+      <w:r>
+        <w:t xml:space="preserve"> </w:t>
+      </w:r>
+      <w:r>
+        <w:t xml:space="preserve">	</w:t>
+      </w:r>
+      <w:r>
+        <w:t xml:space="preserve">S. N. Wood,</w:t>
+      </w:r>
+      <w:r>
+        <w:t xml:space="preserve"> </w:t>
+      </w:r>
+      <w:hyperlink r:id="rId266">
+        <w:r>
+          <w:rPr>
+            <w:rStyle w:val="Hyperlink"/>
+          </w:rPr>
+          <w:t xml:space="preserve">Fast stable restricted maximum likelihood and marginal likelihood estimation of semiparametric generalized linear models</w:t>
         </w:r>
       </w:hyperlink>
       <w:r>
@@ -14728,7 +15341,7 @@
           <w:i/>
           <w:iCs/>
         </w:rPr>
-        <w:t xml:space="preserve">Evolutionary Anthropology</w:t>
+        <w:t xml:space="preserve">Journal of the Royal Statistical Society: Series B (Statistical Methodology)</w:t>
       </w:r>
       <w:r>
         <w:t xml:space="preserve"> </w:t>
@@ -14738,20 +15351,20 @@
           <w:b/>
           <w:bCs/>
         </w:rPr>
-        <w:t xml:space="preserve">26</w:t>
-      </w:r>
-      <w:r>
-        <w:t xml:space="preserve">, 54–73 (2017).</w:t>
-      </w:r>
-    </w:p>
-    <w:bookmarkEnd w:id="252"/>
-    <w:bookmarkStart w:id="254" w:name="ref-ho_etal11"/>
+        <w:t xml:space="preserve">73</w:t>
+      </w:r>
+      <w:r>
+        <w:t xml:space="preserve">, 3–36 (2011).</w:t>
+      </w:r>
+    </w:p>
+    <w:bookmarkEnd w:id="267"/>
+    <w:bookmarkStart w:id="269" w:name="ref-wigerblad_kaplan23"/>
     <w:p>
       <w:pPr>
         <w:pStyle w:val="Bibliography"/>
       </w:pPr>
       <w:r>
-        <w:t xml:space="preserve">98.</w:t>
+        <w:t xml:space="preserve">106.</w:t>
       </w:r>
       <w:r>
         <w:t xml:space="preserve"> </w:t>
@@ -14760,67 +15373,17 @@
         <w:t xml:space="preserve">	</w:t>
       </w:r>
       <w:r>
-        <w:t xml:space="preserve">D. E. Ho, K. Imai, G. King, E. A. Stuart,</w:t>
-      </w:r>
-      <w:r>
-        <w:t xml:space="preserve"> </w:t>
-      </w:r>
-      <w:hyperlink r:id="rId253">
-        <w:r>
-          <w:rPr>
-            <w:rStyle w:val="Hyperlink"/>
-            <w:b/>
-            <w:bCs/>
-          </w:rPr>
-          <w:t xml:space="preserve">MatchIt</w:t>
-        </w:r>
-        <w:r>
-          <w:rPr>
-            <w:rStyle w:val="Hyperlink"/>
-          </w:rPr>
-          <w:t xml:space="preserve"> </w:t>
-        </w:r>
-        <w:r>
-          <w:rPr>
-            <w:rStyle w:val="Hyperlink"/>
-          </w:rPr>
-          <w:t xml:space="preserve">:</w:t>
-        </w:r>
-        <w:r>
-          <w:rPr>
-            <w:rStyle w:val="Hyperlink"/>
-          </w:rPr>
-          <w:t xml:space="preserve"> </w:t>
-        </w:r>
-        <w:r>
-          <w:rPr>
-            <w:rStyle w:val="Hyperlink"/>
-          </w:rPr>
-          <w:t xml:space="preserve">Nonparametric Preprocessing</w:t>
-        </w:r>
-        <w:r>
-          <w:rPr>
-            <w:rStyle w:val="Hyperlink"/>
-          </w:rPr>
-          <w:t xml:space="preserve"> </w:t>
-        </w:r>
-        <w:r>
-          <w:rPr>
-            <w:rStyle w:val="Hyperlink"/>
-          </w:rPr>
-          <w:t xml:space="preserve">for</w:t>
-        </w:r>
-        <w:r>
-          <w:rPr>
-            <w:rStyle w:val="Hyperlink"/>
-          </w:rPr>
-          <w:t xml:space="preserve"> </w:t>
-        </w:r>
-        <w:r>
-          <w:rPr>
-            <w:rStyle w:val="Hyperlink"/>
-          </w:rPr>
-          <w:t xml:space="preserve">Parametric Causal Inference</w:t>
+        <w:t xml:space="preserve">G. Wigerblad, M. J. Kaplan,</w:t>
+      </w:r>
+      <w:r>
+        <w:t xml:space="preserve"> </w:t>
+      </w:r>
+      <w:hyperlink r:id="rId268">
+        <w:r>
+          <w:rPr>
+            <w:rStyle w:val="Hyperlink"/>
+          </w:rPr>
+          <w:t xml:space="preserve">Neutrophil extracellular traps in systemic autoimmune and autoinflammatory diseases</w:t>
         </w:r>
       </w:hyperlink>
       <w:r>
@@ -14834,7 +15397,7 @@
           <w:i/>
           <w:iCs/>
         </w:rPr>
-        <w:t xml:space="preserve">Journal of Statistical Software</w:t>
+        <w:t xml:space="preserve">Nature Reviews Immunology</w:t>
       </w:r>
       <w:r>
         <w:t xml:space="preserve"> </w:t>
@@ -14844,23 +15407,20 @@
           <w:b/>
           <w:bCs/>
         </w:rPr>
-        <w:t xml:space="preserve">42</w:t>
-      </w:r>
-      <w:r>
-        <w:t xml:space="preserve"> </w:t>
-      </w:r>
-      <w:r>
-        <w:t xml:space="preserve">(2011).</w:t>
-      </w:r>
-    </w:p>
-    <w:bookmarkEnd w:id="254"/>
-    <w:bookmarkStart w:id="256" w:name="ref-wood11"/>
+        <w:t xml:space="preserve">23</w:t>
+      </w:r>
+      <w:r>
+        <w:t xml:space="preserve">, 274–288 (2023).</w:t>
+      </w:r>
+    </w:p>
+    <w:bookmarkEnd w:id="269"/>
+    <w:bookmarkStart w:id="271" w:name="ref-mohamed_ali23"/>
     <w:p>
       <w:pPr>
         <w:pStyle w:val="Bibliography"/>
       </w:pPr>
       <w:r>
-        <w:t xml:space="preserve">99.</w:t>
+        <w:t xml:space="preserve">107.</w:t>
       </w:r>
       <w:r>
         <w:t xml:space="preserve"> </w:t>
@@ -14869,17 +15429,17 @@
         <w:t xml:space="preserve">	</w:t>
       </w:r>
       <w:r>
-        <w:t xml:space="preserve">S. N. Wood,</w:t>
-      </w:r>
-      <w:r>
-        <w:t xml:space="preserve"> </w:t>
-      </w:r>
-      <w:hyperlink r:id="rId255">
-        <w:r>
-          <w:rPr>
-            <w:rStyle w:val="Hyperlink"/>
-          </w:rPr>
-          <w:t xml:space="preserve">Fast stable restricted maximum likelihood and marginal likelihood estimation of semiparametric generalized linear models</w:t>
+        <w:t xml:space="preserve">R. A. Mohamed, I. A. Ali,</w:t>
+      </w:r>
+      <w:r>
+        <w:t xml:space="preserve"> </w:t>
+      </w:r>
+      <w:hyperlink r:id="rId270">
+        <w:r>
+          <w:rPr>
+            <w:rStyle w:val="Hyperlink"/>
+          </w:rPr>
+          <w:t xml:space="preserve">Role of neutrophil / lymphocyte ratio, uric acid / albumin ratio and uric acid / creatinine ratio as predictors to severity of preeclampsia</w:t>
         </w:r>
       </w:hyperlink>
       <w:r>
@@ -14893,7 +15453,7 @@
           <w:i/>
           <w:iCs/>
         </w:rPr>
-        <w:t xml:space="preserve">Journal of the Royal Statistical Society: Series B (Statistical Methodology)</w:t>
+        <w:t xml:space="preserve">BMC Pregnancy and Childbirth</w:t>
       </w:r>
       <w:r>
         <w:t xml:space="preserve"> </w:t>
@@ -14903,20 +15463,20 @@
           <w:b/>
           <w:bCs/>
         </w:rPr>
-        <w:t xml:space="preserve">73</w:t>
-      </w:r>
-      <w:r>
-        <w:t xml:space="preserve">, 3–36 (2011).</w:t>
-      </w:r>
-    </w:p>
-    <w:bookmarkEnd w:id="256"/>
-    <w:bookmarkStart w:id="258" w:name="ref-wigerblad_kaplan23"/>
+        <w:t xml:space="preserve">23</w:t>
+      </w:r>
+      <w:r>
+        <w:t xml:space="preserve">, 763 (2023).</w:t>
+      </w:r>
+    </w:p>
+    <w:bookmarkEnd w:id="271"/>
+    <w:bookmarkStart w:id="273" w:name="ref-cheong_etal21"/>
     <w:p>
       <w:pPr>
         <w:pStyle w:val="Bibliography"/>
       </w:pPr>
       <w:r>
-        <w:t xml:space="preserve">100.</w:t>
+        <w:t xml:space="preserve">108.</w:t>
       </w:r>
       <w:r>
         <w:t xml:space="preserve"> </w:t>
@@ -14925,17 +15485,17 @@
         <w:t xml:space="preserve">	</w:t>
       </w:r>
       <w:r>
-        <w:t xml:space="preserve">G. Wigerblad, M. J. Kaplan,</w:t>
-      </w:r>
-      <w:r>
-        <w:t xml:space="preserve"> </w:t>
-      </w:r>
-      <w:hyperlink r:id="rId257">
-        <w:r>
-          <w:rPr>
-            <w:rStyle w:val="Hyperlink"/>
-          </w:rPr>
-          <w:t xml:space="preserve">Neutrophil extracellular traps in systemic autoimmune and autoinflammatory diseases</w:t>
+        <w:t xml:space="preserve">T. Y. Cheong, S. D. Hong, K.-W. Jung, Y. K. So,</w:t>
+      </w:r>
+      <w:r>
+        <w:t xml:space="preserve"> </w:t>
+      </w:r>
+      <w:hyperlink r:id="rId272">
+        <w:r>
+          <w:rPr>
+            <w:rStyle w:val="Hyperlink"/>
+          </w:rPr>
+          <w:t xml:space="preserve">The diagnostic predictive value of neutrophil-to-lymphocyte ratio in thyroid cancer adjusted for tumor size</w:t>
         </w:r>
       </w:hyperlink>
       <w:r>
@@ -14949,7 +15509,7 @@
           <w:i/>
           <w:iCs/>
         </w:rPr>
-        <w:t xml:space="preserve">Nature Reviews Immunology</w:t>
+        <w:t xml:space="preserve">PLOS ONE</w:t>
       </w:r>
       <w:r>
         <w:t xml:space="preserve"> </w:t>
@@ -14959,128 +15519,16 @@
           <w:b/>
           <w:bCs/>
         </w:rPr>
-        <w:t xml:space="preserve">23</w:t>
-      </w:r>
-      <w:r>
-        <w:t xml:space="preserve">, 274–288 (2023).</w:t>
-      </w:r>
-    </w:p>
-    <w:bookmarkEnd w:id="258"/>
-    <w:bookmarkStart w:id="260" w:name="ref-mohamed_ali23"/>
-    <w:p>
-      <w:pPr>
-        <w:pStyle w:val="Bibliography"/>
-      </w:pPr>
-      <w:r>
-        <w:t xml:space="preserve">101.</w:t>
-      </w:r>
-      <w:r>
-        <w:t xml:space="preserve"> </w:t>
-      </w:r>
-      <w:r>
-        <w:t xml:space="preserve">	</w:t>
-      </w:r>
-      <w:r>
-        <w:t xml:space="preserve">R. A. Mohamed, I. A. Ali,</w:t>
-      </w:r>
-      <w:r>
-        <w:t xml:space="preserve"> </w:t>
-      </w:r>
-      <w:hyperlink r:id="rId259">
-        <w:r>
-          <w:rPr>
-            <w:rStyle w:val="Hyperlink"/>
-          </w:rPr>
-          <w:t xml:space="preserve">Role of neutrophil / lymphocyte ratio, uric acid / albumin ratio and uric acid / creatinine ratio as predictors to severity of preeclampsia</w:t>
-        </w:r>
-      </w:hyperlink>
-      <w:r>
-        <w:t xml:space="preserve">.</w:t>
-      </w:r>
-      <w:r>
-        <w:t xml:space="preserve"> </w:t>
-      </w:r>
-      <w:r>
-        <w:rPr>
-          <w:i/>
-          <w:iCs/>
-        </w:rPr>
-        <w:t xml:space="preserve">BMC Pregnancy and Childbirth</w:t>
-      </w:r>
-      <w:r>
-        <w:t xml:space="preserve"> </w:t>
-      </w:r>
-      <w:r>
-        <w:rPr>
-          <w:b/>
-          <w:bCs/>
-        </w:rPr>
-        <w:t xml:space="preserve">23</w:t>
-      </w:r>
-      <w:r>
-        <w:t xml:space="preserve">, 763 (2023).</w:t>
-      </w:r>
-    </w:p>
-    <w:bookmarkEnd w:id="260"/>
-    <w:bookmarkStart w:id="262" w:name="ref-cheong_etal21"/>
-    <w:p>
-      <w:pPr>
-        <w:pStyle w:val="Bibliography"/>
-      </w:pPr>
-      <w:r>
-        <w:t xml:space="preserve">102.</w:t>
-      </w:r>
-      <w:r>
-        <w:t xml:space="preserve"> </w:t>
-      </w:r>
-      <w:r>
-        <w:t xml:space="preserve">	</w:t>
-      </w:r>
-      <w:r>
-        <w:t xml:space="preserve">T. Y. Cheong, S. D. Hong, K.-W. Jung, Y. K. So,</w:t>
-      </w:r>
-      <w:r>
-        <w:t xml:space="preserve"> </w:t>
-      </w:r>
-      <w:hyperlink r:id="rId261">
-        <w:r>
-          <w:rPr>
-            <w:rStyle w:val="Hyperlink"/>
-          </w:rPr>
-          <w:t xml:space="preserve">The diagnostic predictive value of neutrophil-to-lymphocyte ratio in thyroid cancer adjusted for tumor size</w:t>
-        </w:r>
-      </w:hyperlink>
-      <w:r>
-        <w:t xml:space="preserve">.</w:t>
-      </w:r>
-      <w:r>
-        <w:t xml:space="preserve"> </w:t>
-      </w:r>
-      <w:r>
-        <w:rPr>
-          <w:i/>
-          <w:iCs/>
-        </w:rPr>
-        <w:t xml:space="preserve">PLOS ONE</w:t>
-      </w:r>
-      <w:r>
-        <w:t xml:space="preserve"> </w:t>
-      </w:r>
-      <w:r>
-        <w:rPr>
-          <w:b/>
-          <w:bCs/>
-        </w:rPr>
         <w:t xml:space="preserve">16</w:t>
       </w:r>
       <w:r>
         <w:t xml:space="preserve">, e0251446 (2021).</w:t>
       </w:r>
     </w:p>
-    <w:bookmarkEnd w:id="262"/>
-    <w:bookmarkEnd w:id="263"/>
-    <w:bookmarkEnd w:id="264"/>
-    <w:bookmarkEnd w:id="265"/>
+    <w:bookmarkEnd w:id="273"/>
+    <w:bookmarkEnd w:id="274"/>
+    <w:bookmarkEnd w:id="275"/>
+    <w:bookmarkEnd w:id="276"/>
     <w:sectPr>
       <w:footnotePr>
         <w:numRestart w:val="eachSect"/>
